--- a/mylabs/lab6/report.docx
+++ b/mylabs/lab6/report.docx
@@ -390,7 +390,7 @@
           <w:i w:val="0"/>
           <w:sz w:val="28"/>
         </w:rPr>
-        <w:t xml:space="preserve">1. Цель и задачи: </w:t>
+        <w:t xml:space="preserve">Цель: </w:t>
       </w:r>
       <w:r>
         <w:rPr>
@@ -400,14 +400,14 @@
           <w:i w:val="0"/>
           <w:sz w:val="28"/>
         </w:rPr>
-        <w:t>изучить принципы разработки RESTful веб-сервисов на языке Python с использованием фреймворка FastAPI; освоить протокол HTTP, архитектурный стиль REST, валидацию данных с Pydantic и автоматическую генерацию документации Swagger UI.</w:t>
+        <w:t>разработка функционирующего REST API на фреймворке FastAPI для управления книжным магазином, предусматривающего реализацию нескольких эндпоинтов с различными HTTP-методами и их тестирование через Swagger UI.</w:t>
       </w:r>
     </w:p>
     <w:p>
       <w:pPr>
-        <w:spacing w:before="160" w:after="80" w:line="360" w:lineRule="auto"/>
-        <w:ind w:firstLine="0"/>
-        <w:jc w:val="left"/>
+        <w:spacing w:line="360" w:lineRule="auto"/>
+        <w:ind w:firstLine="709"/>
+        <w:jc w:val="both"/>
       </w:pPr>
       <w:r>
         <w:rPr>
@@ -417,7 +417,170 @@
           <w:i w:val="0"/>
           <w:sz w:val="28"/>
         </w:rPr>
-        <w:t>2. Теоретическая часть</w:t>
+        <w:t xml:space="preserve">Постановка задачи: </w:t>
+      </w:r>
+      <w:r>
+        <w:rPr>
+          <w:rFonts w:ascii="Times New Roman" w:hAnsi="Times New Roman" w:cs="Times New Roman"/>
+          <w:rFonts w:ascii="Times New Roman" w:hAnsi="Times New Roman"/>
+          <w:b w:val="0"/>
+          <w:i w:val="0"/>
+          <w:sz w:val="28"/>
+        </w:rPr>
+        <w:t>запустить REST API на фреймворке FastAPI для предметной области «Книжный магазин», реализовав эндпоинты с использованием методов GET, POST, PUT, DELETE и обеспечив возможность их тестирования через Swagger UI или браузер. Для достижения цели необходимо решить следующие задачи:</w:t>
+      </w:r>
+    </w:p>
+    <w:p>
+      <w:pPr>
+        <w:spacing w:before="0" w:after="0" w:line="360" w:lineRule="auto"/>
+        <w:ind w:firstLine="0" w:left="709"/>
+        <w:jc w:val="both"/>
+      </w:pPr>
+      <w:r>
+        <w:rPr>
+          <w:rFonts w:ascii="Times New Roman" w:hAnsi="Times New Roman" w:cs="Times New Roman"/>
+          <w:rFonts w:ascii="Times New Roman" w:hAnsi="Times New Roman"/>
+          <w:b w:val="0"/>
+          <w:i w:val="0"/>
+          <w:sz w:val="28"/>
+        </w:rPr>
+        <w:t>• изучить принципы работы протокола HTTP (методы, коды статуса, заголовки);</w:t>
+      </w:r>
+    </w:p>
+    <w:p>
+      <w:pPr>
+        <w:spacing w:before="0" w:after="0" w:line="360" w:lineRule="auto"/>
+        <w:ind w:firstLine="0" w:left="709"/>
+        <w:jc w:val="both"/>
+      </w:pPr>
+      <w:r>
+        <w:rPr>
+          <w:rFonts w:ascii="Times New Roman" w:hAnsi="Times New Roman" w:cs="Times New Roman"/>
+          <w:rFonts w:ascii="Times New Roman" w:hAnsi="Times New Roman"/>
+          <w:b w:val="0"/>
+          <w:i w:val="0"/>
+          <w:sz w:val="28"/>
+        </w:rPr>
+        <w:t>• изучить основы архитектурного стиля REST и возможности фреймворка FastAPI;</w:t>
+      </w:r>
+    </w:p>
+    <w:p>
+      <w:pPr>
+        <w:spacing w:before="0" w:after="0" w:line="360" w:lineRule="auto"/>
+        <w:ind w:firstLine="0" w:left="709"/>
+        <w:jc w:val="both"/>
+      </w:pPr>
+      <w:r>
+        <w:rPr>
+          <w:rFonts w:ascii="Times New Roman" w:hAnsi="Times New Roman" w:cs="Times New Roman"/>
+          <w:rFonts w:ascii="Times New Roman" w:hAnsi="Times New Roman"/>
+          <w:b w:val="0"/>
+          <w:i w:val="0"/>
+          <w:sz w:val="28"/>
+        </w:rPr>
+        <w:t>• выбрать предметную область и описать основные сущности (ресурсы);</w:t>
+      </w:r>
+    </w:p>
+    <w:p>
+      <w:pPr>
+        <w:spacing w:before="0" w:after="0" w:line="360" w:lineRule="auto"/>
+        <w:ind w:firstLine="0" w:left="709"/>
+        <w:jc w:val="both"/>
+      </w:pPr>
+      <w:r>
+        <w:rPr>
+          <w:rFonts w:ascii="Times New Roman" w:hAnsi="Times New Roman" w:cs="Times New Roman"/>
+          <w:rFonts w:ascii="Times New Roman" w:hAnsi="Times New Roman"/>
+          <w:b w:val="0"/>
+          <w:i w:val="0"/>
+          <w:sz w:val="28"/>
+        </w:rPr>
+        <w:t>• спроектировать REST API: определить эндпоинты и HTTP-методы для каждой сущности;</w:t>
+      </w:r>
+    </w:p>
+    <w:p>
+      <w:pPr>
+        <w:spacing w:before="0" w:after="0" w:line="360" w:lineRule="auto"/>
+        <w:ind w:firstLine="0" w:left="709"/>
+        <w:jc w:val="both"/>
+      </w:pPr>
+      <w:r>
+        <w:rPr>
+          <w:rFonts w:ascii="Times New Roman" w:hAnsi="Times New Roman" w:cs="Times New Roman"/>
+          <w:rFonts w:ascii="Times New Roman" w:hAnsi="Times New Roman"/>
+          <w:b w:val="0"/>
+          <w:i w:val="0"/>
+          <w:sz w:val="28"/>
+        </w:rPr>
+        <w:t>• реализовать CRUD-операции: GET (получение), POST (создание), PUT (обновление), DELETE (удаление);</w:t>
+      </w:r>
+    </w:p>
+    <w:p>
+      <w:pPr>
+        <w:spacing w:before="0" w:after="0" w:line="360" w:lineRule="auto"/>
+        <w:ind w:firstLine="0" w:left="709"/>
+        <w:jc w:val="both"/>
+      </w:pPr>
+      <w:r>
+        <w:rPr>
+          <w:rFonts w:ascii="Times New Roman" w:hAnsi="Times New Roman" w:cs="Times New Roman"/>
+          <w:rFonts w:ascii="Times New Roman" w:hAnsi="Times New Roman"/>
+          <w:b w:val="0"/>
+          <w:i w:val="0"/>
+          <w:sz w:val="28"/>
+        </w:rPr>
+        <w:t>• реализовать Path Parameters и Query Parameters для фильтрации данных;</w:t>
+      </w:r>
+    </w:p>
+    <w:p>
+      <w:pPr>
+        <w:spacing w:before="0" w:after="0" w:line="360" w:lineRule="auto"/>
+        <w:ind w:firstLine="0" w:left="709"/>
+        <w:jc w:val="both"/>
+      </w:pPr>
+      <w:r>
+        <w:rPr>
+          <w:rFonts w:ascii="Times New Roman" w:hAnsi="Times New Roman" w:cs="Times New Roman"/>
+          <w:rFonts w:ascii="Times New Roman" w:hAnsi="Times New Roman"/>
+          <w:b w:val="0"/>
+          <w:i w:val="0"/>
+          <w:sz w:val="28"/>
+        </w:rPr>
+        <w:t>• использовать Pydantic-модели для валидации входных и выходных данных;</w:t>
+      </w:r>
+    </w:p>
+    <w:p>
+      <w:pPr>
+        <w:spacing w:before="0" w:after="0" w:line="360" w:lineRule="auto"/>
+        <w:ind w:firstLine="0" w:left="709"/>
+        <w:jc w:val="both"/>
+      </w:pPr>
+      <w:r>
+        <w:rPr>
+          <w:rFonts w:ascii="Times New Roman" w:hAnsi="Times New Roman" w:cs="Times New Roman"/>
+          <w:rFonts w:ascii="Times New Roman" w:hAnsi="Times New Roman"/>
+          <w:b w:val="0"/>
+          <w:i w:val="0"/>
+          <w:sz w:val="28"/>
+        </w:rPr>
+        <w:t>• организовать хранение данных в памяти (in-memory);</w:t>
+      </w:r>
+    </w:p>
+    <w:p>
+      <w:pPr>
+        <w:spacing w:before="0" w:after="0" w:line="360" w:lineRule="auto"/>
+        <w:ind w:firstLine="0" w:left="709"/>
+        <w:jc w:val="both"/>
+      </w:pPr>
+      <w:r>
+        <w:rPr>
+          <w:rFonts w:ascii="Times New Roman" w:hAnsi="Times New Roman" w:cs="Times New Roman"/>
+          <w:rFonts w:ascii="Times New Roman" w:hAnsi="Times New Roman"/>
+          <w:b w:val="0"/>
+          <w:i w:val="0"/>
+          <w:sz w:val="28"/>
+        </w:rPr>
+        <w:t>• протестировать разработанные эндпоинты через Swagger UI (/docs).</w:t>
       </w:r>
     </w:p>
     <w:p>
@@ -434,7 +597,7 @@
           <w:i w:val="0"/>
           <w:sz w:val="28"/>
         </w:rPr>
-        <w:t>2a. Протокол HTTP</w:t>
+        <w:t>Введение</w:t>
       </w:r>
     </w:p>
     <w:p>
@@ -451,7 +614,126 @@
           <w:i w:val="0"/>
           <w:sz w:val="28"/>
         </w:rPr>
-        <w:t>HTTP (HyperText Transfer Protocol) — протокол передачи гипертекста, на котором основана передача данных в сети Интернет. HTTP-запрос состоит из метода, URI, заголовков и тела. Основные методы:</w:t>
+        <w:t>В современных условиях разработки программного обеспечения значительная часть прикладных систем строится по клиент-серверной модели, где взаимодействие между компонентами осуществляется через программные интерфейсы. REST API является одним из наиболее распространённых способов организации такого взаимодействия, поскольку обеспечивает стандартизированный обмен данными, предсказуемость HTTP-методов и удобство интеграции с веб-клиентами, мобильными приложениями и внешними сервисами.</w:t>
+      </w:r>
+    </w:p>
+    <w:p>
+      <w:pPr>
+        <w:spacing w:before="0" w:after="0" w:line="360" w:lineRule="auto"/>
+        <w:ind w:firstLine="709"/>
+        <w:jc w:val="both"/>
+      </w:pPr>
+      <w:r>
+        <w:rPr>
+          <w:rFonts w:ascii="Times New Roman" w:hAnsi="Times New Roman" w:cs="Times New Roman"/>
+          <w:rFonts w:ascii="Times New Roman" w:hAnsi="Times New Roman"/>
+          <w:b w:val="0"/>
+          <w:i w:val="0"/>
+          <w:sz w:val="28"/>
+        </w:rPr>
+        <w:t>Для практической реализации серверной части приложения в рамках лабораторной работы используется FastAPI — современный Python-фреймворк для построения высокопроизводительных веб-сервисов. Его преимущества заключаются в поддержке строгой типизации, встроенной валидации данных на базе Pydantic, автоматической генерации OpenAPI-документации и удобной маршрутизации через APIRouter. Применение данного инструмента позволяет не только быстро создавать API, но и соблюдать инженерную дисциплину при проектировании структуры приложения.</w:t>
+      </w:r>
+    </w:p>
+    <w:p>
+      <w:pPr>
+        <w:spacing w:before="0" w:after="0" w:line="360" w:lineRule="auto"/>
+        <w:ind w:firstLine="709"/>
+        <w:jc w:val="both"/>
+      </w:pPr>
+      <w:r>
+        <w:rPr>
+          <w:rFonts w:ascii="Times New Roman" w:hAnsi="Times New Roman" w:cs="Times New Roman"/>
+          <w:rFonts w:ascii="Times New Roman" w:hAnsi="Times New Roman"/>
+          <w:b w:val="0"/>
+          <w:i w:val="0"/>
+          <w:sz w:val="28"/>
+        </w:rPr>
+        <w:t>Целью работы является закрепление навыков проектирования и реализации REST-совместимого backend-приложения: изучение принципов маршрутизации, обработки HTTP-запросов различных методов, описания схем входных и выходных данных, а также тестирования созданных эндпоинтов. Полученный результат формирует основу для дальнейшего расширения проекта, например подключения базы данных, аутентификации пользователей и механизмов защиты от типовых уязвимостей веб-приложений.</w:t>
+      </w:r>
+    </w:p>
+    <w:p>
+      <w:pPr>
+        <w:spacing w:before="160" w:after="80" w:line="360" w:lineRule="auto"/>
+        <w:ind w:firstLine="0"/>
+        <w:jc w:val="left"/>
+      </w:pPr>
+      <w:r>
+        <w:rPr>
+          <w:rFonts w:ascii="Times New Roman" w:hAnsi="Times New Roman" w:cs="Times New Roman"/>
+          <w:rFonts w:ascii="Times New Roman" w:hAnsi="Times New Roman"/>
+          <w:b/>
+          <w:i w:val="0"/>
+          <w:sz w:val="28"/>
+        </w:rPr>
+        <w:t>Теоретическая часть</w:t>
+      </w:r>
+    </w:p>
+    <w:p>
+      <w:pPr>
+        <w:spacing w:before="120" w:after="40" w:line="360" w:lineRule="auto"/>
+        <w:ind w:firstLine="709"/>
+        <w:jc w:val="left"/>
+      </w:pPr>
+      <w:r>
+        <w:rPr>
+          <w:rFonts w:ascii="Times New Roman" w:hAnsi="Times New Roman" w:cs="Times New Roman"/>
+          <w:rFonts w:ascii="Times New Roman" w:hAnsi="Times New Roman"/>
+          <w:b/>
+          <w:i/>
+          <w:sz w:val="28"/>
+        </w:rPr>
+        <w:t>Протокол HTTP</w:t>
+      </w:r>
+    </w:p>
+    <w:p>
+      <w:pPr>
+        <w:spacing w:before="0" w:after="0" w:line="360" w:lineRule="auto"/>
+        <w:ind w:firstLine="709"/>
+        <w:jc w:val="both"/>
+      </w:pPr>
+      <w:r>
+        <w:rPr>
+          <w:rFonts w:ascii="Times New Roman" w:hAnsi="Times New Roman" w:cs="Times New Roman"/>
+          <w:rFonts w:ascii="Times New Roman" w:hAnsi="Times New Roman"/>
+          <w:b w:val="0"/>
+          <w:i w:val="0"/>
+          <w:sz w:val="28"/>
+        </w:rPr>
+        <w:t>HTTP (HyperText Transfer Protocol) — протокол прикладного уровня, используемый для передачи данных в сети Интернет. Основу HTTP составляет модель «клиент-сервер»: клиент инициирует соединение и отправляет запрос, сервер принимает запрос, обрабатывает его и возвращает ответ. Протокол является stateless — сервер не хранит информацию о предыдущих запросах клиента, каждый запрос должен содержать всю необходимую информацию для обработки.</w:t>
+      </w:r>
+    </w:p>
+    <w:p>
+      <w:pPr>
+        <w:spacing w:before="0" w:after="0" w:line="360" w:lineRule="auto"/>
+        <w:ind w:firstLine="709"/>
+        <w:jc w:val="both"/>
+      </w:pPr>
+      <w:r>
+        <w:rPr>
+          <w:rFonts w:ascii="Times New Roman" w:hAnsi="Times New Roman" w:cs="Times New Roman"/>
+          <w:rFonts w:ascii="Times New Roman" w:hAnsi="Times New Roman"/>
+          <w:b w:val="0"/>
+          <w:i w:val="0"/>
+          <w:sz w:val="28"/>
+        </w:rPr>
+        <w:t>HTTP-запрос включает в себя: стартовую строку (метод, URL, версия протокола), заголовки (метаинформация о запросе) и тело запроса (опционально, например JSON-данные). HTTP-ответ содержит: статусную строку (версия, код, пояснение), заголовки и тело ответа.</w:t>
+      </w:r>
+    </w:p>
+    <w:p>
+      <w:pPr>
+        <w:spacing w:before="0" w:after="0" w:line="360" w:lineRule="auto"/>
+        <w:ind w:firstLine="709"/>
+        <w:jc w:val="both"/>
+      </w:pPr>
+      <w:r>
+        <w:rPr>
+          <w:rFonts w:ascii="Times New Roman" w:hAnsi="Times New Roman" w:cs="Times New Roman"/>
+          <w:rFonts w:ascii="Times New Roman" w:hAnsi="Times New Roman"/>
+          <w:b w:val="0"/>
+          <w:i w:val="0"/>
+          <w:sz w:val="28"/>
+        </w:rPr>
+        <w:t>Основные HTTP-методы:</w:t>
       </w:r>
     </w:p>
     <w:p>
@@ -478,7 +760,7 @@
           <w:i w:val="0"/>
           <w:sz w:val="28"/>
         </w:rPr>
-        <w:t>получение ресурса (идемпотентный, безопасный);</w:t>
+        <w:t>получение ресурса (идемпотентный, безопасный, не изменяет состояние системы);</w:t>
       </w:r>
     </w:p>
     <w:p>
@@ -505,7 +787,7 @@
           <w:i w:val="0"/>
           <w:sz w:val="28"/>
         </w:rPr>
-        <w:t>создание нового ресурса;</w:t>
+        <w:t>создание нового ресурса или отправка данных на сервер;</w:t>
       </w:r>
     </w:p>
     <w:p>
@@ -532,7 +814,7 @@
           <w:i w:val="0"/>
           <w:sz w:val="28"/>
         </w:rPr>
-        <w:t>полное обновление ресурса;</w:t>
+        <w:t>полное обновление существующего ресурса;</w:t>
       </w:r>
     </w:p>
     <w:p>
@@ -559,7 +841,7 @@
           <w:i w:val="0"/>
           <w:sz w:val="28"/>
         </w:rPr>
-        <w:t>частичное обновление;</w:t>
+        <w:t>частичное обновление ресурса;</w:t>
       </w:r>
     </w:p>
     <w:p>
@@ -603,7 +885,296 @@
           <w:i w:val="0"/>
           <w:sz w:val="28"/>
         </w:rPr>
-        <w:t>HTTP-ответы возвращают коды статуса: 200 OK, 201 Created, 204 No Content, 400 Bad Request, 401 Unauthorized, 403 Forbidden, 404 Not Found, 422 Unprocessable Entity, 500 Internal Server Error.</w:t>
+        <w:t>Коды состояния HTTP делятся на классы: 1xx — информационные; 2xx — успешные (200 OK, 201 Created, 204 No Content); 3xx — перенаправления; 4xx — ошибки клиента (400 Bad Request, 404 Not Found, 422 Unprocessable Entity); 5xx — ошибки сервера. Методы GET, PUT и DELETE являются идемпотентными — многократное выполнение одного запроса приводит к одному результату. POST не является идемпотентным.</w:t>
+      </w:r>
+    </w:p>
+    <w:p>
+      <w:pPr>
+        <w:spacing w:before="120" w:after="40" w:line="360" w:lineRule="auto"/>
+        <w:ind w:firstLine="709"/>
+        <w:jc w:val="left"/>
+      </w:pPr>
+      <w:r>
+        <w:rPr>
+          <w:rFonts w:ascii="Times New Roman" w:hAnsi="Times New Roman" w:cs="Times New Roman"/>
+          <w:rFonts w:ascii="Times New Roman" w:hAnsi="Times New Roman"/>
+          <w:b/>
+          <w:i/>
+          <w:sz w:val="28"/>
+        </w:rPr>
+        <w:t>Основы REST API</w:t>
+      </w:r>
+    </w:p>
+    <w:p>
+      <w:pPr>
+        <w:spacing w:before="0" w:after="0" w:line="360" w:lineRule="auto"/>
+        <w:ind w:firstLine="709"/>
+        <w:jc w:val="both"/>
+      </w:pPr>
+      <w:r>
+        <w:rPr>
+          <w:rFonts w:ascii="Times New Roman" w:hAnsi="Times New Roman" w:cs="Times New Roman"/>
+          <w:rFonts w:ascii="Times New Roman" w:hAnsi="Times New Roman"/>
+          <w:b w:val="0"/>
+          <w:i w:val="0"/>
+          <w:sz w:val="28"/>
+        </w:rPr>
+        <w:t>REST (Representational State Transfer) — архитектурный стиль для построения веб-сервисов. REST API широко используется в веб-разработке для интеграции сервисов и приложений. Ресурс — это любая сущность, к которой можно получить доступ через API (пользователи, товары, заказы). Эндпоинт — конкретный URL-адрес, по которому доступен ресурс или операция над ним.</w:t>
+      </w:r>
+    </w:p>
+    <w:p>
+      <w:pPr>
+        <w:spacing w:before="0" w:after="0" w:line="360" w:lineRule="auto"/>
+        <w:ind w:firstLine="709"/>
+        <w:jc w:val="both"/>
+      </w:pPr>
+      <w:r>
+        <w:rPr>
+          <w:rFonts w:ascii="Times New Roman" w:hAnsi="Times New Roman" w:cs="Times New Roman"/>
+          <w:rFonts w:ascii="Times New Roman" w:hAnsi="Times New Roman"/>
+          <w:b w:val="0"/>
+          <w:i w:val="0"/>
+          <w:sz w:val="28"/>
+        </w:rPr>
+        <w:t>REST API основан на следующих ключевых принципах:</w:t>
+      </w:r>
+    </w:p>
+    <w:p>
+      <w:pPr>
+        <w:spacing w:before="0" w:after="0" w:line="360" w:lineRule="auto"/>
+        <w:ind w:firstLine="0" w:left="709"/>
+        <w:jc w:val="both"/>
+      </w:pPr>
+      <w:r>
+        <w:rPr>
+          <w:rFonts w:ascii="Times New Roman" w:hAnsi="Times New Roman" w:cs="Times New Roman"/>
+          <w:rFonts w:ascii="Times New Roman" w:hAnsi="Times New Roman"/>
+          <w:b w:val="0"/>
+          <w:i w:val="0"/>
+          <w:sz w:val="28"/>
+        </w:rPr>
+        <w:t>• Клиент-серверная архитектура — разделение клиентской и серверной частей, что улучшает масштабируемость;</w:t>
+      </w:r>
+    </w:p>
+    <w:p>
+      <w:pPr>
+        <w:spacing w:before="0" w:after="0" w:line="360" w:lineRule="auto"/>
+        <w:ind w:firstLine="0" w:left="709"/>
+        <w:jc w:val="both"/>
+      </w:pPr>
+      <w:r>
+        <w:rPr>
+          <w:rFonts w:ascii="Times New Roman" w:hAnsi="Times New Roman" w:cs="Times New Roman"/>
+          <w:rFonts w:ascii="Times New Roman" w:hAnsi="Times New Roman"/>
+          <w:b w:val="0"/>
+          <w:i w:val="0"/>
+          <w:sz w:val="28"/>
+        </w:rPr>
+        <w:t>• Отсутствие состояния (Stateless) — каждый запрос обрабатывается сервером отдельно и не зависит от предыдущих;</w:t>
+      </w:r>
+    </w:p>
+    <w:p>
+      <w:pPr>
+        <w:spacing w:before="0" w:after="0" w:line="360" w:lineRule="auto"/>
+        <w:ind w:firstLine="0" w:left="709"/>
+        <w:jc w:val="both"/>
+      </w:pPr>
+      <w:r>
+        <w:rPr>
+          <w:rFonts w:ascii="Times New Roman" w:hAnsi="Times New Roman" w:cs="Times New Roman"/>
+          <w:rFonts w:ascii="Times New Roman" w:hAnsi="Times New Roman"/>
+          <w:b w:val="0"/>
+          <w:i w:val="0"/>
+          <w:sz w:val="28"/>
+        </w:rPr>
+        <w:t>• Кэширование (Cacheable) — ответы помечаются как кэшируемые для снижения нагрузки на сервер;</w:t>
+      </w:r>
+    </w:p>
+    <w:p>
+      <w:pPr>
+        <w:spacing w:before="0" w:after="0" w:line="360" w:lineRule="auto"/>
+        <w:ind w:firstLine="0" w:left="709"/>
+        <w:jc w:val="both"/>
+      </w:pPr>
+      <w:r>
+        <w:rPr>
+          <w:rFonts w:ascii="Times New Roman" w:hAnsi="Times New Roman" w:cs="Times New Roman"/>
+          <w:rFonts w:ascii="Times New Roman" w:hAnsi="Times New Roman"/>
+          <w:b w:val="0"/>
+          <w:i w:val="0"/>
+          <w:sz w:val="28"/>
+        </w:rPr>
+        <w:t>• Единообразие интерфейса (Uniform Interface) — стандартизированные HTTP-методы и URL для работы с ресурсами;</w:t>
+      </w:r>
+    </w:p>
+    <w:p>
+      <w:pPr>
+        <w:spacing w:before="0" w:after="0" w:line="360" w:lineRule="auto"/>
+        <w:ind w:firstLine="0" w:left="709"/>
+        <w:jc w:val="both"/>
+      </w:pPr>
+      <w:r>
+        <w:rPr>
+          <w:rFonts w:ascii="Times New Roman" w:hAnsi="Times New Roman" w:cs="Times New Roman"/>
+          <w:rFonts w:ascii="Times New Roman" w:hAnsi="Times New Roman"/>
+          <w:b w:val="0"/>
+          <w:i w:val="0"/>
+          <w:sz w:val="28"/>
+        </w:rPr>
+        <w:t>• Многоуровневая архитектура (Layered System) — промежуточные серверы (прокси, балансировщики) прозрачны для клиента.</w:t>
+      </w:r>
+    </w:p>
+    <w:p>
+      <w:pPr>
+        <w:spacing w:before="120" w:after="40" w:line="360" w:lineRule="auto"/>
+        <w:ind w:firstLine="709"/>
+        <w:jc w:val="left"/>
+      </w:pPr>
+      <w:r>
+        <w:rPr>
+          <w:rFonts w:ascii="Times New Roman" w:hAnsi="Times New Roman" w:cs="Times New Roman"/>
+          <w:rFonts w:ascii="Times New Roman" w:hAnsi="Times New Roman"/>
+          <w:b/>
+          <w:i/>
+          <w:sz w:val="28"/>
+        </w:rPr>
+        <w:t>Фреймворк FastAPI</w:t>
+      </w:r>
+    </w:p>
+    <w:p>
+      <w:pPr>
+        <w:spacing w:before="0" w:after="0" w:line="360" w:lineRule="auto"/>
+        <w:ind w:firstLine="709"/>
+        <w:jc w:val="both"/>
+      </w:pPr>
+      <w:r>
+        <w:rPr>
+          <w:rFonts w:ascii="Times New Roman" w:hAnsi="Times New Roman" w:cs="Times New Roman"/>
+          <w:rFonts w:ascii="Times New Roman" w:hAnsi="Times New Roman"/>
+          <w:b w:val="0"/>
+          <w:i w:val="0"/>
+          <w:sz w:val="28"/>
+        </w:rPr>
+        <w:t>FastAPI — современный высокопроизводительный веб-фреймворк для создания API на языке Python. Основан на стандарте ASGI (Asynchronous Server Gateway Interface), что обеспечивает высокую производительность, сравнимую с Node.js и Go.</w:t>
+      </w:r>
+    </w:p>
+    <w:p>
+      <w:pPr>
+        <w:spacing w:before="0" w:after="0" w:line="360" w:lineRule="auto"/>
+        <w:ind w:firstLine="709"/>
+        <w:jc w:val="both"/>
+      </w:pPr>
+      <w:r>
+        <w:rPr>
+          <w:rFonts w:ascii="Times New Roman" w:hAnsi="Times New Roman" w:cs="Times New Roman"/>
+          <w:rFonts w:ascii="Times New Roman" w:hAnsi="Times New Roman"/>
+          <w:b w:val="0"/>
+          <w:i w:val="0"/>
+          <w:sz w:val="28"/>
+        </w:rPr>
+        <w:t>К основным возможностям FastAPI относятся:</w:t>
+      </w:r>
+    </w:p>
+    <w:p>
+      <w:pPr>
+        <w:spacing w:before="0" w:after="0" w:line="360" w:lineRule="auto"/>
+        <w:ind w:firstLine="0" w:left="709"/>
+        <w:jc w:val="both"/>
+      </w:pPr>
+      <w:r>
+        <w:rPr>
+          <w:rFonts w:ascii="Times New Roman" w:hAnsi="Times New Roman" w:cs="Times New Roman"/>
+          <w:rFonts w:ascii="Times New Roman" w:hAnsi="Times New Roman"/>
+          <w:b w:val="0"/>
+          <w:i w:val="0"/>
+          <w:sz w:val="28"/>
+        </w:rPr>
+        <w:t>• Высокая производительность — основан на Starlette (ASGI) и Pydantic;</w:t>
+      </w:r>
+    </w:p>
+    <w:p>
+      <w:pPr>
+        <w:spacing w:before="0" w:after="0" w:line="360" w:lineRule="auto"/>
+        <w:ind w:firstLine="0" w:left="709"/>
+        <w:jc w:val="both"/>
+      </w:pPr>
+      <w:r>
+        <w:rPr>
+          <w:rFonts w:ascii="Times New Roman" w:hAnsi="Times New Roman" w:cs="Times New Roman"/>
+          <w:rFonts w:ascii="Times New Roman" w:hAnsi="Times New Roman"/>
+          <w:b w:val="0"/>
+          <w:i w:val="0"/>
+          <w:sz w:val="28"/>
+        </w:rPr>
+        <w:t>• Автоматическая валидация данных — через интеграцию с Pydantic и аннотации типов Python;</w:t>
+      </w:r>
+    </w:p>
+    <w:p>
+      <w:pPr>
+        <w:spacing w:before="0" w:after="0" w:line="360" w:lineRule="auto"/>
+        <w:ind w:firstLine="0" w:left="709"/>
+        <w:jc w:val="both"/>
+      </w:pPr>
+      <w:r>
+        <w:rPr>
+          <w:rFonts w:ascii="Times New Roman" w:hAnsi="Times New Roman" w:cs="Times New Roman"/>
+          <w:rFonts w:ascii="Times New Roman" w:hAnsi="Times New Roman"/>
+          <w:b w:val="0"/>
+          <w:i w:val="0"/>
+          <w:sz w:val="28"/>
+        </w:rPr>
+        <w:t>• Автоматическая генерация документации — Swagger UI (/docs) и ReDoc (/redoc);</w:t>
+      </w:r>
+    </w:p>
+    <w:p>
+      <w:pPr>
+        <w:spacing w:before="0" w:after="0" w:line="360" w:lineRule="auto"/>
+        <w:ind w:firstLine="0" w:left="709"/>
+        <w:jc w:val="both"/>
+      </w:pPr>
+      <w:r>
+        <w:rPr>
+          <w:rFonts w:ascii="Times New Roman" w:hAnsi="Times New Roman" w:cs="Times New Roman"/>
+          <w:rFonts w:ascii="Times New Roman" w:hAnsi="Times New Roman"/>
+          <w:b w:val="0"/>
+          <w:i w:val="0"/>
+          <w:sz w:val="28"/>
+        </w:rPr>
+        <w:t>• Поддержка асинхронного программирования с использованием async/await;</w:t>
+      </w:r>
+    </w:p>
+    <w:p>
+      <w:pPr>
+        <w:spacing w:before="0" w:after="0" w:line="360" w:lineRule="auto"/>
+        <w:ind w:firstLine="0" w:left="709"/>
+        <w:jc w:val="both"/>
+      </w:pPr>
+      <w:r>
+        <w:rPr>
+          <w:rFonts w:ascii="Times New Roman" w:hAnsi="Times New Roman" w:cs="Times New Roman"/>
+          <w:rFonts w:ascii="Times New Roman" w:hAnsi="Times New Roman"/>
+          <w:b w:val="0"/>
+          <w:i w:val="0"/>
+          <w:sz w:val="28"/>
+        </w:rPr>
+        <w:t>• Удобная работа с Path Parameters и Query Parameters с автоматическим приведением типов;</w:t>
+      </w:r>
+    </w:p>
+    <w:p>
+      <w:pPr>
+        <w:spacing w:before="0" w:after="0" w:line="360" w:lineRule="auto"/>
+        <w:ind w:firstLine="0" w:left="709"/>
+        <w:jc w:val="both"/>
+      </w:pPr>
+      <w:r>
+        <w:rPr>
+          <w:rFonts w:ascii="Times New Roman" w:hAnsi="Times New Roman" w:cs="Times New Roman"/>
+          <w:rFonts w:ascii="Times New Roman" w:hAnsi="Times New Roman"/>
+          <w:b w:val="0"/>
+          <w:i w:val="0"/>
+          <w:sz w:val="28"/>
+        </w:rPr>
+        <w:t>• APIRouter — модульная организация маршрутов по сущностям приложения.</w:t>
       </w:r>
     </w:p>
     <w:p>
@@ -620,7 +1191,7 @@
           <w:i w:val="0"/>
           <w:sz w:val="28"/>
         </w:rPr>
-        <w:t>2b. REST API</w:t>
+        <w:t>Используемый технологический стек</w:t>
       </w:r>
     </w:p>
     <w:p>
@@ -637,14 +1208,14 @@
           <w:i w:val="0"/>
           <w:sz w:val="28"/>
         </w:rPr>
-        <w:t>REST (Representational State Transfer) — архитектурный стиль для проектирования распределённых приложений. Основные ограничения REST:</w:t>
+        <w:t>Для реализации данной лабораторной работы использован следующий стек технологий:</w:t>
       </w:r>
     </w:p>
     <w:p>
       <w:pPr>
-        <w:spacing w:line="360" w:lineRule="auto"/>
+        <w:spacing w:before="0" w:after="0" w:line="360" w:lineRule="auto"/>
         <w:ind w:firstLine="0" w:left="709"/>
-        <w:jc w:val="left"/>
+        <w:jc w:val="both"/>
       </w:pPr>
       <w:r>
         <w:rPr>
@@ -654,14 +1225,14 @@
           <w:i w:val="0"/>
           <w:sz w:val="28"/>
         </w:rPr>
-        <w:t>— Единый интерфейс (Uniform Interface) — стандартизированные методы и URL;</w:t>
+        <w:t>• Язык программирования: Python 3.11;</w:t>
       </w:r>
     </w:p>
     <w:p>
       <w:pPr>
-        <w:spacing w:line="360" w:lineRule="auto"/>
+        <w:spacing w:before="0" w:after="0" w:line="360" w:lineRule="auto"/>
         <w:ind w:firstLine="0" w:left="709"/>
-        <w:jc w:val="left"/>
+        <w:jc w:val="both"/>
       </w:pPr>
       <w:r>
         <w:rPr>
@@ -671,14 +1242,14 @@
           <w:i w:val="0"/>
           <w:sz w:val="28"/>
         </w:rPr>
-        <w:t>— Отсутствие состояния (Stateless) — каждый запрос самодостаточен;</w:t>
+        <w:t>• Веб-фреймворк: FastAPI — для создания REST API и обработки HTTP-запросов;</w:t>
       </w:r>
     </w:p>
     <w:p>
       <w:pPr>
-        <w:spacing w:line="360" w:lineRule="auto"/>
+        <w:spacing w:before="0" w:after="0" w:line="360" w:lineRule="auto"/>
         <w:ind w:firstLine="0" w:left="709"/>
-        <w:jc w:val="left"/>
+        <w:jc w:val="both"/>
       </w:pPr>
       <w:r>
         <w:rPr>
@@ -688,14 +1259,14 @@
           <w:i w:val="0"/>
           <w:sz w:val="28"/>
         </w:rPr>
-        <w:t>— Кэширование (Cacheable) — ответы помечаются как кэшируемые/нет;</w:t>
+        <w:t>• Библиотека валидации данных: Pydantic v2 — для описания моделей и проверки входящих данных;</w:t>
       </w:r>
     </w:p>
     <w:p>
       <w:pPr>
-        <w:spacing w:line="360" w:lineRule="auto"/>
+        <w:spacing w:before="0" w:after="0" w:line="360" w:lineRule="auto"/>
         <w:ind w:firstLine="0" w:left="709"/>
-        <w:jc w:val="left"/>
+        <w:jc w:val="both"/>
       </w:pPr>
       <w:r>
         <w:rPr>
@@ -705,14 +1276,14 @@
           <w:i w:val="0"/>
           <w:sz w:val="28"/>
         </w:rPr>
-        <w:t>— Клиент-сервер (Client-Server) — разделение ответственности;</w:t>
+        <w:t>• ASGI-сервер: Uvicorn — для запуска приложения FastAPI;</w:t>
       </w:r>
     </w:p>
     <w:p>
       <w:pPr>
-        <w:spacing w:line="360" w:lineRule="auto"/>
+        <w:spacing w:before="0" w:after="0" w:line="360" w:lineRule="auto"/>
         <w:ind w:firstLine="0" w:left="709"/>
-        <w:jc w:val="left"/>
+        <w:jc w:val="both"/>
       </w:pPr>
       <w:r>
         <w:rPr>
@@ -722,14 +1293,14 @@
           <w:i w:val="0"/>
           <w:sz w:val="28"/>
         </w:rPr>
-        <w:t>— Многоуровневость (Layered System) — промежуточные серверы прозрачны;</w:t>
+        <w:t>• Хранение данных: in-memory (словари Python) — временное хранение данных без подключения к БД;</w:t>
       </w:r>
     </w:p>
     <w:p>
       <w:pPr>
-        <w:spacing w:line="360" w:lineRule="auto"/>
+        <w:spacing w:before="0" w:after="0" w:line="360" w:lineRule="auto"/>
         <w:ind w:firstLine="0" w:left="709"/>
-        <w:jc w:val="left"/>
+        <w:jc w:val="both"/>
       </w:pPr>
       <w:r>
         <w:rPr>
@@ -739,7 +1310,24 @@
           <w:i w:val="0"/>
           <w:sz w:val="28"/>
         </w:rPr>
-        <w:t>— Код по требованию (Code on Demand) — опциональная передача кода.</w:t>
+        <w:t>• Тестирование: встроенная интерактивная документация Swagger UI (доступ по адресу /docs);</w:t>
+      </w:r>
+    </w:p>
+    <w:p>
+      <w:pPr>
+        <w:spacing w:before="0" w:after="0" w:line="360" w:lineRule="auto"/>
+        <w:ind w:firstLine="0" w:left="709"/>
+        <w:jc w:val="both"/>
+      </w:pPr>
+      <w:r>
+        <w:rPr>
+          <w:rFonts w:ascii="Times New Roman" w:hAnsi="Times New Roman" w:cs="Times New Roman"/>
+          <w:rFonts w:ascii="Times New Roman" w:hAnsi="Times New Roman"/>
+          <w:b w:val="0"/>
+          <w:i w:val="0"/>
+          <w:sz w:val="28"/>
+        </w:rPr>
+        <w:t>• Среда разработки: Visual Studio Code.</w:t>
       </w:r>
     </w:p>
     <w:p>
@@ -756,7 +1344,7 @@
           <w:i w:val="0"/>
           <w:sz w:val="28"/>
         </w:rPr>
-        <w:t>2c. FastAPI</w:t>
+        <w:t>Описание предметной области</w:t>
       </w:r>
     </w:p>
     <w:p>
@@ -773,133 +1361,14 @@
           <w:i w:val="0"/>
           <w:sz w:val="28"/>
         </w:rPr>
-        <w:t>FastAPI — современный высокопроизводительный Python-фреймворк для создания API. Ключевые особенности:</w:t>
+        <w:t>В качестве предметной области выбрана система управления книжным магазином (Bookstore API). Данный выбор обусловлен актуальностью задачи автоматизации работы интернет-магазина, наглядностью CRUD-операций и возможностью продемонстрировать бизнес-логику (контроль складских остатков при создании заказа). Приложение управляет тремя основными сущностями:</w:t>
       </w:r>
     </w:p>
     <w:p>
       <w:pPr>
         <w:spacing w:line="360" w:lineRule="auto"/>
         <w:ind w:firstLine="0" w:left="709"/>
-        <w:jc w:val="left"/>
-      </w:pPr>
-      <w:r>
-        <w:rPr>
-          <w:rFonts w:ascii="Times New Roman" w:hAnsi="Times New Roman" w:cs="Times New Roman"/>
-          <w:rFonts w:ascii="Times New Roman" w:hAnsi="Times New Roman"/>
-          <w:b w:val="0"/>
-          <w:i w:val="0"/>
-          <w:sz w:val="28"/>
-        </w:rPr>
-        <w:t>— Pydantic — автоматическая валидация и сериализация данных с аннотациями типов;</w:t>
-      </w:r>
-    </w:p>
-    <w:p>
-      <w:pPr>
-        <w:spacing w:line="360" w:lineRule="auto"/>
-        <w:ind w:firstLine="0" w:left="709"/>
-        <w:jc w:val="left"/>
-      </w:pPr>
-      <w:r>
-        <w:rPr>
-          <w:rFonts w:ascii="Times New Roman" w:hAnsi="Times New Roman" w:cs="Times New Roman"/>
-          <w:rFonts w:ascii="Times New Roman" w:hAnsi="Times New Roman"/>
-          <w:b w:val="0"/>
-          <w:i w:val="0"/>
-          <w:sz w:val="28"/>
-        </w:rPr>
-        <w:t>— Swagger UI / ReDoc — автоматическая интерактивная документация;</w:t>
-      </w:r>
-    </w:p>
-    <w:p>
-      <w:pPr>
-        <w:spacing w:line="360" w:lineRule="auto"/>
-        <w:ind w:firstLine="0" w:left="709"/>
-        <w:jc w:val="left"/>
-      </w:pPr>
-      <w:r>
-        <w:rPr>
-          <w:rFonts w:ascii="Times New Roman" w:hAnsi="Times New Roman" w:cs="Times New Roman"/>
-          <w:rFonts w:ascii="Times New Roman" w:hAnsi="Times New Roman"/>
-          <w:b w:val="0"/>
-          <w:i w:val="0"/>
-          <w:sz w:val="28"/>
-        </w:rPr>
-        <w:t>— Асинхронность (async/await) — поддержка ASGI для высокой производительности;</w:t>
-      </w:r>
-    </w:p>
-    <w:p>
-      <w:pPr>
-        <w:spacing w:line="360" w:lineRule="auto"/>
-        <w:ind w:firstLine="0" w:left="709"/>
-        <w:jc w:val="left"/>
-      </w:pPr>
-      <w:r>
-        <w:rPr>
-          <w:rFonts w:ascii="Times New Roman" w:hAnsi="Times New Roman" w:cs="Times New Roman"/>
-          <w:rFonts w:ascii="Times New Roman" w:hAnsi="Times New Roman"/>
-          <w:b w:val="0"/>
-          <w:i w:val="0"/>
-          <w:sz w:val="28"/>
-        </w:rPr>
-        <w:t>— Dependency Injection — удобная система зависимостей для переиспользования логики;</w:t>
-      </w:r>
-    </w:p>
-    <w:p>
-      <w:pPr>
-        <w:spacing w:line="360" w:lineRule="auto"/>
-        <w:ind w:firstLine="0" w:left="709"/>
-        <w:jc w:val="left"/>
-      </w:pPr>
-      <w:r>
-        <w:rPr>
-          <w:rFonts w:ascii="Times New Roman" w:hAnsi="Times New Roman" w:cs="Times New Roman"/>
-          <w:rFonts w:ascii="Times New Roman" w:hAnsi="Times New Roman"/>
-          <w:b w:val="0"/>
-          <w:i w:val="0"/>
-          <w:sz w:val="28"/>
-        </w:rPr>
-        <w:t>— APIRouter — модульная организация маршрутов.</w:t>
-      </w:r>
-    </w:p>
-    <w:p>
-      <w:pPr>
-        <w:spacing w:before="160" w:after="80" w:line="360" w:lineRule="auto"/>
-        <w:ind w:firstLine="0"/>
-        <w:jc w:val="left"/>
-      </w:pPr>
-      <w:r>
-        <w:rPr>
-          <w:rFonts w:ascii="Times New Roman" w:hAnsi="Times New Roman" w:cs="Times New Roman"/>
-          <w:rFonts w:ascii="Times New Roman" w:hAnsi="Times New Roman"/>
-          <w:b/>
-          <w:i w:val="0"/>
-          <w:sz w:val="28"/>
-        </w:rPr>
-        <w:t>3. Предметная область: Книжный магазин</w:t>
-      </w:r>
-    </w:p>
-    <w:p>
-      <w:pPr>
-        <w:spacing w:before="0" w:after="0" w:line="360" w:lineRule="auto"/>
-        <w:ind w:firstLine="709"/>
         <w:jc w:val="both"/>
-      </w:pPr>
-      <w:r>
-        <w:rPr>
-          <w:rFonts w:ascii="Times New Roman" w:hAnsi="Times New Roman" w:cs="Times New Roman"/>
-          <w:rFonts w:ascii="Times New Roman" w:hAnsi="Times New Roman"/>
-          <w:b w:val="0"/>
-          <w:i w:val="0"/>
-          <w:sz w:val="28"/>
-        </w:rPr>
-        <w:t>Для выполнения работы выбрана предметная область «Книжный магазин». Приложение управляет тремя сущностями:</w:t>
-      </w:r>
-    </w:p>
-    <w:p>
-      <w:pPr>
-        <w:spacing w:line="360" w:lineRule="auto"/>
-        <w:ind w:firstLine="0" w:left="709"/>
-        <w:jc w:val="left"/>
       </w:pPr>
       <w:r>
         <w:rPr>
@@ -919,14 +1388,14 @@
           <w:i w:val="0"/>
           <w:sz w:val="28"/>
         </w:rPr>
-        <w:t>id, title, author, genre, year, price, stock_count — карточка книги;</w:t>
+        <w:t>id, title, author, genre, year, price, stock_count — карточка книги с полями для хранения основной информации и количества экземпляров на складе;</w:t>
       </w:r>
     </w:p>
     <w:p>
       <w:pPr>
         <w:spacing w:line="360" w:lineRule="auto"/>
         <w:ind w:firstLine="0" w:left="709"/>
-        <w:jc w:val="left"/>
+        <w:jc w:val="both"/>
       </w:pPr>
       <w:r>
         <w:rPr>
@@ -946,14 +1415,14 @@
           <w:i w:val="0"/>
           <w:sz w:val="28"/>
         </w:rPr>
-        <w:t>id, name, description — категория (жанр) книг;</w:t>
+        <w:t>id, name, description — категория (жанр) книг для классификации ассортимента;</w:t>
       </w:r>
     </w:p>
     <w:p>
       <w:pPr>
         <w:spacing w:line="360" w:lineRule="auto"/>
         <w:ind w:firstLine="0" w:left="709"/>
-        <w:jc w:val="left"/>
+        <w:jc w:val="both"/>
       </w:pPr>
       <w:r>
         <w:rPr>
@@ -973,7 +1442,7 @@
           <w:i w:val="0"/>
           <w:sz w:val="28"/>
         </w:rPr>
-        <w:t>id, book_id, customer_name, quantity, order_date — заказ покупателя.</w:t>
+        <w:t>id, book_id, customer_name, quantity, order_date — заказ покупателя, связанный с конкретной книгой.</w:t>
       </w:r>
     </w:p>
     <w:p>
@@ -990,7 +1459,24 @@
           <w:i w:val="0"/>
           <w:sz w:val="28"/>
         </w:rPr>
-        <w:t>4. Проектирование API</w:t>
+        <w:t>Проектирование API</w:t>
+      </w:r>
+    </w:p>
+    <w:p>
+      <w:pPr>
+        <w:spacing w:before="0" w:after="0" w:line="360" w:lineRule="auto"/>
+        <w:ind w:firstLine="709"/>
+        <w:jc w:val="both"/>
+      </w:pPr>
+      <w:r>
+        <w:rPr>
+          <w:rFonts w:ascii="Times New Roman" w:hAnsi="Times New Roman" w:cs="Times New Roman"/>
+          <w:rFonts w:ascii="Times New Roman" w:hAnsi="Times New Roman"/>
+          <w:b w:val="0"/>
+          <w:i w:val="0"/>
+          <w:sz w:val="28"/>
+        </w:rPr>
+        <w:t>При проектировании для каждого ресурса определён набор CRUD-эндпоинтов. Предусмотрены Path Parameters для идентификации объекта ({id}) и Query Parameters для фильтрации (genre, search, min_price, max_price). Полный перечень спроектированных эндпоинтов:</w:t>
       </w:r>
     </w:p>
     <w:p>
@@ -1172,7 +1658,7 @@
                 <w:i w:val="0"/>
                 <w:sz w:val="22"/>
               </w:rPr>
-              <w:t>Корневой эндпоинт, информация об API</w:t>
+              <w:t>Корневой эндпоинт</w:t>
             </w:r>
           </w:p>
         </w:tc>
@@ -1258,7 +1744,7 @@
                 <w:i w:val="0"/>
                 <w:sz w:val="22"/>
               </w:rPr>
-              <w:t>Список всех книг</w:t>
+              <w:t>Список всех книг с фильтрацией</w:t>
             </w:r>
           </w:p>
         </w:tc>
@@ -1279,7 +1765,7 @@
                 <w:i w:val="0"/>
                 <w:sz w:val="22"/>
               </w:rPr>
-              <w:t>genre, search, min_price, max_price</w:t>
+              <w:t>genre, search, min_price, max_price (query)</w:t>
             </w:r>
           </w:p>
         </w:tc>
@@ -1516,7 +2002,7 @@
                 <w:i w:val="0"/>
                 <w:sz w:val="22"/>
               </w:rPr>
-              <w:t>Обновить книгу (полностью)</w:t>
+              <w:t>Обновить книгу</w:t>
             </w:r>
           </w:p>
         </w:tc>
@@ -2118,7 +2604,7 @@
                 <w:i w:val="0"/>
                 <w:sz w:val="22"/>
               </w:rPr>
-              <w:t>Список заказов (фильтр по покупателю)</w:t>
+              <w:t>Список заказов</w:t>
             </w:r>
           </w:p>
         </w:tc>
@@ -2376,7 +2862,7 @@
                 <w:i w:val="0"/>
                 <w:sz w:val="22"/>
               </w:rPr>
-              <w:t>Отменить заказ</w:t>
+              <w:t>Отменить заказ (возврат на склад)</w:t>
             </w:r>
           </w:p>
         </w:tc>
@@ -2422,7 +2908,24 @@
           <w:i w:val="0"/>
           <w:sz w:val="28"/>
         </w:rPr>
-        <w:t>5. Архитектура приложения</w:t>
+        <w:t>Реализация</w:t>
+      </w:r>
+    </w:p>
+    <w:p>
+      <w:pPr>
+        <w:spacing w:before="120" w:after="40" w:line="360" w:lineRule="auto"/>
+        <w:ind w:firstLine="709"/>
+        <w:jc w:val="left"/>
+      </w:pPr>
+      <w:r>
+        <w:rPr>
+          <w:rFonts w:ascii="Times New Roman" w:hAnsi="Times New Roman" w:cs="Times New Roman"/>
+          <w:rFonts w:ascii="Times New Roman" w:hAnsi="Times New Roman"/>
+          <w:b/>
+          <w:i/>
+          <w:sz w:val="28"/>
+        </w:rPr>
+        <w:t>Выбор предметной области и обоснование архитектуры</w:t>
       </w:r>
     </w:p>
     <w:p>
@@ -2439,14 +2942,14 @@
           <w:i w:val="0"/>
           <w:sz w:val="28"/>
         </w:rPr>
-        <w:t>Приложение организовано в виде единого файла main.py с модульной структурой на основе APIRouter. Логические блоки:</w:t>
+        <w:t>Архитектура приложения построена по модульному принципу в рамках единого файла main.py с разделением на логические слои: Pydantic-схемы (модели данных), in-memory хранилище с бизнес-логикой и API-роутеры. Такой подход обеспечивает удобство сопровождения, упрощает тестирование и позволяет в дальнейшем заменить временное хранилище на полноценную базу данных (SQLite, PostgreSQL) без изменения внешнего API. Основные компоненты приложения:</w:t>
       </w:r>
     </w:p>
     <w:p>
       <w:pPr>
-        <w:spacing w:line="360" w:lineRule="auto"/>
+        <w:spacing w:before="0" w:after="0" w:line="360" w:lineRule="auto"/>
         <w:ind w:firstLine="0" w:left="709"/>
-        <w:jc w:val="left"/>
+        <w:jc w:val="both"/>
       </w:pPr>
       <w:r>
         <w:rPr>
@@ -2456,14 +2959,14 @@
           <w:i w:val="0"/>
           <w:sz w:val="28"/>
         </w:rPr>
-        <w:t>— Pydantic-модели (BookBase/BookCreate/BookOut, CategoryBase, OrderBase/OrderCreate/OrderOut) — валидация и сериализация;</w:t>
+        <w:t>• Pydantic-модели (BookCreate/BookUpdate/BookOut, CategoryCreate, OrderCreate/OrderOut) — валидация и сериализация данных;</w:t>
       </w:r>
     </w:p>
     <w:p>
       <w:pPr>
-        <w:spacing w:line="360" w:lineRule="auto"/>
+        <w:spacing w:before="0" w:after="0" w:line="360" w:lineRule="auto"/>
         <w:ind w:firstLine="0" w:left="709"/>
-        <w:jc w:val="left"/>
+        <w:jc w:val="both"/>
       </w:pPr>
       <w:r>
         <w:rPr>
@@ -2473,14 +2976,14 @@
           <w:i w:val="0"/>
           <w:sz w:val="28"/>
         </w:rPr>
-        <w:t>— In-memory хранилище (books_db, categories_db, orders_db — словари) — хранение данных в памяти;</w:t>
+        <w:t>• In-memory хранилище (books_db, categories_db, orders_db — словари Python) — временное хранение данных;</w:t>
       </w:r>
     </w:p>
     <w:p>
       <w:pPr>
-        <w:spacing w:line="360" w:lineRule="auto"/>
+        <w:spacing w:before="0" w:after="0" w:line="360" w:lineRule="auto"/>
         <w:ind w:firstLine="0" w:left="709"/>
-        <w:jc w:val="left"/>
+        <w:jc w:val="both"/>
       </w:pPr>
       <w:r>
         <w:rPr>
@@ -2490,14 +2993,14 @@
           <w:i w:val="0"/>
           <w:sz w:val="28"/>
         </w:rPr>
-        <w:t>— Функции-счётчики ID (_next_book_id, _next_cat_id, _next_order_id) — автоинкремент;</w:t>
+        <w:t>• Функции-счётчики ID (_next_book_id, _next_cat_id, _next_order_id) — автоинкремент первичных ключей;</w:t>
       </w:r>
     </w:p>
     <w:p>
       <w:pPr>
-        <w:spacing w:line="360" w:lineRule="auto"/>
+        <w:spacing w:before="0" w:after="0" w:line="360" w:lineRule="auto"/>
         <w:ind w:firstLine="0" w:left="709"/>
-        <w:jc w:val="left"/>
+        <w:jc w:val="both"/>
       </w:pPr>
       <w:r>
         <w:rPr>
@@ -2507,14 +3010,14 @@
           <w:i w:val="0"/>
           <w:sz w:val="28"/>
         </w:rPr>
-        <w:t>— APIRouter для каждой сущности (books_router, categories_router, orders_router) — маршрутизация;</w:t>
+        <w:t>• APIRouter для каждой сущности (books_router, categories_router, orders_router) — модульная маршрутизация;</w:t>
       </w:r>
     </w:p>
     <w:p>
       <w:pPr>
-        <w:spacing w:line="360" w:lineRule="auto"/>
+        <w:spacing w:before="0" w:after="0" w:line="360" w:lineRule="auto"/>
         <w:ind w:firstLine="0" w:left="709"/>
-        <w:jc w:val="left"/>
+        <w:jc w:val="both"/>
       </w:pPr>
       <w:r>
         <w:rPr>
@@ -2524,13 +3027,13 @@
           <w:i w:val="0"/>
           <w:sz w:val="28"/>
         </w:rPr>
-        <w:t>— FastAPI app — сборка всех роутеров, настройка метаданных и Swagger UI.</w:t>
+        <w:t>• FastAPI app — точка сборки всех роутеров и настройка метаданных OpenAPI.</w:t>
       </w:r>
     </w:p>
     <w:p>
       <w:pPr>
-        <w:spacing w:before="160" w:after="80" w:line="360" w:lineRule="auto"/>
-        <w:ind w:firstLine="0"/>
+        <w:spacing w:before="120" w:after="40" w:line="360" w:lineRule="auto"/>
+        <w:ind w:firstLine="709"/>
         <w:jc w:val="left"/>
       </w:pPr>
       <w:r>
@@ -2538,10 +3041,10 @@
           <w:rFonts w:ascii="Times New Roman" w:hAnsi="Times New Roman" w:cs="Times New Roman"/>
           <w:rFonts w:ascii="Times New Roman" w:hAnsi="Times New Roman"/>
           <w:b/>
-          <w:i w:val="0"/>
+          <w:i/>
           <w:sz w:val="28"/>
         </w:rPr>
-        <w:t>6. Реализация</w:t>
+        <w:t>Реализация моделей данных и валидации</w:t>
       </w:r>
     </w:p>
     <w:p>
@@ -2558,7 +3061,7 @@
           <w:i w:val="0"/>
           <w:sz w:val="28"/>
         </w:rPr>
-        <w:t>Pydantic-модели для книги:</w:t>
+        <w:t>Для строгой типизации и автоматической проверки входящих данных использована библиотека Pydantic v2. Основные схемы включают модели для создания, обновления и возврата данных о книгах и заказах. Особое внимание уделено валидации: цена книги должна быть строго положительной (gt=0), год издания — в диапазоне 1000–2100, количество в заказе — от 1 до 100. Модель BookUpdate использует только Optional-поля для поддержки частичного обновления через PUT:</w:t>
       </w:r>
     </w:p>
     <w:p>
@@ -2624,6 +3127,28 @@
           <w:rFonts w:ascii="Courier New" w:hAnsi="Courier New"/>
           <w:sz w:val="20"/>
         </w:rPr>
+        <w:t>from datetime import date</w:t>
+      </w:r>
+    </w:p>
+    <w:p>
+      <w:pPr>
+        <w:spacing w:before="0" w:after="0" w:line="240" w:lineRule="auto"/>
+        <w:ind w:firstLine="0" w:left="0"/>
+        <w:jc w:val="left"/>
+        <w:pBdr>
+          <w:top w:val="single" w:sz="4" w:space="1" w:color="CCCCCC"/>
+          <w:left w:val="single" w:sz="4" w:space="1" w:color="CCCCCC"/>
+          <w:bottom w:val="single" w:sz="4" w:space="1" w:color="CCCCCC"/>
+          <w:right w:val="single" w:sz="4" w:space="1" w:color="CCCCCC"/>
+        </w:pBdr>
+        <w:shd w:val="clear" w:color="auto" w:fill="F5F5F5"/>
+      </w:pPr>
+      <w:r>
+        <w:rPr>
+          <w:rFonts w:ascii="Courier New" w:hAnsi="Courier New" w:cs="Courier New"/>
+          <w:rFonts w:ascii="Courier New" w:hAnsi="Courier New"/>
+          <w:sz w:val="20"/>
+        </w:rPr>
         <w:t xml:space="preserve"> </w:t>
       </w:r>
     </w:p>
@@ -2888,6 +3413,182 @@
           <w:rFonts w:ascii="Courier New" w:hAnsi="Courier New"/>
           <w:sz w:val="20"/>
         </w:rPr>
+        <w:t>class BookUpdate(BaseModel):</w:t>
+      </w:r>
+    </w:p>
+    <w:p>
+      <w:pPr>
+        <w:spacing w:before="0" w:after="0" w:line="240" w:lineRule="auto"/>
+        <w:ind w:firstLine="0" w:left="0"/>
+        <w:jc w:val="left"/>
+        <w:pBdr>
+          <w:top w:val="single" w:sz="4" w:space="1" w:color="CCCCCC"/>
+          <w:left w:val="single" w:sz="4" w:space="1" w:color="CCCCCC"/>
+          <w:bottom w:val="single" w:sz="4" w:space="1" w:color="CCCCCC"/>
+          <w:right w:val="single" w:sz="4" w:space="1" w:color="CCCCCC"/>
+        </w:pBdr>
+        <w:shd w:val="clear" w:color="auto" w:fill="F5F5F5"/>
+      </w:pPr>
+      <w:r>
+        <w:rPr>
+          <w:rFonts w:ascii="Courier New" w:hAnsi="Courier New" w:cs="Courier New"/>
+          <w:rFonts w:ascii="Courier New" w:hAnsi="Courier New"/>
+          <w:sz w:val="20"/>
+        </w:rPr>
+        <w:t xml:space="preserve">    title: Optional[str] = Field(None, min_length=1, max_length=200)</w:t>
+      </w:r>
+    </w:p>
+    <w:p>
+      <w:pPr>
+        <w:spacing w:before="0" w:after="0" w:line="240" w:lineRule="auto"/>
+        <w:ind w:firstLine="0" w:left="0"/>
+        <w:jc w:val="left"/>
+        <w:pBdr>
+          <w:top w:val="single" w:sz="4" w:space="1" w:color="CCCCCC"/>
+          <w:left w:val="single" w:sz="4" w:space="1" w:color="CCCCCC"/>
+          <w:bottom w:val="single" w:sz="4" w:space="1" w:color="CCCCCC"/>
+          <w:right w:val="single" w:sz="4" w:space="1" w:color="CCCCCC"/>
+        </w:pBdr>
+        <w:shd w:val="clear" w:color="auto" w:fill="F5F5F5"/>
+      </w:pPr>
+      <w:r>
+        <w:rPr>
+          <w:rFonts w:ascii="Courier New" w:hAnsi="Courier New" w:cs="Courier New"/>
+          <w:rFonts w:ascii="Courier New" w:hAnsi="Courier New"/>
+          <w:sz w:val="20"/>
+        </w:rPr>
+        <w:t xml:space="preserve">    author: Optional[str] = Field(None, min_length=1, max_length=100)</w:t>
+      </w:r>
+    </w:p>
+    <w:p>
+      <w:pPr>
+        <w:spacing w:before="0" w:after="0" w:line="240" w:lineRule="auto"/>
+        <w:ind w:firstLine="0" w:left="0"/>
+        <w:jc w:val="left"/>
+        <w:pBdr>
+          <w:top w:val="single" w:sz="4" w:space="1" w:color="CCCCCC"/>
+          <w:left w:val="single" w:sz="4" w:space="1" w:color="CCCCCC"/>
+          <w:bottom w:val="single" w:sz="4" w:space="1" w:color="CCCCCC"/>
+          <w:right w:val="single" w:sz="4" w:space="1" w:color="CCCCCC"/>
+        </w:pBdr>
+        <w:shd w:val="clear" w:color="auto" w:fill="F5F5F5"/>
+      </w:pPr>
+      <w:r>
+        <w:rPr>
+          <w:rFonts w:ascii="Courier New" w:hAnsi="Courier New" w:cs="Courier New"/>
+          <w:rFonts w:ascii="Courier New" w:hAnsi="Courier New"/>
+          <w:sz w:val="20"/>
+        </w:rPr>
+        <w:t xml:space="preserve">    genre: Optional[str] = Field(None, min_length=1, max_length=60)</w:t>
+      </w:r>
+    </w:p>
+    <w:p>
+      <w:pPr>
+        <w:spacing w:before="0" w:after="0" w:line="240" w:lineRule="auto"/>
+        <w:ind w:firstLine="0" w:left="0"/>
+        <w:jc w:val="left"/>
+        <w:pBdr>
+          <w:top w:val="single" w:sz="4" w:space="1" w:color="CCCCCC"/>
+          <w:left w:val="single" w:sz="4" w:space="1" w:color="CCCCCC"/>
+          <w:bottom w:val="single" w:sz="4" w:space="1" w:color="CCCCCC"/>
+          <w:right w:val="single" w:sz="4" w:space="1" w:color="CCCCCC"/>
+        </w:pBdr>
+        <w:shd w:val="clear" w:color="auto" w:fill="F5F5F5"/>
+      </w:pPr>
+      <w:r>
+        <w:rPr>
+          <w:rFonts w:ascii="Courier New" w:hAnsi="Courier New" w:cs="Courier New"/>
+          <w:rFonts w:ascii="Courier New" w:hAnsi="Courier New"/>
+          <w:sz w:val="20"/>
+        </w:rPr>
+        <w:t xml:space="preserve">    year: Optional[int] = Field(None, ge=1000, le=2100)</w:t>
+      </w:r>
+    </w:p>
+    <w:p>
+      <w:pPr>
+        <w:spacing w:before="0" w:after="0" w:line="240" w:lineRule="auto"/>
+        <w:ind w:firstLine="0" w:left="0"/>
+        <w:jc w:val="left"/>
+        <w:pBdr>
+          <w:top w:val="single" w:sz="4" w:space="1" w:color="CCCCCC"/>
+          <w:left w:val="single" w:sz="4" w:space="1" w:color="CCCCCC"/>
+          <w:bottom w:val="single" w:sz="4" w:space="1" w:color="CCCCCC"/>
+          <w:right w:val="single" w:sz="4" w:space="1" w:color="CCCCCC"/>
+        </w:pBdr>
+        <w:shd w:val="clear" w:color="auto" w:fill="F5F5F5"/>
+      </w:pPr>
+      <w:r>
+        <w:rPr>
+          <w:rFonts w:ascii="Courier New" w:hAnsi="Courier New" w:cs="Courier New"/>
+          <w:rFonts w:ascii="Courier New" w:hAnsi="Courier New"/>
+          <w:sz w:val="20"/>
+        </w:rPr>
+        <w:t xml:space="preserve">    price: Optional[float] = Field(None, gt=0)</w:t>
+      </w:r>
+    </w:p>
+    <w:p>
+      <w:pPr>
+        <w:spacing w:before="0" w:after="0" w:line="240" w:lineRule="auto"/>
+        <w:ind w:firstLine="0" w:left="0"/>
+        <w:jc w:val="left"/>
+        <w:pBdr>
+          <w:top w:val="single" w:sz="4" w:space="1" w:color="CCCCCC"/>
+          <w:left w:val="single" w:sz="4" w:space="1" w:color="CCCCCC"/>
+          <w:bottom w:val="single" w:sz="4" w:space="1" w:color="CCCCCC"/>
+          <w:right w:val="single" w:sz="4" w:space="1" w:color="CCCCCC"/>
+        </w:pBdr>
+        <w:shd w:val="clear" w:color="auto" w:fill="F5F5F5"/>
+      </w:pPr>
+      <w:r>
+        <w:rPr>
+          <w:rFonts w:ascii="Courier New" w:hAnsi="Courier New" w:cs="Courier New"/>
+          <w:rFonts w:ascii="Courier New" w:hAnsi="Courier New"/>
+          <w:sz w:val="20"/>
+        </w:rPr>
+        <w:t xml:space="preserve">    stock_count: Optional[int] = Field(None, ge=0)</w:t>
+      </w:r>
+    </w:p>
+    <w:p>
+      <w:pPr>
+        <w:spacing w:before="0" w:after="0" w:line="240" w:lineRule="auto"/>
+        <w:ind w:firstLine="0" w:left="0"/>
+        <w:jc w:val="left"/>
+        <w:pBdr>
+          <w:top w:val="single" w:sz="4" w:space="1" w:color="CCCCCC"/>
+          <w:left w:val="single" w:sz="4" w:space="1" w:color="CCCCCC"/>
+          <w:bottom w:val="single" w:sz="4" w:space="1" w:color="CCCCCC"/>
+          <w:right w:val="single" w:sz="4" w:space="1" w:color="CCCCCC"/>
+        </w:pBdr>
+        <w:shd w:val="clear" w:color="auto" w:fill="F5F5F5"/>
+      </w:pPr>
+      <w:r>
+        <w:rPr>
+          <w:rFonts w:ascii="Courier New" w:hAnsi="Courier New" w:cs="Courier New"/>
+          <w:rFonts w:ascii="Courier New" w:hAnsi="Courier New"/>
+          <w:sz w:val="20"/>
+        </w:rPr>
+        <w:t xml:space="preserve"> </w:t>
+      </w:r>
+    </w:p>
+    <w:p>
+      <w:pPr>
+        <w:spacing w:before="0" w:after="0" w:line="240" w:lineRule="auto"/>
+        <w:ind w:firstLine="0" w:left="0"/>
+        <w:jc w:val="left"/>
+        <w:pBdr>
+          <w:top w:val="single" w:sz="4" w:space="1" w:color="CCCCCC"/>
+          <w:left w:val="single" w:sz="4" w:space="1" w:color="CCCCCC"/>
+          <w:bottom w:val="single" w:sz="4" w:space="1" w:color="CCCCCC"/>
+          <w:right w:val="single" w:sz="4" w:space="1" w:color="CCCCCC"/>
+        </w:pBdr>
+        <w:shd w:val="clear" w:color="auto" w:fill="F5F5F5"/>
+      </w:pPr>
+      <w:r>
+        <w:rPr>
+          <w:rFonts w:ascii="Courier New" w:hAnsi="Courier New" w:cs="Courier New"/>
+          <w:rFonts w:ascii="Courier New" w:hAnsi="Courier New"/>
+          <w:sz w:val="20"/>
+        </w:rPr>
         <w:t>class BookOut(BookBase):</w:t>
       </w:r>
     </w:p>
@@ -2937,6 +3638,226 @@
     </w:p>
     <w:p>
       <w:pPr>
+        <w:spacing w:before="0" w:after="0" w:line="240" w:lineRule="auto"/>
+        <w:ind w:firstLine="0" w:left="0"/>
+        <w:jc w:val="left"/>
+        <w:pBdr>
+          <w:top w:val="single" w:sz="4" w:space="1" w:color="CCCCCC"/>
+          <w:left w:val="single" w:sz="4" w:space="1" w:color="CCCCCC"/>
+          <w:bottom w:val="single" w:sz="4" w:space="1" w:color="CCCCCC"/>
+          <w:right w:val="single" w:sz="4" w:space="1" w:color="CCCCCC"/>
+        </w:pBdr>
+        <w:shd w:val="clear" w:color="auto" w:fill="F5F5F5"/>
+      </w:pPr>
+      <w:r>
+        <w:rPr>
+          <w:rFonts w:ascii="Courier New" w:hAnsi="Courier New" w:cs="Courier New"/>
+          <w:rFonts w:ascii="Courier New" w:hAnsi="Courier New"/>
+          <w:sz w:val="20"/>
+        </w:rPr>
+        <w:t xml:space="preserve"> </w:t>
+      </w:r>
+    </w:p>
+    <w:p>
+      <w:pPr>
+        <w:spacing w:before="0" w:after="0" w:line="240" w:lineRule="auto"/>
+        <w:ind w:firstLine="0" w:left="0"/>
+        <w:jc w:val="left"/>
+        <w:pBdr>
+          <w:top w:val="single" w:sz="4" w:space="1" w:color="CCCCCC"/>
+          <w:left w:val="single" w:sz="4" w:space="1" w:color="CCCCCC"/>
+          <w:bottom w:val="single" w:sz="4" w:space="1" w:color="CCCCCC"/>
+          <w:right w:val="single" w:sz="4" w:space="1" w:color="CCCCCC"/>
+        </w:pBdr>
+        <w:shd w:val="clear" w:color="auto" w:fill="F5F5F5"/>
+      </w:pPr>
+      <w:r>
+        <w:rPr>
+          <w:rFonts w:ascii="Courier New" w:hAnsi="Courier New" w:cs="Courier New"/>
+          <w:rFonts w:ascii="Courier New" w:hAnsi="Courier New"/>
+          <w:sz w:val="20"/>
+        </w:rPr>
+        <w:t>class OrderCreate(BaseModel):</w:t>
+      </w:r>
+    </w:p>
+    <w:p>
+      <w:pPr>
+        <w:spacing w:before="0" w:after="0" w:line="240" w:lineRule="auto"/>
+        <w:ind w:firstLine="0" w:left="0"/>
+        <w:jc w:val="left"/>
+        <w:pBdr>
+          <w:top w:val="single" w:sz="4" w:space="1" w:color="CCCCCC"/>
+          <w:left w:val="single" w:sz="4" w:space="1" w:color="CCCCCC"/>
+          <w:bottom w:val="single" w:sz="4" w:space="1" w:color="CCCCCC"/>
+          <w:right w:val="single" w:sz="4" w:space="1" w:color="CCCCCC"/>
+        </w:pBdr>
+        <w:shd w:val="clear" w:color="auto" w:fill="F5F5F5"/>
+      </w:pPr>
+      <w:r>
+        <w:rPr>
+          <w:rFonts w:ascii="Courier New" w:hAnsi="Courier New" w:cs="Courier New"/>
+          <w:rFonts w:ascii="Courier New" w:hAnsi="Courier New"/>
+          <w:sz w:val="20"/>
+        </w:rPr>
+        <w:t xml:space="preserve">    book_id: int = Field(..., gt=0)</w:t>
+      </w:r>
+    </w:p>
+    <w:p>
+      <w:pPr>
+        <w:spacing w:before="0" w:after="0" w:line="240" w:lineRule="auto"/>
+        <w:ind w:firstLine="0" w:left="0"/>
+        <w:jc w:val="left"/>
+        <w:pBdr>
+          <w:top w:val="single" w:sz="4" w:space="1" w:color="CCCCCC"/>
+          <w:left w:val="single" w:sz="4" w:space="1" w:color="CCCCCC"/>
+          <w:bottom w:val="single" w:sz="4" w:space="1" w:color="CCCCCC"/>
+          <w:right w:val="single" w:sz="4" w:space="1" w:color="CCCCCC"/>
+        </w:pBdr>
+        <w:shd w:val="clear" w:color="auto" w:fill="F5F5F5"/>
+      </w:pPr>
+      <w:r>
+        <w:rPr>
+          <w:rFonts w:ascii="Courier New" w:hAnsi="Courier New" w:cs="Courier New"/>
+          <w:rFonts w:ascii="Courier New" w:hAnsi="Courier New"/>
+          <w:sz w:val="20"/>
+        </w:rPr>
+        <w:t xml:space="preserve">    customer_name: str = Field(..., min_length=2, max_length=100)</w:t>
+      </w:r>
+    </w:p>
+    <w:p>
+      <w:pPr>
+        <w:spacing w:before="0" w:after="0" w:line="240" w:lineRule="auto"/>
+        <w:ind w:firstLine="0" w:left="0"/>
+        <w:jc w:val="left"/>
+        <w:pBdr>
+          <w:top w:val="single" w:sz="4" w:space="1" w:color="CCCCCC"/>
+          <w:left w:val="single" w:sz="4" w:space="1" w:color="CCCCCC"/>
+          <w:bottom w:val="single" w:sz="4" w:space="1" w:color="CCCCCC"/>
+          <w:right w:val="single" w:sz="4" w:space="1" w:color="CCCCCC"/>
+        </w:pBdr>
+        <w:shd w:val="clear" w:color="auto" w:fill="F5F5F5"/>
+      </w:pPr>
+      <w:r>
+        <w:rPr>
+          <w:rFonts w:ascii="Courier New" w:hAnsi="Courier New" w:cs="Courier New"/>
+          <w:rFonts w:ascii="Courier New" w:hAnsi="Courier New"/>
+          <w:sz w:val="20"/>
+        </w:rPr>
+        <w:t xml:space="preserve">    quantity: int = Field(..., ge=1, le=100)</w:t>
+      </w:r>
+    </w:p>
+    <w:p>
+      <w:pPr>
+        <w:spacing w:before="0" w:after="0" w:line="240" w:lineRule="auto"/>
+        <w:ind w:firstLine="0" w:left="0"/>
+        <w:jc w:val="left"/>
+        <w:pBdr>
+          <w:top w:val="single" w:sz="4" w:space="1" w:color="CCCCCC"/>
+          <w:left w:val="single" w:sz="4" w:space="1" w:color="CCCCCC"/>
+          <w:bottom w:val="single" w:sz="4" w:space="1" w:color="CCCCCC"/>
+          <w:right w:val="single" w:sz="4" w:space="1" w:color="CCCCCC"/>
+        </w:pBdr>
+        <w:shd w:val="clear" w:color="auto" w:fill="F5F5F5"/>
+      </w:pPr>
+      <w:r>
+        <w:rPr>
+          <w:rFonts w:ascii="Courier New" w:hAnsi="Courier New" w:cs="Courier New"/>
+          <w:rFonts w:ascii="Courier New" w:hAnsi="Courier New"/>
+          <w:sz w:val="20"/>
+        </w:rPr>
+        <w:t xml:space="preserve"> </w:t>
+      </w:r>
+    </w:p>
+    <w:p>
+      <w:pPr>
+        <w:spacing w:before="0" w:after="0" w:line="240" w:lineRule="auto"/>
+        <w:ind w:firstLine="0" w:left="0"/>
+        <w:jc w:val="left"/>
+        <w:pBdr>
+          <w:top w:val="single" w:sz="4" w:space="1" w:color="CCCCCC"/>
+          <w:left w:val="single" w:sz="4" w:space="1" w:color="CCCCCC"/>
+          <w:bottom w:val="single" w:sz="4" w:space="1" w:color="CCCCCC"/>
+          <w:right w:val="single" w:sz="4" w:space="1" w:color="CCCCCC"/>
+        </w:pBdr>
+        <w:shd w:val="clear" w:color="auto" w:fill="F5F5F5"/>
+      </w:pPr>
+      <w:r>
+        <w:rPr>
+          <w:rFonts w:ascii="Courier New" w:hAnsi="Courier New" w:cs="Courier New"/>
+          <w:rFonts w:ascii="Courier New" w:hAnsi="Courier New"/>
+          <w:sz w:val="20"/>
+        </w:rPr>
+        <w:t>class OrderOut(OrderCreate):</w:t>
+      </w:r>
+    </w:p>
+    <w:p>
+      <w:pPr>
+        <w:spacing w:before="0" w:after="0" w:line="240" w:lineRule="auto"/>
+        <w:ind w:firstLine="0" w:left="0"/>
+        <w:jc w:val="left"/>
+        <w:pBdr>
+          <w:top w:val="single" w:sz="4" w:space="1" w:color="CCCCCC"/>
+          <w:left w:val="single" w:sz="4" w:space="1" w:color="CCCCCC"/>
+          <w:bottom w:val="single" w:sz="4" w:space="1" w:color="CCCCCC"/>
+          <w:right w:val="single" w:sz="4" w:space="1" w:color="CCCCCC"/>
+        </w:pBdr>
+        <w:shd w:val="clear" w:color="auto" w:fill="F5F5F5"/>
+      </w:pPr>
+      <w:r>
+        <w:rPr>
+          <w:rFonts w:ascii="Courier New" w:hAnsi="Courier New" w:cs="Courier New"/>
+          <w:rFonts w:ascii="Courier New" w:hAnsi="Courier New"/>
+          <w:sz w:val="20"/>
+        </w:rPr>
+        <w:t xml:space="preserve">    id: int</w:t>
+      </w:r>
+    </w:p>
+    <w:p>
+      <w:pPr>
+        <w:spacing w:before="0" w:after="0" w:line="240" w:lineRule="auto"/>
+        <w:ind w:firstLine="0" w:left="0"/>
+        <w:jc w:val="left"/>
+        <w:pBdr>
+          <w:top w:val="single" w:sz="4" w:space="1" w:color="CCCCCC"/>
+          <w:left w:val="single" w:sz="4" w:space="1" w:color="CCCCCC"/>
+          <w:bottom w:val="single" w:sz="4" w:space="1" w:color="CCCCCC"/>
+          <w:right w:val="single" w:sz="4" w:space="1" w:color="CCCCCC"/>
+        </w:pBdr>
+        <w:shd w:val="clear" w:color="auto" w:fill="F5F5F5"/>
+      </w:pPr>
+      <w:r>
+        <w:rPr>
+          <w:rFonts w:ascii="Courier New" w:hAnsi="Courier New" w:cs="Courier New"/>
+          <w:rFonts w:ascii="Courier New" w:hAnsi="Courier New"/>
+          <w:sz w:val="20"/>
+        </w:rPr>
+        <w:t xml:space="preserve">    order_date: date</w:t>
+      </w:r>
+    </w:p>
+    <w:p>
+      <w:pPr>
+        <w:spacing w:before="0" w:after="0" w:line="240" w:lineRule="auto"/>
+        <w:ind w:firstLine="0" w:left="0"/>
+        <w:jc w:val="left"/>
+        <w:pBdr>
+          <w:top w:val="single" w:sz="4" w:space="1" w:color="CCCCCC"/>
+          <w:left w:val="single" w:sz="4" w:space="1" w:color="CCCCCC"/>
+          <w:bottom w:val="single" w:sz="4" w:space="1" w:color="CCCCCC"/>
+          <w:right w:val="single" w:sz="4" w:space="1" w:color="CCCCCC"/>
+        </w:pBdr>
+        <w:shd w:val="clear" w:color="auto" w:fill="F5F5F5"/>
+      </w:pPr>
+      <w:r>
+        <w:rPr>
+          <w:rFonts w:ascii="Courier New" w:hAnsi="Courier New" w:cs="Courier New"/>
+          <w:rFonts w:ascii="Courier New" w:hAnsi="Courier New"/>
+          <w:sz w:val="20"/>
+        </w:rPr>
+        <w:t xml:space="preserve">    model_config = {"from_attributes": True}</w:t>
+      </w:r>
+    </w:p>
+    <w:p>
+      <w:pPr>
         <w:spacing w:before="40" w:after="120"/>
         <w:ind w:firstLine="0"/>
         <w:jc w:val="center"/>
@@ -2949,7 +3870,24 @@
           <w:i/>
           <w:sz w:val="24"/>
         </w:rPr>
-        <w:t>Рис. 1. Pydantic-модели для сущности Book</w:t>
+        <w:t>Рис. 1. Pydantic-модели для сущностей Book и Order</w:t>
+      </w:r>
+    </w:p>
+    <w:p>
+      <w:pPr>
+        <w:spacing w:before="120" w:after="40" w:line="360" w:lineRule="auto"/>
+        <w:ind w:firstLine="709"/>
+        <w:jc w:val="left"/>
+      </w:pPr>
+      <w:r>
+        <w:rPr>
+          <w:rFonts w:ascii="Times New Roman" w:hAnsi="Times New Roman" w:cs="Times New Roman"/>
+          <w:rFonts w:ascii="Times New Roman" w:hAnsi="Times New Roman"/>
+          <w:b/>
+          <w:i/>
+          <w:sz w:val="28"/>
+        </w:rPr>
+        <w:t>Хранение данных и бизнес-логика сервисного слоя</w:t>
       </w:r>
     </w:p>
     <w:p>
@@ -2966,7 +3904,1158 @@
           <w:i w:val="0"/>
           <w:sz w:val="28"/>
         </w:rPr>
-        <w:t>Определение роутера для книг (CRUD-операции):</w:t>
+        <w:t>Данные хранятся в словарях Python (in-memory). Ключевая особенность реализации — бизнес-логика заказа: при создании заказа проверяется наличие книги в базе и достаточность остатка на складе. При нехватке товара возвращается статус 400 Bad Request. При успешном создании заказа остаток stock_count уменьшается на количество заказанных экземпляров. При отмене заказа (DELETE /orders/{id}) остаток автоматически восстанавливается:</w:t>
+      </w:r>
+    </w:p>
+    <w:p>
+      <w:pPr>
+        <w:spacing w:before="0" w:after="0" w:line="240" w:lineRule="auto"/>
+        <w:ind w:firstLine="0" w:left="0"/>
+        <w:jc w:val="left"/>
+        <w:pBdr>
+          <w:top w:val="single" w:sz="4" w:space="1" w:color="CCCCCC"/>
+          <w:left w:val="single" w:sz="4" w:space="1" w:color="CCCCCC"/>
+          <w:bottom w:val="single" w:sz="4" w:space="1" w:color="CCCCCC"/>
+          <w:right w:val="single" w:sz="4" w:space="1" w:color="CCCCCC"/>
+        </w:pBdr>
+        <w:shd w:val="clear" w:color="auto" w:fill="F5F5F5"/>
+      </w:pPr>
+      <w:r>
+        <w:rPr>
+          <w:rFonts w:ascii="Courier New" w:hAnsi="Courier New" w:cs="Courier New"/>
+          <w:rFonts w:ascii="Courier New" w:hAnsi="Courier New"/>
+          <w:sz w:val="20"/>
+        </w:rPr>
+        <w:t># In-memory хранилища (без подключения к БД)</w:t>
+      </w:r>
+    </w:p>
+    <w:p>
+      <w:pPr>
+        <w:spacing w:before="0" w:after="0" w:line="240" w:lineRule="auto"/>
+        <w:ind w:firstLine="0" w:left="0"/>
+        <w:jc w:val="left"/>
+        <w:pBdr>
+          <w:top w:val="single" w:sz="4" w:space="1" w:color="CCCCCC"/>
+          <w:left w:val="single" w:sz="4" w:space="1" w:color="CCCCCC"/>
+          <w:bottom w:val="single" w:sz="4" w:space="1" w:color="CCCCCC"/>
+          <w:right w:val="single" w:sz="4" w:space="1" w:color="CCCCCC"/>
+        </w:pBdr>
+        <w:shd w:val="clear" w:color="auto" w:fill="F5F5F5"/>
+      </w:pPr>
+      <w:r>
+        <w:rPr>
+          <w:rFonts w:ascii="Courier New" w:hAnsi="Courier New" w:cs="Courier New"/>
+          <w:rFonts w:ascii="Courier New" w:hAnsi="Courier New"/>
+          <w:sz w:val="20"/>
+        </w:rPr>
+        <w:t>books_db: dict[int, dict] = {}</w:t>
+      </w:r>
+    </w:p>
+    <w:p>
+      <w:pPr>
+        <w:spacing w:before="0" w:after="0" w:line="240" w:lineRule="auto"/>
+        <w:ind w:firstLine="0" w:left="0"/>
+        <w:jc w:val="left"/>
+        <w:pBdr>
+          <w:top w:val="single" w:sz="4" w:space="1" w:color="CCCCCC"/>
+          <w:left w:val="single" w:sz="4" w:space="1" w:color="CCCCCC"/>
+          <w:bottom w:val="single" w:sz="4" w:space="1" w:color="CCCCCC"/>
+          <w:right w:val="single" w:sz="4" w:space="1" w:color="CCCCCC"/>
+        </w:pBdr>
+        <w:shd w:val="clear" w:color="auto" w:fill="F5F5F5"/>
+      </w:pPr>
+      <w:r>
+        <w:rPr>
+          <w:rFonts w:ascii="Courier New" w:hAnsi="Courier New" w:cs="Courier New"/>
+          <w:rFonts w:ascii="Courier New" w:hAnsi="Courier New"/>
+          <w:sz w:val="20"/>
+        </w:rPr>
+        <w:t>categories_db: dict[int, dict] = {}</w:t>
+      </w:r>
+    </w:p>
+    <w:p>
+      <w:pPr>
+        <w:spacing w:before="0" w:after="0" w:line="240" w:lineRule="auto"/>
+        <w:ind w:firstLine="0" w:left="0"/>
+        <w:jc w:val="left"/>
+        <w:pBdr>
+          <w:top w:val="single" w:sz="4" w:space="1" w:color="CCCCCC"/>
+          <w:left w:val="single" w:sz="4" w:space="1" w:color="CCCCCC"/>
+          <w:bottom w:val="single" w:sz="4" w:space="1" w:color="CCCCCC"/>
+          <w:right w:val="single" w:sz="4" w:space="1" w:color="CCCCCC"/>
+        </w:pBdr>
+        <w:shd w:val="clear" w:color="auto" w:fill="F5F5F5"/>
+      </w:pPr>
+      <w:r>
+        <w:rPr>
+          <w:rFonts w:ascii="Courier New" w:hAnsi="Courier New" w:cs="Courier New"/>
+          <w:rFonts w:ascii="Courier New" w:hAnsi="Courier New"/>
+          <w:sz w:val="20"/>
+        </w:rPr>
+        <w:t>orders_db: dict[int, dict] = {}</w:t>
+      </w:r>
+    </w:p>
+    <w:p>
+      <w:pPr>
+        <w:spacing w:before="0" w:after="0" w:line="240" w:lineRule="auto"/>
+        <w:ind w:firstLine="0" w:left="0"/>
+        <w:jc w:val="left"/>
+        <w:pBdr>
+          <w:top w:val="single" w:sz="4" w:space="1" w:color="CCCCCC"/>
+          <w:left w:val="single" w:sz="4" w:space="1" w:color="CCCCCC"/>
+          <w:bottom w:val="single" w:sz="4" w:space="1" w:color="CCCCCC"/>
+          <w:right w:val="single" w:sz="4" w:space="1" w:color="CCCCCC"/>
+        </w:pBdr>
+        <w:shd w:val="clear" w:color="auto" w:fill="F5F5F5"/>
+      </w:pPr>
+      <w:r>
+        <w:rPr>
+          <w:rFonts w:ascii="Courier New" w:hAnsi="Courier New" w:cs="Courier New"/>
+          <w:rFonts w:ascii="Courier New" w:hAnsi="Courier New"/>
+          <w:sz w:val="20"/>
+        </w:rPr>
+        <w:t xml:space="preserve"> </w:t>
+      </w:r>
+    </w:p>
+    <w:p>
+      <w:pPr>
+        <w:spacing w:before="0" w:after="0" w:line="240" w:lineRule="auto"/>
+        <w:ind w:firstLine="0" w:left="0"/>
+        <w:jc w:val="left"/>
+        <w:pBdr>
+          <w:top w:val="single" w:sz="4" w:space="1" w:color="CCCCCC"/>
+          <w:left w:val="single" w:sz="4" w:space="1" w:color="CCCCCC"/>
+          <w:bottom w:val="single" w:sz="4" w:space="1" w:color="CCCCCC"/>
+          <w:right w:val="single" w:sz="4" w:space="1" w:color="CCCCCC"/>
+        </w:pBdr>
+        <w:shd w:val="clear" w:color="auto" w:fill="F5F5F5"/>
+      </w:pPr>
+      <w:r>
+        <w:rPr>
+          <w:rFonts w:ascii="Courier New" w:hAnsi="Courier New" w:cs="Courier New"/>
+          <w:rFonts w:ascii="Courier New" w:hAnsi="Courier New"/>
+          <w:sz w:val="20"/>
+        </w:rPr>
+        <w:t>_book_counter = 0</w:t>
+      </w:r>
+    </w:p>
+    <w:p>
+      <w:pPr>
+        <w:spacing w:before="0" w:after="0" w:line="240" w:lineRule="auto"/>
+        <w:ind w:firstLine="0" w:left="0"/>
+        <w:jc w:val="left"/>
+        <w:pBdr>
+          <w:top w:val="single" w:sz="4" w:space="1" w:color="CCCCCC"/>
+          <w:left w:val="single" w:sz="4" w:space="1" w:color="CCCCCC"/>
+          <w:bottom w:val="single" w:sz="4" w:space="1" w:color="CCCCCC"/>
+          <w:right w:val="single" w:sz="4" w:space="1" w:color="CCCCCC"/>
+        </w:pBdr>
+        <w:shd w:val="clear" w:color="auto" w:fill="F5F5F5"/>
+      </w:pPr>
+      <w:r>
+        <w:rPr>
+          <w:rFonts w:ascii="Courier New" w:hAnsi="Courier New" w:cs="Courier New"/>
+          <w:rFonts w:ascii="Courier New" w:hAnsi="Courier New"/>
+          <w:sz w:val="20"/>
+        </w:rPr>
+        <w:t>_cat_counter  = 0</w:t>
+      </w:r>
+    </w:p>
+    <w:p>
+      <w:pPr>
+        <w:spacing w:before="0" w:after="0" w:line="240" w:lineRule="auto"/>
+        <w:ind w:firstLine="0" w:left="0"/>
+        <w:jc w:val="left"/>
+        <w:pBdr>
+          <w:top w:val="single" w:sz="4" w:space="1" w:color="CCCCCC"/>
+          <w:left w:val="single" w:sz="4" w:space="1" w:color="CCCCCC"/>
+          <w:bottom w:val="single" w:sz="4" w:space="1" w:color="CCCCCC"/>
+          <w:right w:val="single" w:sz="4" w:space="1" w:color="CCCCCC"/>
+        </w:pBdr>
+        <w:shd w:val="clear" w:color="auto" w:fill="F5F5F5"/>
+      </w:pPr>
+      <w:r>
+        <w:rPr>
+          <w:rFonts w:ascii="Courier New" w:hAnsi="Courier New" w:cs="Courier New"/>
+          <w:rFonts w:ascii="Courier New" w:hAnsi="Courier New"/>
+          <w:sz w:val="20"/>
+        </w:rPr>
+        <w:t>_order_counter = 0</w:t>
+      </w:r>
+    </w:p>
+    <w:p>
+      <w:pPr>
+        <w:spacing w:before="0" w:after="0" w:line="240" w:lineRule="auto"/>
+        <w:ind w:firstLine="0" w:left="0"/>
+        <w:jc w:val="left"/>
+        <w:pBdr>
+          <w:top w:val="single" w:sz="4" w:space="1" w:color="CCCCCC"/>
+          <w:left w:val="single" w:sz="4" w:space="1" w:color="CCCCCC"/>
+          <w:bottom w:val="single" w:sz="4" w:space="1" w:color="CCCCCC"/>
+          <w:right w:val="single" w:sz="4" w:space="1" w:color="CCCCCC"/>
+        </w:pBdr>
+        <w:shd w:val="clear" w:color="auto" w:fill="F5F5F5"/>
+      </w:pPr>
+      <w:r>
+        <w:rPr>
+          <w:rFonts w:ascii="Courier New" w:hAnsi="Courier New" w:cs="Courier New"/>
+          <w:rFonts w:ascii="Courier New" w:hAnsi="Courier New"/>
+          <w:sz w:val="20"/>
+        </w:rPr>
+        <w:t xml:space="preserve"> </w:t>
+      </w:r>
+    </w:p>
+    <w:p>
+      <w:pPr>
+        <w:spacing w:before="0" w:after="0" w:line="240" w:lineRule="auto"/>
+        <w:ind w:firstLine="0" w:left="0"/>
+        <w:jc w:val="left"/>
+        <w:pBdr>
+          <w:top w:val="single" w:sz="4" w:space="1" w:color="CCCCCC"/>
+          <w:left w:val="single" w:sz="4" w:space="1" w:color="CCCCCC"/>
+          <w:bottom w:val="single" w:sz="4" w:space="1" w:color="CCCCCC"/>
+          <w:right w:val="single" w:sz="4" w:space="1" w:color="CCCCCC"/>
+        </w:pBdr>
+        <w:shd w:val="clear" w:color="auto" w:fill="F5F5F5"/>
+      </w:pPr>
+      <w:r>
+        <w:rPr>
+          <w:rFonts w:ascii="Courier New" w:hAnsi="Courier New" w:cs="Courier New"/>
+          <w:rFonts w:ascii="Courier New" w:hAnsi="Courier New"/>
+          <w:sz w:val="20"/>
+        </w:rPr>
+        <w:t>def _next_book_id() -&gt; int:</w:t>
+      </w:r>
+    </w:p>
+    <w:p>
+      <w:pPr>
+        <w:spacing w:before="0" w:after="0" w:line="240" w:lineRule="auto"/>
+        <w:ind w:firstLine="0" w:left="0"/>
+        <w:jc w:val="left"/>
+        <w:pBdr>
+          <w:top w:val="single" w:sz="4" w:space="1" w:color="CCCCCC"/>
+          <w:left w:val="single" w:sz="4" w:space="1" w:color="CCCCCC"/>
+          <w:bottom w:val="single" w:sz="4" w:space="1" w:color="CCCCCC"/>
+          <w:right w:val="single" w:sz="4" w:space="1" w:color="CCCCCC"/>
+        </w:pBdr>
+        <w:shd w:val="clear" w:color="auto" w:fill="F5F5F5"/>
+      </w:pPr>
+      <w:r>
+        <w:rPr>
+          <w:rFonts w:ascii="Courier New" w:hAnsi="Courier New" w:cs="Courier New"/>
+          <w:rFonts w:ascii="Courier New" w:hAnsi="Courier New"/>
+          <w:sz w:val="20"/>
+        </w:rPr>
+        <w:t xml:space="preserve">    global _book_counter</w:t>
+      </w:r>
+    </w:p>
+    <w:p>
+      <w:pPr>
+        <w:spacing w:before="0" w:after="0" w:line="240" w:lineRule="auto"/>
+        <w:ind w:firstLine="0" w:left="0"/>
+        <w:jc w:val="left"/>
+        <w:pBdr>
+          <w:top w:val="single" w:sz="4" w:space="1" w:color="CCCCCC"/>
+          <w:left w:val="single" w:sz="4" w:space="1" w:color="CCCCCC"/>
+          <w:bottom w:val="single" w:sz="4" w:space="1" w:color="CCCCCC"/>
+          <w:right w:val="single" w:sz="4" w:space="1" w:color="CCCCCC"/>
+        </w:pBdr>
+        <w:shd w:val="clear" w:color="auto" w:fill="F5F5F5"/>
+      </w:pPr>
+      <w:r>
+        <w:rPr>
+          <w:rFonts w:ascii="Courier New" w:hAnsi="Courier New" w:cs="Courier New"/>
+          <w:rFonts w:ascii="Courier New" w:hAnsi="Courier New"/>
+          <w:sz w:val="20"/>
+        </w:rPr>
+        <w:t xml:space="preserve">    _book_counter += 1</w:t>
+      </w:r>
+    </w:p>
+    <w:p>
+      <w:pPr>
+        <w:spacing w:before="0" w:after="0" w:line="240" w:lineRule="auto"/>
+        <w:ind w:firstLine="0" w:left="0"/>
+        <w:jc w:val="left"/>
+        <w:pBdr>
+          <w:top w:val="single" w:sz="4" w:space="1" w:color="CCCCCC"/>
+          <w:left w:val="single" w:sz="4" w:space="1" w:color="CCCCCC"/>
+          <w:bottom w:val="single" w:sz="4" w:space="1" w:color="CCCCCC"/>
+          <w:right w:val="single" w:sz="4" w:space="1" w:color="CCCCCC"/>
+        </w:pBdr>
+        <w:shd w:val="clear" w:color="auto" w:fill="F5F5F5"/>
+      </w:pPr>
+      <w:r>
+        <w:rPr>
+          <w:rFonts w:ascii="Courier New" w:hAnsi="Courier New" w:cs="Courier New"/>
+          <w:rFonts w:ascii="Courier New" w:hAnsi="Courier New"/>
+          <w:sz w:val="20"/>
+        </w:rPr>
+        <w:t xml:space="preserve">    return _book_counter</w:t>
+      </w:r>
+    </w:p>
+    <w:p>
+      <w:pPr>
+        <w:spacing w:before="0" w:after="0" w:line="240" w:lineRule="auto"/>
+        <w:ind w:firstLine="0" w:left="0"/>
+        <w:jc w:val="left"/>
+        <w:pBdr>
+          <w:top w:val="single" w:sz="4" w:space="1" w:color="CCCCCC"/>
+          <w:left w:val="single" w:sz="4" w:space="1" w:color="CCCCCC"/>
+          <w:bottom w:val="single" w:sz="4" w:space="1" w:color="CCCCCC"/>
+          <w:right w:val="single" w:sz="4" w:space="1" w:color="CCCCCC"/>
+        </w:pBdr>
+        <w:shd w:val="clear" w:color="auto" w:fill="F5F5F5"/>
+      </w:pPr>
+      <w:r>
+        <w:rPr>
+          <w:rFonts w:ascii="Courier New" w:hAnsi="Courier New" w:cs="Courier New"/>
+          <w:rFonts w:ascii="Courier New" w:hAnsi="Courier New"/>
+          <w:sz w:val="20"/>
+        </w:rPr>
+        <w:t xml:space="preserve"> </w:t>
+      </w:r>
+    </w:p>
+    <w:p>
+      <w:pPr>
+        <w:spacing w:before="0" w:after="0" w:line="240" w:lineRule="auto"/>
+        <w:ind w:firstLine="0" w:left="0"/>
+        <w:jc w:val="left"/>
+        <w:pBdr>
+          <w:top w:val="single" w:sz="4" w:space="1" w:color="CCCCCC"/>
+          <w:left w:val="single" w:sz="4" w:space="1" w:color="CCCCCC"/>
+          <w:bottom w:val="single" w:sz="4" w:space="1" w:color="CCCCCC"/>
+          <w:right w:val="single" w:sz="4" w:space="1" w:color="CCCCCC"/>
+        </w:pBdr>
+        <w:shd w:val="clear" w:color="auto" w:fill="F5F5F5"/>
+      </w:pPr>
+      <w:r>
+        <w:rPr>
+          <w:rFonts w:ascii="Courier New" w:hAnsi="Courier New" w:cs="Courier New"/>
+          <w:rFonts w:ascii="Courier New" w:hAnsi="Courier New"/>
+          <w:sz w:val="20"/>
+        </w:rPr>
+        <w:t>def _next_order_id() -&gt; int:</w:t>
+      </w:r>
+    </w:p>
+    <w:p>
+      <w:pPr>
+        <w:spacing w:before="0" w:after="0" w:line="240" w:lineRule="auto"/>
+        <w:ind w:firstLine="0" w:left="0"/>
+        <w:jc w:val="left"/>
+        <w:pBdr>
+          <w:top w:val="single" w:sz="4" w:space="1" w:color="CCCCCC"/>
+          <w:left w:val="single" w:sz="4" w:space="1" w:color="CCCCCC"/>
+          <w:bottom w:val="single" w:sz="4" w:space="1" w:color="CCCCCC"/>
+          <w:right w:val="single" w:sz="4" w:space="1" w:color="CCCCCC"/>
+        </w:pBdr>
+        <w:shd w:val="clear" w:color="auto" w:fill="F5F5F5"/>
+      </w:pPr>
+      <w:r>
+        <w:rPr>
+          <w:rFonts w:ascii="Courier New" w:hAnsi="Courier New" w:cs="Courier New"/>
+          <w:rFonts w:ascii="Courier New" w:hAnsi="Courier New"/>
+          <w:sz w:val="20"/>
+        </w:rPr>
+        <w:t xml:space="preserve">    global _order_counter</w:t>
+      </w:r>
+    </w:p>
+    <w:p>
+      <w:pPr>
+        <w:spacing w:before="0" w:after="0" w:line="240" w:lineRule="auto"/>
+        <w:ind w:firstLine="0" w:left="0"/>
+        <w:jc w:val="left"/>
+        <w:pBdr>
+          <w:top w:val="single" w:sz="4" w:space="1" w:color="CCCCCC"/>
+          <w:left w:val="single" w:sz="4" w:space="1" w:color="CCCCCC"/>
+          <w:bottom w:val="single" w:sz="4" w:space="1" w:color="CCCCCC"/>
+          <w:right w:val="single" w:sz="4" w:space="1" w:color="CCCCCC"/>
+        </w:pBdr>
+        <w:shd w:val="clear" w:color="auto" w:fill="F5F5F5"/>
+      </w:pPr>
+      <w:r>
+        <w:rPr>
+          <w:rFonts w:ascii="Courier New" w:hAnsi="Courier New" w:cs="Courier New"/>
+          <w:rFonts w:ascii="Courier New" w:hAnsi="Courier New"/>
+          <w:sz w:val="20"/>
+        </w:rPr>
+        <w:t xml:space="preserve">    _order_counter += 1</w:t>
+      </w:r>
+    </w:p>
+    <w:p>
+      <w:pPr>
+        <w:spacing w:before="0" w:after="0" w:line="240" w:lineRule="auto"/>
+        <w:ind w:firstLine="0" w:left="0"/>
+        <w:jc w:val="left"/>
+        <w:pBdr>
+          <w:top w:val="single" w:sz="4" w:space="1" w:color="CCCCCC"/>
+          <w:left w:val="single" w:sz="4" w:space="1" w:color="CCCCCC"/>
+          <w:bottom w:val="single" w:sz="4" w:space="1" w:color="CCCCCC"/>
+          <w:right w:val="single" w:sz="4" w:space="1" w:color="CCCCCC"/>
+        </w:pBdr>
+        <w:shd w:val="clear" w:color="auto" w:fill="F5F5F5"/>
+      </w:pPr>
+      <w:r>
+        <w:rPr>
+          <w:rFonts w:ascii="Courier New" w:hAnsi="Courier New" w:cs="Courier New"/>
+          <w:rFonts w:ascii="Courier New" w:hAnsi="Courier New"/>
+          <w:sz w:val="20"/>
+        </w:rPr>
+        <w:t xml:space="preserve">    return _order_counter</w:t>
+      </w:r>
+    </w:p>
+    <w:p>
+      <w:pPr>
+        <w:spacing w:before="0" w:after="0" w:line="240" w:lineRule="auto"/>
+        <w:ind w:firstLine="0" w:left="0"/>
+        <w:jc w:val="left"/>
+        <w:pBdr>
+          <w:top w:val="single" w:sz="4" w:space="1" w:color="CCCCCC"/>
+          <w:left w:val="single" w:sz="4" w:space="1" w:color="CCCCCC"/>
+          <w:bottom w:val="single" w:sz="4" w:space="1" w:color="CCCCCC"/>
+          <w:right w:val="single" w:sz="4" w:space="1" w:color="CCCCCC"/>
+        </w:pBdr>
+        <w:shd w:val="clear" w:color="auto" w:fill="F5F5F5"/>
+      </w:pPr>
+      <w:r>
+        <w:rPr>
+          <w:rFonts w:ascii="Courier New" w:hAnsi="Courier New" w:cs="Courier New"/>
+          <w:rFonts w:ascii="Courier New" w:hAnsi="Courier New"/>
+          <w:sz w:val="20"/>
+        </w:rPr>
+        <w:t xml:space="preserve"> </w:t>
+      </w:r>
+    </w:p>
+    <w:p>
+      <w:pPr>
+        <w:spacing w:before="0" w:after="0" w:line="240" w:lineRule="auto"/>
+        <w:ind w:firstLine="0" w:left="0"/>
+        <w:jc w:val="left"/>
+        <w:pBdr>
+          <w:top w:val="single" w:sz="4" w:space="1" w:color="CCCCCC"/>
+          <w:left w:val="single" w:sz="4" w:space="1" w:color="CCCCCC"/>
+          <w:bottom w:val="single" w:sz="4" w:space="1" w:color="CCCCCC"/>
+          <w:right w:val="single" w:sz="4" w:space="1" w:color="CCCCCC"/>
+        </w:pBdr>
+        <w:shd w:val="clear" w:color="auto" w:fill="F5F5F5"/>
+      </w:pPr>
+      <w:r>
+        <w:rPr>
+          <w:rFonts w:ascii="Courier New" w:hAnsi="Courier New" w:cs="Courier New"/>
+          <w:rFonts w:ascii="Courier New" w:hAnsi="Courier New"/>
+          <w:sz w:val="20"/>
+        </w:rPr>
+        <w:t># Бизнес-логика: создание заказа с проверкой наличия товара</w:t>
+      </w:r>
+    </w:p>
+    <w:p>
+      <w:pPr>
+        <w:spacing w:before="0" w:after="0" w:line="240" w:lineRule="auto"/>
+        <w:ind w:firstLine="0" w:left="0"/>
+        <w:jc w:val="left"/>
+        <w:pBdr>
+          <w:top w:val="single" w:sz="4" w:space="1" w:color="CCCCCC"/>
+          <w:left w:val="single" w:sz="4" w:space="1" w:color="CCCCCC"/>
+          <w:bottom w:val="single" w:sz="4" w:space="1" w:color="CCCCCC"/>
+          <w:right w:val="single" w:sz="4" w:space="1" w:color="CCCCCC"/>
+        </w:pBdr>
+        <w:shd w:val="clear" w:color="auto" w:fill="F5F5F5"/>
+      </w:pPr>
+      <w:r>
+        <w:rPr>
+          <w:rFonts w:ascii="Courier New" w:hAnsi="Courier New" w:cs="Courier New"/>
+          <w:rFonts w:ascii="Courier New" w:hAnsi="Courier New"/>
+          <w:sz w:val="20"/>
+        </w:rPr>
+        <w:t>@orders_router.post("/", response_model=OrderOut, status_code=201)</w:t>
+      </w:r>
+    </w:p>
+    <w:p>
+      <w:pPr>
+        <w:spacing w:before="0" w:after="0" w:line="240" w:lineRule="auto"/>
+        <w:ind w:firstLine="0" w:left="0"/>
+        <w:jc w:val="left"/>
+        <w:pBdr>
+          <w:top w:val="single" w:sz="4" w:space="1" w:color="CCCCCC"/>
+          <w:left w:val="single" w:sz="4" w:space="1" w:color="CCCCCC"/>
+          <w:bottom w:val="single" w:sz="4" w:space="1" w:color="CCCCCC"/>
+          <w:right w:val="single" w:sz="4" w:space="1" w:color="CCCCCC"/>
+        </w:pBdr>
+        <w:shd w:val="clear" w:color="auto" w:fill="F5F5F5"/>
+      </w:pPr>
+      <w:r>
+        <w:rPr>
+          <w:rFonts w:ascii="Courier New" w:hAnsi="Courier New" w:cs="Courier New"/>
+          <w:rFonts w:ascii="Courier New" w:hAnsi="Courier New"/>
+          <w:sz w:val="20"/>
+        </w:rPr>
+        <w:t>def create_order(order: OrderCreate):</w:t>
+      </w:r>
+    </w:p>
+    <w:p>
+      <w:pPr>
+        <w:spacing w:before="0" w:after="0" w:line="240" w:lineRule="auto"/>
+        <w:ind w:firstLine="0" w:left="0"/>
+        <w:jc w:val="left"/>
+        <w:pBdr>
+          <w:top w:val="single" w:sz="4" w:space="1" w:color="CCCCCC"/>
+          <w:left w:val="single" w:sz="4" w:space="1" w:color="CCCCCC"/>
+          <w:bottom w:val="single" w:sz="4" w:space="1" w:color="CCCCCC"/>
+          <w:right w:val="single" w:sz="4" w:space="1" w:color="CCCCCC"/>
+        </w:pBdr>
+        <w:shd w:val="clear" w:color="auto" w:fill="F5F5F5"/>
+      </w:pPr>
+      <w:r>
+        <w:rPr>
+          <w:rFonts w:ascii="Courier New" w:hAnsi="Courier New" w:cs="Courier New"/>
+          <w:rFonts w:ascii="Courier New" w:hAnsi="Courier New"/>
+          <w:sz w:val="20"/>
+        </w:rPr>
+        <w:t xml:space="preserve">    if order.book_id not in books_db:</w:t>
+      </w:r>
+    </w:p>
+    <w:p>
+      <w:pPr>
+        <w:spacing w:before="0" w:after="0" w:line="240" w:lineRule="auto"/>
+        <w:ind w:firstLine="0" w:left="0"/>
+        <w:jc w:val="left"/>
+        <w:pBdr>
+          <w:top w:val="single" w:sz="4" w:space="1" w:color="CCCCCC"/>
+          <w:left w:val="single" w:sz="4" w:space="1" w:color="CCCCCC"/>
+          <w:bottom w:val="single" w:sz="4" w:space="1" w:color="CCCCCC"/>
+          <w:right w:val="single" w:sz="4" w:space="1" w:color="CCCCCC"/>
+        </w:pBdr>
+        <w:shd w:val="clear" w:color="auto" w:fill="F5F5F5"/>
+      </w:pPr>
+      <w:r>
+        <w:rPr>
+          <w:rFonts w:ascii="Courier New" w:hAnsi="Courier New" w:cs="Courier New"/>
+          <w:rFonts w:ascii="Courier New" w:hAnsi="Courier New"/>
+          <w:sz w:val="20"/>
+        </w:rPr>
+        <w:t xml:space="preserve">        raise HTTPException(status_code=404, detail="Книга не найдена")</w:t>
+      </w:r>
+    </w:p>
+    <w:p>
+      <w:pPr>
+        <w:spacing w:before="0" w:after="0" w:line="240" w:lineRule="auto"/>
+        <w:ind w:firstLine="0" w:left="0"/>
+        <w:jc w:val="left"/>
+        <w:pBdr>
+          <w:top w:val="single" w:sz="4" w:space="1" w:color="CCCCCC"/>
+          <w:left w:val="single" w:sz="4" w:space="1" w:color="CCCCCC"/>
+          <w:bottom w:val="single" w:sz="4" w:space="1" w:color="CCCCCC"/>
+          <w:right w:val="single" w:sz="4" w:space="1" w:color="CCCCCC"/>
+        </w:pBdr>
+        <w:shd w:val="clear" w:color="auto" w:fill="F5F5F5"/>
+      </w:pPr>
+      <w:r>
+        <w:rPr>
+          <w:rFonts w:ascii="Courier New" w:hAnsi="Courier New" w:cs="Courier New"/>
+          <w:rFonts w:ascii="Courier New" w:hAnsi="Courier New"/>
+          <w:sz w:val="20"/>
+        </w:rPr>
+        <w:t xml:space="preserve">    book = books_db[order.book_id]</w:t>
+      </w:r>
+    </w:p>
+    <w:p>
+      <w:pPr>
+        <w:spacing w:before="0" w:after="0" w:line="240" w:lineRule="auto"/>
+        <w:ind w:firstLine="0" w:left="0"/>
+        <w:jc w:val="left"/>
+        <w:pBdr>
+          <w:top w:val="single" w:sz="4" w:space="1" w:color="CCCCCC"/>
+          <w:left w:val="single" w:sz="4" w:space="1" w:color="CCCCCC"/>
+          <w:bottom w:val="single" w:sz="4" w:space="1" w:color="CCCCCC"/>
+          <w:right w:val="single" w:sz="4" w:space="1" w:color="CCCCCC"/>
+        </w:pBdr>
+        <w:shd w:val="clear" w:color="auto" w:fill="F5F5F5"/>
+      </w:pPr>
+      <w:r>
+        <w:rPr>
+          <w:rFonts w:ascii="Courier New" w:hAnsi="Courier New" w:cs="Courier New"/>
+          <w:rFonts w:ascii="Courier New" w:hAnsi="Courier New"/>
+          <w:sz w:val="20"/>
+        </w:rPr>
+        <w:t xml:space="preserve">    if book["stock_count"] &lt; order.quantity:</w:t>
+      </w:r>
+    </w:p>
+    <w:p>
+      <w:pPr>
+        <w:spacing w:before="0" w:after="0" w:line="240" w:lineRule="auto"/>
+        <w:ind w:firstLine="0" w:left="0"/>
+        <w:jc w:val="left"/>
+        <w:pBdr>
+          <w:top w:val="single" w:sz="4" w:space="1" w:color="CCCCCC"/>
+          <w:left w:val="single" w:sz="4" w:space="1" w:color="CCCCCC"/>
+          <w:bottom w:val="single" w:sz="4" w:space="1" w:color="CCCCCC"/>
+          <w:right w:val="single" w:sz="4" w:space="1" w:color="CCCCCC"/>
+        </w:pBdr>
+        <w:shd w:val="clear" w:color="auto" w:fill="F5F5F5"/>
+      </w:pPr>
+      <w:r>
+        <w:rPr>
+          <w:rFonts w:ascii="Courier New" w:hAnsi="Courier New" w:cs="Courier New"/>
+          <w:rFonts w:ascii="Courier New" w:hAnsi="Courier New"/>
+          <w:sz w:val="20"/>
+        </w:rPr>
+        <w:t xml:space="preserve">        raise HTTPException(</w:t>
+      </w:r>
+    </w:p>
+    <w:p>
+      <w:pPr>
+        <w:spacing w:before="0" w:after="0" w:line="240" w:lineRule="auto"/>
+        <w:ind w:firstLine="0" w:left="0"/>
+        <w:jc w:val="left"/>
+        <w:pBdr>
+          <w:top w:val="single" w:sz="4" w:space="1" w:color="CCCCCC"/>
+          <w:left w:val="single" w:sz="4" w:space="1" w:color="CCCCCC"/>
+          <w:bottom w:val="single" w:sz="4" w:space="1" w:color="CCCCCC"/>
+          <w:right w:val="single" w:sz="4" w:space="1" w:color="CCCCCC"/>
+        </w:pBdr>
+        <w:shd w:val="clear" w:color="auto" w:fill="F5F5F5"/>
+      </w:pPr>
+      <w:r>
+        <w:rPr>
+          <w:rFonts w:ascii="Courier New" w:hAnsi="Courier New" w:cs="Courier New"/>
+          <w:rFonts w:ascii="Courier New" w:hAnsi="Courier New"/>
+          <w:sz w:val="20"/>
+        </w:rPr>
+        <w:t xml:space="preserve">            status_code=400,</w:t>
+      </w:r>
+    </w:p>
+    <w:p>
+      <w:pPr>
+        <w:spacing w:before="0" w:after="0" w:line="240" w:lineRule="auto"/>
+        <w:ind w:firstLine="0" w:left="0"/>
+        <w:jc w:val="left"/>
+        <w:pBdr>
+          <w:top w:val="single" w:sz="4" w:space="1" w:color="CCCCCC"/>
+          <w:left w:val="single" w:sz="4" w:space="1" w:color="CCCCCC"/>
+          <w:bottom w:val="single" w:sz="4" w:space="1" w:color="CCCCCC"/>
+          <w:right w:val="single" w:sz="4" w:space="1" w:color="CCCCCC"/>
+        </w:pBdr>
+        <w:shd w:val="clear" w:color="auto" w:fill="F5F5F5"/>
+      </w:pPr>
+      <w:r>
+        <w:rPr>
+          <w:rFonts w:ascii="Courier New" w:hAnsi="Courier New" w:cs="Courier New"/>
+          <w:rFonts w:ascii="Courier New" w:hAnsi="Courier New"/>
+          <w:sz w:val="20"/>
+        </w:rPr>
+        <w:t xml:space="preserve">            detail=f"Недостаточно товара. В наличии: {book['stock_count']}"</w:t>
+      </w:r>
+    </w:p>
+    <w:p>
+      <w:pPr>
+        <w:spacing w:before="0" w:after="0" w:line="240" w:lineRule="auto"/>
+        <w:ind w:firstLine="0" w:left="0"/>
+        <w:jc w:val="left"/>
+        <w:pBdr>
+          <w:top w:val="single" w:sz="4" w:space="1" w:color="CCCCCC"/>
+          <w:left w:val="single" w:sz="4" w:space="1" w:color="CCCCCC"/>
+          <w:bottom w:val="single" w:sz="4" w:space="1" w:color="CCCCCC"/>
+          <w:right w:val="single" w:sz="4" w:space="1" w:color="CCCCCC"/>
+        </w:pBdr>
+        <w:shd w:val="clear" w:color="auto" w:fill="F5F5F5"/>
+      </w:pPr>
+      <w:r>
+        <w:rPr>
+          <w:rFonts w:ascii="Courier New" w:hAnsi="Courier New" w:cs="Courier New"/>
+          <w:rFonts w:ascii="Courier New" w:hAnsi="Courier New"/>
+          <w:sz w:val="20"/>
+        </w:rPr>
+        <w:t xml:space="preserve">        )</w:t>
+      </w:r>
+    </w:p>
+    <w:p>
+      <w:pPr>
+        <w:spacing w:before="0" w:after="0" w:line="240" w:lineRule="auto"/>
+        <w:ind w:firstLine="0" w:left="0"/>
+        <w:jc w:val="left"/>
+        <w:pBdr>
+          <w:top w:val="single" w:sz="4" w:space="1" w:color="CCCCCC"/>
+          <w:left w:val="single" w:sz="4" w:space="1" w:color="CCCCCC"/>
+          <w:bottom w:val="single" w:sz="4" w:space="1" w:color="CCCCCC"/>
+          <w:right w:val="single" w:sz="4" w:space="1" w:color="CCCCCC"/>
+        </w:pBdr>
+        <w:shd w:val="clear" w:color="auto" w:fill="F5F5F5"/>
+      </w:pPr>
+      <w:r>
+        <w:rPr>
+          <w:rFonts w:ascii="Courier New" w:hAnsi="Courier New" w:cs="Courier New"/>
+          <w:rFonts w:ascii="Courier New" w:hAnsi="Courier New"/>
+          <w:sz w:val="20"/>
+        </w:rPr>
+        <w:t xml:space="preserve">    book["stock_count"] -= order.quantity       # уменьшаем остаток</w:t>
+      </w:r>
+    </w:p>
+    <w:p>
+      <w:pPr>
+        <w:spacing w:before="0" w:after="0" w:line="240" w:lineRule="auto"/>
+        <w:ind w:firstLine="0" w:left="0"/>
+        <w:jc w:val="left"/>
+        <w:pBdr>
+          <w:top w:val="single" w:sz="4" w:space="1" w:color="CCCCCC"/>
+          <w:left w:val="single" w:sz="4" w:space="1" w:color="CCCCCC"/>
+          <w:bottom w:val="single" w:sz="4" w:space="1" w:color="CCCCCC"/>
+          <w:right w:val="single" w:sz="4" w:space="1" w:color="CCCCCC"/>
+        </w:pBdr>
+        <w:shd w:val="clear" w:color="auto" w:fill="F5F5F5"/>
+      </w:pPr>
+      <w:r>
+        <w:rPr>
+          <w:rFonts w:ascii="Courier New" w:hAnsi="Courier New" w:cs="Courier New"/>
+          <w:rFonts w:ascii="Courier New" w:hAnsi="Courier New"/>
+          <w:sz w:val="20"/>
+        </w:rPr>
+        <w:t xml:space="preserve">    oid = _next_order_id()</w:t>
+      </w:r>
+    </w:p>
+    <w:p>
+      <w:pPr>
+        <w:spacing w:before="0" w:after="0" w:line="240" w:lineRule="auto"/>
+        <w:ind w:firstLine="0" w:left="0"/>
+        <w:jc w:val="left"/>
+        <w:pBdr>
+          <w:top w:val="single" w:sz="4" w:space="1" w:color="CCCCCC"/>
+          <w:left w:val="single" w:sz="4" w:space="1" w:color="CCCCCC"/>
+          <w:bottom w:val="single" w:sz="4" w:space="1" w:color="CCCCCC"/>
+          <w:right w:val="single" w:sz="4" w:space="1" w:color="CCCCCC"/>
+        </w:pBdr>
+        <w:shd w:val="clear" w:color="auto" w:fill="F5F5F5"/>
+      </w:pPr>
+      <w:r>
+        <w:rPr>
+          <w:rFonts w:ascii="Courier New" w:hAnsi="Courier New" w:cs="Courier New"/>
+          <w:rFonts w:ascii="Courier New" w:hAnsi="Courier New"/>
+          <w:sz w:val="20"/>
+        </w:rPr>
+        <w:t xml:space="preserve">    record = {</w:t>
+      </w:r>
+    </w:p>
+    <w:p>
+      <w:pPr>
+        <w:spacing w:before="0" w:after="0" w:line="240" w:lineRule="auto"/>
+        <w:ind w:firstLine="0" w:left="0"/>
+        <w:jc w:val="left"/>
+        <w:pBdr>
+          <w:top w:val="single" w:sz="4" w:space="1" w:color="CCCCCC"/>
+          <w:left w:val="single" w:sz="4" w:space="1" w:color="CCCCCC"/>
+          <w:bottom w:val="single" w:sz="4" w:space="1" w:color="CCCCCC"/>
+          <w:right w:val="single" w:sz="4" w:space="1" w:color="CCCCCC"/>
+        </w:pBdr>
+        <w:shd w:val="clear" w:color="auto" w:fill="F5F5F5"/>
+      </w:pPr>
+      <w:r>
+        <w:rPr>
+          <w:rFonts w:ascii="Courier New" w:hAnsi="Courier New" w:cs="Courier New"/>
+          <w:rFonts w:ascii="Courier New" w:hAnsi="Courier New"/>
+          <w:sz w:val="20"/>
+        </w:rPr>
+        <w:t xml:space="preserve">        "id": oid,</w:t>
+      </w:r>
+    </w:p>
+    <w:p>
+      <w:pPr>
+        <w:spacing w:before="0" w:after="0" w:line="240" w:lineRule="auto"/>
+        <w:ind w:firstLine="0" w:left="0"/>
+        <w:jc w:val="left"/>
+        <w:pBdr>
+          <w:top w:val="single" w:sz="4" w:space="1" w:color="CCCCCC"/>
+          <w:left w:val="single" w:sz="4" w:space="1" w:color="CCCCCC"/>
+          <w:bottom w:val="single" w:sz="4" w:space="1" w:color="CCCCCC"/>
+          <w:right w:val="single" w:sz="4" w:space="1" w:color="CCCCCC"/>
+        </w:pBdr>
+        <w:shd w:val="clear" w:color="auto" w:fill="F5F5F5"/>
+      </w:pPr>
+      <w:r>
+        <w:rPr>
+          <w:rFonts w:ascii="Courier New" w:hAnsi="Courier New" w:cs="Courier New"/>
+          <w:rFonts w:ascii="Courier New" w:hAnsi="Courier New"/>
+          <w:sz w:val="20"/>
+        </w:rPr>
+        <w:t xml:space="preserve">        "book_id": order.book_id,</w:t>
+      </w:r>
+    </w:p>
+    <w:p>
+      <w:pPr>
+        <w:spacing w:before="0" w:after="0" w:line="240" w:lineRule="auto"/>
+        <w:ind w:firstLine="0" w:left="0"/>
+        <w:jc w:val="left"/>
+        <w:pBdr>
+          <w:top w:val="single" w:sz="4" w:space="1" w:color="CCCCCC"/>
+          <w:left w:val="single" w:sz="4" w:space="1" w:color="CCCCCC"/>
+          <w:bottom w:val="single" w:sz="4" w:space="1" w:color="CCCCCC"/>
+          <w:right w:val="single" w:sz="4" w:space="1" w:color="CCCCCC"/>
+        </w:pBdr>
+        <w:shd w:val="clear" w:color="auto" w:fill="F5F5F5"/>
+      </w:pPr>
+      <w:r>
+        <w:rPr>
+          <w:rFonts w:ascii="Courier New" w:hAnsi="Courier New" w:cs="Courier New"/>
+          <w:rFonts w:ascii="Courier New" w:hAnsi="Courier New"/>
+          <w:sz w:val="20"/>
+        </w:rPr>
+        <w:t xml:space="preserve">        "customer_name": order.customer_name,</w:t>
+      </w:r>
+    </w:p>
+    <w:p>
+      <w:pPr>
+        <w:spacing w:before="0" w:after="0" w:line="240" w:lineRule="auto"/>
+        <w:ind w:firstLine="0" w:left="0"/>
+        <w:jc w:val="left"/>
+        <w:pBdr>
+          <w:top w:val="single" w:sz="4" w:space="1" w:color="CCCCCC"/>
+          <w:left w:val="single" w:sz="4" w:space="1" w:color="CCCCCC"/>
+          <w:bottom w:val="single" w:sz="4" w:space="1" w:color="CCCCCC"/>
+          <w:right w:val="single" w:sz="4" w:space="1" w:color="CCCCCC"/>
+        </w:pBdr>
+        <w:shd w:val="clear" w:color="auto" w:fill="F5F5F5"/>
+      </w:pPr>
+      <w:r>
+        <w:rPr>
+          <w:rFonts w:ascii="Courier New" w:hAnsi="Courier New" w:cs="Courier New"/>
+          <w:rFonts w:ascii="Courier New" w:hAnsi="Courier New"/>
+          <w:sz w:val="20"/>
+        </w:rPr>
+        <w:t xml:space="preserve">        "quantity": order.quantity,</w:t>
+      </w:r>
+    </w:p>
+    <w:p>
+      <w:pPr>
+        <w:spacing w:before="0" w:after="0" w:line="240" w:lineRule="auto"/>
+        <w:ind w:firstLine="0" w:left="0"/>
+        <w:jc w:val="left"/>
+        <w:pBdr>
+          <w:top w:val="single" w:sz="4" w:space="1" w:color="CCCCCC"/>
+          <w:left w:val="single" w:sz="4" w:space="1" w:color="CCCCCC"/>
+          <w:bottom w:val="single" w:sz="4" w:space="1" w:color="CCCCCC"/>
+          <w:right w:val="single" w:sz="4" w:space="1" w:color="CCCCCC"/>
+        </w:pBdr>
+        <w:shd w:val="clear" w:color="auto" w:fill="F5F5F5"/>
+      </w:pPr>
+      <w:r>
+        <w:rPr>
+          <w:rFonts w:ascii="Courier New" w:hAnsi="Courier New" w:cs="Courier New"/>
+          <w:rFonts w:ascii="Courier New" w:hAnsi="Courier New"/>
+          <w:sz w:val="20"/>
+        </w:rPr>
+        <w:t xml:space="preserve">        "order_date": date.today(),</w:t>
+      </w:r>
+    </w:p>
+    <w:p>
+      <w:pPr>
+        <w:spacing w:before="0" w:after="0" w:line="240" w:lineRule="auto"/>
+        <w:ind w:firstLine="0" w:left="0"/>
+        <w:jc w:val="left"/>
+        <w:pBdr>
+          <w:top w:val="single" w:sz="4" w:space="1" w:color="CCCCCC"/>
+          <w:left w:val="single" w:sz="4" w:space="1" w:color="CCCCCC"/>
+          <w:bottom w:val="single" w:sz="4" w:space="1" w:color="CCCCCC"/>
+          <w:right w:val="single" w:sz="4" w:space="1" w:color="CCCCCC"/>
+        </w:pBdr>
+        <w:shd w:val="clear" w:color="auto" w:fill="F5F5F5"/>
+      </w:pPr>
+      <w:r>
+        <w:rPr>
+          <w:rFonts w:ascii="Courier New" w:hAnsi="Courier New" w:cs="Courier New"/>
+          <w:rFonts w:ascii="Courier New" w:hAnsi="Courier New"/>
+          <w:sz w:val="20"/>
+        </w:rPr>
+        <w:t xml:space="preserve">    }</w:t>
+      </w:r>
+    </w:p>
+    <w:p>
+      <w:pPr>
+        <w:spacing w:before="0" w:after="0" w:line="240" w:lineRule="auto"/>
+        <w:ind w:firstLine="0" w:left="0"/>
+        <w:jc w:val="left"/>
+        <w:pBdr>
+          <w:top w:val="single" w:sz="4" w:space="1" w:color="CCCCCC"/>
+          <w:left w:val="single" w:sz="4" w:space="1" w:color="CCCCCC"/>
+          <w:bottom w:val="single" w:sz="4" w:space="1" w:color="CCCCCC"/>
+          <w:right w:val="single" w:sz="4" w:space="1" w:color="CCCCCC"/>
+        </w:pBdr>
+        <w:shd w:val="clear" w:color="auto" w:fill="F5F5F5"/>
+      </w:pPr>
+      <w:r>
+        <w:rPr>
+          <w:rFonts w:ascii="Courier New" w:hAnsi="Courier New" w:cs="Courier New"/>
+          <w:rFonts w:ascii="Courier New" w:hAnsi="Courier New"/>
+          <w:sz w:val="20"/>
+        </w:rPr>
+        <w:t xml:space="preserve">    orders_db[oid] = record</w:t>
+      </w:r>
+    </w:p>
+    <w:p>
+      <w:pPr>
+        <w:spacing w:before="0" w:after="0" w:line="240" w:lineRule="auto"/>
+        <w:ind w:firstLine="0" w:left="0"/>
+        <w:jc w:val="left"/>
+        <w:pBdr>
+          <w:top w:val="single" w:sz="4" w:space="1" w:color="CCCCCC"/>
+          <w:left w:val="single" w:sz="4" w:space="1" w:color="CCCCCC"/>
+          <w:bottom w:val="single" w:sz="4" w:space="1" w:color="CCCCCC"/>
+          <w:right w:val="single" w:sz="4" w:space="1" w:color="CCCCCC"/>
+        </w:pBdr>
+        <w:shd w:val="clear" w:color="auto" w:fill="F5F5F5"/>
+      </w:pPr>
+      <w:r>
+        <w:rPr>
+          <w:rFonts w:ascii="Courier New" w:hAnsi="Courier New" w:cs="Courier New"/>
+          <w:rFonts w:ascii="Courier New" w:hAnsi="Courier New"/>
+          <w:sz w:val="20"/>
+        </w:rPr>
+        <w:t xml:space="preserve">    return record</w:t>
+      </w:r>
+    </w:p>
+    <w:p>
+      <w:pPr>
+        <w:spacing w:before="0" w:after="0" w:line="240" w:lineRule="auto"/>
+        <w:ind w:firstLine="0" w:left="0"/>
+        <w:jc w:val="left"/>
+        <w:pBdr>
+          <w:top w:val="single" w:sz="4" w:space="1" w:color="CCCCCC"/>
+          <w:left w:val="single" w:sz="4" w:space="1" w:color="CCCCCC"/>
+          <w:bottom w:val="single" w:sz="4" w:space="1" w:color="CCCCCC"/>
+          <w:right w:val="single" w:sz="4" w:space="1" w:color="CCCCCC"/>
+        </w:pBdr>
+        <w:shd w:val="clear" w:color="auto" w:fill="F5F5F5"/>
+      </w:pPr>
+      <w:r>
+        <w:rPr>
+          <w:rFonts w:ascii="Courier New" w:hAnsi="Courier New" w:cs="Courier New"/>
+          <w:rFonts w:ascii="Courier New" w:hAnsi="Courier New"/>
+          <w:sz w:val="20"/>
+        </w:rPr>
+        <w:t xml:space="preserve"> </w:t>
+      </w:r>
+    </w:p>
+    <w:p>
+      <w:pPr>
+        <w:spacing w:before="0" w:after="0" w:line="240" w:lineRule="auto"/>
+        <w:ind w:firstLine="0" w:left="0"/>
+        <w:jc w:val="left"/>
+        <w:pBdr>
+          <w:top w:val="single" w:sz="4" w:space="1" w:color="CCCCCC"/>
+          <w:left w:val="single" w:sz="4" w:space="1" w:color="CCCCCC"/>
+          <w:bottom w:val="single" w:sz="4" w:space="1" w:color="CCCCCC"/>
+          <w:right w:val="single" w:sz="4" w:space="1" w:color="CCCCCC"/>
+        </w:pBdr>
+        <w:shd w:val="clear" w:color="auto" w:fill="F5F5F5"/>
+      </w:pPr>
+      <w:r>
+        <w:rPr>
+          <w:rFonts w:ascii="Courier New" w:hAnsi="Courier New" w:cs="Courier New"/>
+          <w:rFonts w:ascii="Courier New" w:hAnsi="Courier New"/>
+          <w:sz w:val="20"/>
+        </w:rPr>
+        <w:t>@orders_router.delete("/{order_id}", status_code=204)</w:t>
+      </w:r>
+    </w:p>
+    <w:p>
+      <w:pPr>
+        <w:spacing w:before="0" w:after="0" w:line="240" w:lineRule="auto"/>
+        <w:ind w:firstLine="0" w:left="0"/>
+        <w:jc w:val="left"/>
+        <w:pBdr>
+          <w:top w:val="single" w:sz="4" w:space="1" w:color="CCCCCC"/>
+          <w:left w:val="single" w:sz="4" w:space="1" w:color="CCCCCC"/>
+          <w:bottom w:val="single" w:sz="4" w:space="1" w:color="CCCCCC"/>
+          <w:right w:val="single" w:sz="4" w:space="1" w:color="CCCCCC"/>
+        </w:pBdr>
+        <w:shd w:val="clear" w:color="auto" w:fill="F5F5F5"/>
+      </w:pPr>
+      <w:r>
+        <w:rPr>
+          <w:rFonts w:ascii="Courier New" w:hAnsi="Courier New" w:cs="Courier New"/>
+          <w:rFonts w:ascii="Courier New" w:hAnsi="Courier New"/>
+          <w:sz w:val="20"/>
+        </w:rPr>
+        <w:t>def delete_order(order_id: int):</w:t>
+      </w:r>
+    </w:p>
+    <w:p>
+      <w:pPr>
+        <w:spacing w:before="0" w:after="0" w:line="240" w:lineRule="auto"/>
+        <w:ind w:firstLine="0" w:left="0"/>
+        <w:jc w:val="left"/>
+        <w:pBdr>
+          <w:top w:val="single" w:sz="4" w:space="1" w:color="CCCCCC"/>
+          <w:left w:val="single" w:sz="4" w:space="1" w:color="CCCCCC"/>
+          <w:bottom w:val="single" w:sz="4" w:space="1" w:color="CCCCCC"/>
+          <w:right w:val="single" w:sz="4" w:space="1" w:color="CCCCCC"/>
+        </w:pBdr>
+        <w:shd w:val="clear" w:color="auto" w:fill="F5F5F5"/>
+      </w:pPr>
+      <w:r>
+        <w:rPr>
+          <w:rFonts w:ascii="Courier New" w:hAnsi="Courier New" w:cs="Courier New"/>
+          <w:rFonts w:ascii="Courier New" w:hAnsi="Courier New"/>
+          <w:sz w:val="20"/>
+        </w:rPr>
+        <w:t xml:space="preserve">    if order_id not in orders_db:</w:t>
+      </w:r>
+    </w:p>
+    <w:p>
+      <w:pPr>
+        <w:spacing w:before="0" w:after="0" w:line="240" w:lineRule="auto"/>
+        <w:ind w:firstLine="0" w:left="0"/>
+        <w:jc w:val="left"/>
+        <w:pBdr>
+          <w:top w:val="single" w:sz="4" w:space="1" w:color="CCCCCC"/>
+          <w:left w:val="single" w:sz="4" w:space="1" w:color="CCCCCC"/>
+          <w:bottom w:val="single" w:sz="4" w:space="1" w:color="CCCCCC"/>
+          <w:right w:val="single" w:sz="4" w:space="1" w:color="CCCCCC"/>
+        </w:pBdr>
+        <w:shd w:val="clear" w:color="auto" w:fill="F5F5F5"/>
+      </w:pPr>
+      <w:r>
+        <w:rPr>
+          <w:rFonts w:ascii="Courier New" w:hAnsi="Courier New" w:cs="Courier New"/>
+          <w:rFonts w:ascii="Courier New" w:hAnsi="Courier New"/>
+          <w:sz w:val="20"/>
+        </w:rPr>
+        <w:t xml:space="preserve">        raise HTTPException(status_code=404, detail="Заказ не найден")</w:t>
+      </w:r>
+    </w:p>
+    <w:p>
+      <w:pPr>
+        <w:spacing w:before="0" w:after="0" w:line="240" w:lineRule="auto"/>
+        <w:ind w:firstLine="0" w:left="0"/>
+        <w:jc w:val="left"/>
+        <w:pBdr>
+          <w:top w:val="single" w:sz="4" w:space="1" w:color="CCCCCC"/>
+          <w:left w:val="single" w:sz="4" w:space="1" w:color="CCCCCC"/>
+          <w:bottom w:val="single" w:sz="4" w:space="1" w:color="CCCCCC"/>
+          <w:right w:val="single" w:sz="4" w:space="1" w:color="CCCCCC"/>
+        </w:pBdr>
+        <w:shd w:val="clear" w:color="auto" w:fill="F5F5F5"/>
+      </w:pPr>
+      <w:r>
+        <w:rPr>
+          <w:rFonts w:ascii="Courier New" w:hAnsi="Courier New" w:cs="Courier New"/>
+          <w:rFonts w:ascii="Courier New" w:hAnsi="Courier New"/>
+          <w:sz w:val="20"/>
+        </w:rPr>
+        <w:t xml:space="preserve">    order = orders_db[order_id]</w:t>
+      </w:r>
+    </w:p>
+    <w:p>
+      <w:pPr>
+        <w:spacing w:before="0" w:after="0" w:line="240" w:lineRule="auto"/>
+        <w:ind w:firstLine="0" w:left="0"/>
+        <w:jc w:val="left"/>
+        <w:pBdr>
+          <w:top w:val="single" w:sz="4" w:space="1" w:color="CCCCCC"/>
+          <w:left w:val="single" w:sz="4" w:space="1" w:color="CCCCCC"/>
+          <w:bottom w:val="single" w:sz="4" w:space="1" w:color="CCCCCC"/>
+          <w:right w:val="single" w:sz="4" w:space="1" w:color="CCCCCC"/>
+        </w:pBdr>
+        <w:shd w:val="clear" w:color="auto" w:fill="F5F5F5"/>
+      </w:pPr>
+      <w:r>
+        <w:rPr>
+          <w:rFonts w:ascii="Courier New" w:hAnsi="Courier New" w:cs="Courier New"/>
+          <w:rFonts w:ascii="Courier New" w:hAnsi="Courier New"/>
+          <w:sz w:val="20"/>
+        </w:rPr>
+        <w:t xml:space="preserve">    if order["book_id"] in books_db:</w:t>
+      </w:r>
+    </w:p>
+    <w:p>
+      <w:pPr>
+        <w:spacing w:before="0" w:after="0" w:line="240" w:lineRule="auto"/>
+        <w:ind w:firstLine="0" w:left="0"/>
+        <w:jc w:val="left"/>
+        <w:pBdr>
+          <w:top w:val="single" w:sz="4" w:space="1" w:color="CCCCCC"/>
+          <w:left w:val="single" w:sz="4" w:space="1" w:color="CCCCCC"/>
+          <w:bottom w:val="single" w:sz="4" w:space="1" w:color="CCCCCC"/>
+          <w:right w:val="single" w:sz="4" w:space="1" w:color="CCCCCC"/>
+        </w:pBdr>
+        <w:shd w:val="clear" w:color="auto" w:fill="F5F5F5"/>
+      </w:pPr>
+      <w:r>
+        <w:rPr>
+          <w:rFonts w:ascii="Courier New" w:hAnsi="Courier New" w:cs="Courier New"/>
+          <w:rFonts w:ascii="Courier New" w:hAnsi="Courier New"/>
+          <w:sz w:val="20"/>
+        </w:rPr>
+        <w:t xml:space="preserve">        books_db[order["book_id"]]["stock_count"] += order["quantity"]</w:t>
+      </w:r>
+    </w:p>
+    <w:p>
+      <w:pPr>
+        <w:spacing w:before="0" w:after="0" w:line="240" w:lineRule="auto"/>
+        <w:ind w:firstLine="0" w:left="0"/>
+        <w:jc w:val="left"/>
+        <w:pBdr>
+          <w:top w:val="single" w:sz="4" w:space="1" w:color="CCCCCC"/>
+          <w:left w:val="single" w:sz="4" w:space="1" w:color="CCCCCC"/>
+          <w:bottom w:val="single" w:sz="4" w:space="1" w:color="CCCCCC"/>
+          <w:right w:val="single" w:sz="4" w:space="1" w:color="CCCCCC"/>
+        </w:pBdr>
+        <w:shd w:val="clear" w:color="auto" w:fill="F5F5F5"/>
+      </w:pPr>
+      <w:r>
+        <w:rPr>
+          <w:rFonts w:ascii="Courier New" w:hAnsi="Courier New" w:cs="Courier New"/>
+          <w:rFonts w:ascii="Courier New" w:hAnsi="Courier New"/>
+          <w:sz w:val="20"/>
+        </w:rPr>
+        <w:t xml:space="preserve">    del orders_db[order_id]</w:t>
+      </w:r>
+    </w:p>
+    <w:p>
+      <w:pPr>
+        <w:spacing w:before="40" w:after="120"/>
+        <w:ind w:firstLine="0"/>
+        <w:jc w:val="center"/>
+      </w:pPr>
+      <w:r>
+        <w:rPr>
+          <w:rFonts w:ascii="Times New Roman" w:hAnsi="Times New Roman" w:cs="Times New Roman"/>
+          <w:rFonts w:ascii="Times New Roman" w:hAnsi="Times New Roman"/>
+          <w:b w:val="0"/>
+          <w:i/>
+          <w:sz w:val="24"/>
+        </w:rPr>
+        <w:t>Рис. 2. In-memory хранилище и бизнес-логика заказов</w:t>
+      </w:r>
+    </w:p>
+    <w:p>
+      <w:pPr>
+        <w:spacing w:before="120" w:after="40" w:line="360" w:lineRule="auto"/>
+        <w:ind w:firstLine="709"/>
+        <w:jc w:val="left"/>
+      </w:pPr>
+      <w:r>
+        <w:rPr>
+          <w:rFonts w:ascii="Times New Roman" w:hAnsi="Times New Roman" w:cs="Times New Roman"/>
+          <w:rFonts w:ascii="Times New Roman" w:hAnsi="Times New Roman"/>
+          <w:b/>
+          <w:i/>
+          <w:sz w:val="28"/>
+        </w:rPr>
+        <w:t>Маршрутизация и API-эндпоинты</w:t>
+      </w:r>
+    </w:p>
+    <w:p>
+      <w:pPr>
+        <w:spacing w:before="0" w:after="0" w:line="360" w:lineRule="auto"/>
+        <w:ind w:firstLine="709"/>
+        <w:jc w:val="both"/>
+      </w:pPr>
+      <w:r>
+        <w:rPr>
+          <w:rFonts w:ascii="Times New Roman" w:hAnsi="Times New Roman" w:cs="Times New Roman"/>
+          <w:rFonts w:ascii="Times New Roman" w:hAnsi="Times New Roman"/>
+          <w:b w:val="0"/>
+          <w:i w:val="0"/>
+          <w:sz w:val="28"/>
+        </w:rPr>
+        <w:t>Маршруты сгруппированы через APIRouter с соответствующими префиксами и тегами для автоматической группировки в документации Swagger UI. Реализованы все основные CRUD-операции для книг: GET (список с мультифильтрацией и получение по ID), POST (создание), PUT (обновление через model_dump(exclude_unset=True)), DELETE (удаление). Реализация следует принципам REST: GET — идемпотентен, POST возвращает 201 Created, DELETE — 204 No Content:</w:t>
       </w:r>
     </w:p>
     <w:p>
@@ -3076,7 +5165,7 @@
           <w:rFonts w:ascii="Courier New" w:hAnsi="Courier New"/>
           <w:sz w:val="20"/>
         </w:rPr>
-        <w:t>@books_router.get("/", response_model=List[BookOut])</w:t>
+        <w:t>@books_router.get("/", response_model=List[BookOut], summary="Список книг")</w:t>
       </w:r>
     </w:p>
     <w:p>
@@ -3164,6 +5253,50 @@
           <w:rFonts w:ascii="Courier New" w:hAnsi="Courier New"/>
           <w:sz w:val="20"/>
         </w:rPr>
+        <w:t xml:space="preserve">    min_price: Optional[float] = Query(None, gt=0),</w:t>
+      </w:r>
+    </w:p>
+    <w:p>
+      <w:pPr>
+        <w:spacing w:before="0" w:after="0" w:line="240" w:lineRule="auto"/>
+        <w:ind w:firstLine="0" w:left="0"/>
+        <w:jc w:val="left"/>
+        <w:pBdr>
+          <w:top w:val="single" w:sz="4" w:space="1" w:color="CCCCCC"/>
+          <w:left w:val="single" w:sz="4" w:space="1" w:color="CCCCCC"/>
+          <w:bottom w:val="single" w:sz="4" w:space="1" w:color="CCCCCC"/>
+          <w:right w:val="single" w:sz="4" w:space="1" w:color="CCCCCC"/>
+        </w:pBdr>
+        <w:shd w:val="clear" w:color="auto" w:fill="F5F5F5"/>
+      </w:pPr>
+      <w:r>
+        <w:rPr>
+          <w:rFonts w:ascii="Courier New" w:hAnsi="Courier New" w:cs="Courier New"/>
+          <w:rFonts w:ascii="Courier New" w:hAnsi="Courier New"/>
+          <w:sz w:val="20"/>
+        </w:rPr>
+        <w:t xml:space="preserve">    max_price: Optional[float] = Query(None, gt=0),</w:t>
+      </w:r>
+    </w:p>
+    <w:p>
+      <w:pPr>
+        <w:spacing w:before="0" w:after="0" w:line="240" w:lineRule="auto"/>
+        <w:ind w:firstLine="0" w:left="0"/>
+        <w:jc w:val="left"/>
+        <w:pBdr>
+          <w:top w:val="single" w:sz="4" w:space="1" w:color="CCCCCC"/>
+          <w:left w:val="single" w:sz="4" w:space="1" w:color="CCCCCC"/>
+          <w:bottom w:val="single" w:sz="4" w:space="1" w:color="CCCCCC"/>
+          <w:right w:val="single" w:sz="4" w:space="1" w:color="CCCCCC"/>
+        </w:pBdr>
+        <w:shd w:val="clear" w:color="auto" w:fill="F5F5F5"/>
+      </w:pPr>
+      <w:r>
+        <w:rPr>
+          <w:rFonts w:ascii="Courier New" w:hAnsi="Courier New" w:cs="Courier New"/>
+          <w:rFonts w:ascii="Courier New" w:hAnsi="Courier New"/>
+          <w:sz w:val="20"/>
+        </w:rPr>
         <w:t>):</w:t>
       </w:r>
     </w:p>
@@ -3296,6 +5429,94 @@
           <w:rFonts w:ascii="Courier New" w:hAnsi="Courier New"/>
           <w:sz w:val="20"/>
         </w:rPr>
+        <w:t xml:space="preserve">    if min_price is not None:</w:t>
+      </w:r>
+    </w:p>
+    <w:p>
+      <w:pPr>
+        <w:spacing w:before="0" w:after="0" w:line="240" w:lineRule="auto"/>
+        <w:ind w:firstLine="0" w:left="0"/>
+        <w:jc w:val="left"/>
+        <w:pBdr>
+          <w:top w:val="single" w:sz="4" w:space="1" w:color="CCCCCC"/>
+          <w:left w:val="single" w:sz="4" w:space="1" w:color="CCCCCC"/>
+          <w:bottom w:val="single" w:sz="4" w:space="1" w:color="CCCCCC"/>
+          <w:right w:val="single" w:sz="4" w:space="1" w:color="CCCCCC"/>
+        </w:pBdr>
+        <w:shd w:val="clear" w:color="auto" w:fill="F5F5F5"/>
+      </w:pPr>
+      <w:r>
+        <w:rPr>
+          <w:rFonts w:ascii="Courier New" w:hAnsi="Courier New" w:cs="Courier New"/>
+          <w:rFonts w:ascii="Courier New" w:hAnsi="Courier New"/>
+          <w:sz w:val="20"/>
+        </w:rPr>
+        <w:t xml:space="preserve">        result = [b for b in result if b["price"] &gt;= min_price]</w:t>
+      </w:r>
+    </w:p>
+    <w:p>
+      <w:pPr>
+        <w:spacing w:before="0" w:after="0" w:line="240" w:lineRule="auto"/>
+        <w:ind w:firstLine="0" w:left="0"/>
+        <w:jc w:val="left"/>
+        <w:pBdr>
+          <w:top w:val="single" w:sz="4" w:space="1" w:color="CCCCCC"/>
+          <w:left w:val="single" w:sz="4" w:space="1" w:color="CCCCCC"/>
+          <w:bottom w:val="single" w:sz="4" w:space="1" w:color="CCCCCC"/>
+          <w:right w:val="single" w:sz="4" w:space="1" w:color="CCCCCC"/>
+        </w:pBdr>
+        <w:shd w:val="clear" w:color="auto" w:fill="F5F5F5"/>
+      </w:pPr>
+      <w:r>
+        <w:rPr>
+          <w:rFonts w:ascii="Courier New" w:hAnsi="Courier New" w:cs="Courier New"/>
+          <w:rFonts w:ascii="Courier New" w:hAnsi="Courier New"/>
+          <w:sz w:val="20"/>
+        </w:rPr>
+        <w:t xml:space="preserve">    if max_price is not None:</w:t>
+      </w:r>
+    </w:p>
+    <w:p>
+      <w:pPr>
+        <w:spacing w:before="0" w:after="0" w:line="240" w:lineRule="auto"/>
+        <w:ind w:firstLine="0" w:left="0"/>
+        <w:jc w:val="left"/>
+        <w:pBdr>
+          <w:top w:val="single" w:sz="4" w:space="1" w:color="CCCCCC"/>
+          <w:left w:val="single" w:sz="4" w:space="1" w:color="CCCCCC"/>
+          <w:bottom w:val="single" w:sz="4" w:space="1" w:color="CCCCCC"/>
+          <w:right w:val="single" w:sz="4" w:space="1" w:color="CCCCCC"/>
+        </w:pBdr>
+        <w:shd w:val="clear" w:color="auto" w:fill="F5F5F5"/>
+      </w:pPr>
+      <w:r>
+        <w:rPr>
+          <w:rFonts w:ascii="Courier New" w:hAnsi="Courier New" w:cs="Courier New"/>
+          <w:rFonts w:ascii="Courier New" w:hAnsi="Courier New"/>
+          <w:sz w:val="20"/>
+        </w:rPr>
+        <w:t xml:space="preserve">        result = [b for b in result if b["price"] &lt;= max_price]</w:t>
+      </w:r>
+    </w:p>
+    <w:p>
+      <w:pPr>
+        <w:spacing w:before="0" w:after="0" w:line="240" w:lineRule="auto"/>
+        <w:ind w:firstLine="0" w:left="0"/>
+        <w:jc w:val="left"/>
+        <w:pBdr>
+          <w:top w:val="single" w:sz="4" w:space="1" w:color="CCCCCC"/>
+          <w:left w:val="single" w:sz="4" w:space="1" w:color="CCCCCC"/>
+          <w:bottom w:val="single" w:sz="4" w:space="1" w:color="CCCCCC"/>
+          <w:right w:val="single" w:sz="4" w:space="1" w:color="CCCCCC"/>
+        </w:pBdr>
+        <w:shd w:val="clear" w:color="auto" w:fill="F5F5F5"/>
+      </w:pPr>
+      <w:r>
+        <w:rPr>
+          <w:rFonts w:ascii="Courier New" w:hAnsi="Courier New" w:cs="Courier New"/>
+          <w:rFonts w:ascii="Courier New" w:hAnsi="Courier New"/>
+          <w:sz w:val="20"/>
+        </w:rPr>
         <w:t xml:space="preserve">    return result</w:t>
       </w:r>
     </w:p>
@@ -3340,7 +5561,139 @@
           <w:rFonts w:ascii="Courier New" w:hAnsi="Courier New"/>
           <w:sz w:val="20"/>
         </w:rPr>
-        <w:t>@books_router.post("/", response_model=BookOut, status_code=201)</w:t>
+        <w:t>@books_router.get("/{book_id}", response_model=BookOut, summary="Книга по ID")</w:t>
+      </w:r>
+    </w:p>
+    <w:p>
+      <w:pPr>
+        <w:spacing w:before="0" w:after="0" w:line="240" w:lineRule="auto"/>
+        <w:ind w:firstLine="0" w:left="0"/>
+        <w:jc w:val="left"/>
+        <w:pBdr>
+          <w:top w:val="single" w:sz="4" w:space="1" w:color="CCCCCC"/>
+          <w:left w:val="single" w:sz="4" w:space="1" w:color="CCCCCC"/>
+          <w:bottom w:val="single" w:sz="4" w:space="1" w:color="CCCCCC"/>
+          <w:right w:val="single" w:sz="4" w:space="1" w:color="CCCCCC"/>
+        </w:pBdr>
+        <w:shd w:val="clear" w:color="auto" w:fill="F5F5F5"/>
+      </w:pPr>
+      <w:r>
+        <w:rPr>
+          <w:rFonts w:ascii="Courier New" w:hAnsi="Courier New" w:cs="Courier New"/>
+          <w:rFonts w:ascii="Courier New" w:hAnsi="Courier New"/>
+          <w:sz w:val="20"/>
+        </w:rPr>
+        <w:t>def get_book(book_id: int):</w:t>
+      </w:r>
+    </w:p>
+    <w:p>
+      <w:pPr>
+        <w:spacing w:before="0" w:after="0" w:line="240" w:lineRule="auto"/>
+        <w:ind w:firstLine="0" w:left="0"/>
+        <w:jc w:val="left"/>
+        <w:pBdr>
+          <w:top w:val="single" w:sz="4" w:space="1" w:color="CCCCCC"/>
+          <w:left w:val="single" w:sz="4" w:space="1" w:color="CCCCCC"/>
+          <w:bottom w:val="single" w:sz="4" w:space="1" w:color="CCCCCC"/>
+          <w:right w:val="single" w:sz="4" w:space="1" w:color="CCCCCC"/>
+        </w:pBdr>
+        <w:shd w:val="clear" w:color="auto" w:fill="F5F5F5"/>
+      </w:pPr>
+      <w:r>
+        <w:rPr>
+          <w:rFonts w:ascii="Courier New" w:hAnsi="Courier New" w:cs="Courier New"/>
+          <w:rFonts w:ascii="Courier New" w:hAnsi="Courier New"/>
+          <w:sz w:val="20"/>
+        </w:rPr>
+        <w:t xml:space="preserve">    if book_id not in books_db:</w:t>
+      </w:r>
+    </w:p>
+    <w:p>
+      <w:pPr>
+        <w:spacing w:before="0" w:after="0" w:line="240" w:lineRule="auto"/>
+        <w:ind w:firstLine="0" w:left="0"/>
+        <w:jc w:val="left"/>
+        <w:pBdr>
+          <w:top w:val="single" w:sz="4" w:space="1" w:color="CCCCCC"/>
+          <w:left w:val="single" w:sz="4" w:space="1" w:color="CCCCCC"/>
+          <w:bottom w:val="single" w:sz="4" w:space="1" w:color="CCCCCC"/>
+          <w:right w:val="single" w:sz="4" w:space="1" w:color="CCCCCC"/>
+        </w:pBdr>
+        <w:shd w:val="clear" w:color="auto" w:fill="F5F5F5"/>
+      </w:pPr>
+      <w:r>
+        <w:rPr>
+          <w:rFonts w:ascii="Courier New" w:hAnsi="Courier New" w:cs="Courier New"/>
+          <w:rFonts w:ascii="Courier New" w:hAnsi="Courier New"/>
+          <w:sz w:val="20"/>
+        </w:rPr>
+        <w:t xml:space="preserve">        raise HTTPException(status_code=404, detail="Книга не найдена")</w:t>
+      </w:r>
+    </w:p>
+    <w:p>
+      <w:pPr>
+        <w:spacing w:before="0" w:after="0" w:line="240" w:lineRule="auto"/>
+        <w:ind w:firstLine="0" w:left="0"/>
+        <w:jc w:val="left"/>
+        <w:pBdr>
+          <w:top w:val="single" w:sz="4" w:space="1" w:color="CCCCCC"/>
+          <w:left w:val="single" w:sz="4" w:space="1" w:color="CCCCCC"/>
+          <w:bottom w:val="single" w:sz="4" w:space="1" w:color="CCCCCC"/>
+          <w:right w:val="single" w:sz="4" w:space="1" w:color="CCCCCC"/>
+        </w:pBdr>
+        <w:shd w:val="clear" w:color="auto" w:fill="F5F5F5"/>
+      </w:pPr>
+      <w:r>
+        <w:rPr>
+          <w:rFonts w:ascii="Courier New" w:hAnsi="Courier New" w:cs="Courier New"/>
+          <w:rFonts w:ascii="Courier New" w:hAnsi="Courier New"/>
+          <w:sz w:val="20"/>
+        </w:rPr>
+        <w:t xml:space="preserve">    return books_db[book_id]</w:t>
+      </w:r>
+    </w:p>
+    <w:p>
+      <w:pPr>
+        <w:spacing w:before="0" w:after="0" w:line="240" w:lineRule="auto"/>
+        <w:ind w:firstLine="0" w:left="0"/>
+        <w:jc w:val="left"/>
+        <w:pBdr>
+          <w:top w:val="single" w:sz="4" w:space="1" w:color="CCCCCC"/>
+          <w:left w:val="single" w:sz="4" w:space="1" w:color="CCCCCC"/>
+          <w:bottom w:val="single" w:sz="4" w:space="1" w:color="CCCCCC"/>
+          <w:right w:val="single" w:sz="4" w:space="1" w:color="CCCCCC"/>
+        </w:pBdr>
+        <w:shd w:val="clear" w:color="auto" w:fill="F5F5F5"/>
+      </w:pPr>
+      <w:r>
+        <w:rPr>
+          <w:rFonts w:ascii="Courier New" w:hAnsi="Courier New" w:cs="Courier New"/>
+          <w:rFonts w:ascii="Courier New" w:hAnsi="Courier New"/>
+          <w:sz w:val="20"/>
+        </w:rPr>
+        <w:t xml:space="preserve"> </w:t>
+      </w:r>
+    </w:p>
+    <w:p>
+      <w:pPr>
+        <w:spacing w:before="0" w:after="0" w:line="240" w:lineRule="auto"/>
+        <w:ind w:firstLine="0" w:left="0"/>
+        <w:jc w:val="left"/>
+        <w:pBdr>
+          <w:top w:val="single" w:sz="4" w:space="1" w:color="CCCCCC"/>
+          <w:left w:val="single" w:sz="4" w:space="1" w:color="CCCCCC"/>
+          <w:bottom w:val="single" w:sz="4" w:space="1" w:color="CCCCCC"/>
+          <w:right w:val="single" w:sz="4" w:space="1" w:color="CCCCCC"/>
+        </w:pBdr>
+        <w:shd w:val="clear" w:color="auto" w:fill="F5F5F5"/>
+      </w:pPr>
+      <w:r>
+        <w:rPr>
+          <w:rFonts w:ascii="Courier New" w:hAnsi="Courier New" w:cs="Courier New"/>
+          <w:rFonts w:ascii="Courier New" w:hAnsi="Courier New"/>
+          <w:sz w:val="20"/>
+        </w:rPr>
+        <w:t>@books_router.post("/", response_model=BookOut, status_code=201, summary="Добавить книгу")</w:t>
       </w:r>
     </w:p>
     <w:p>
@@ -3494,7 +5847,227 @@
           <w:rFonts w:ascii="Courier New" w:hAnsi="Courier New"/>
           <w:sz w:val="20"/>
         </w:rPr>
-        <w:t>@books_router.delete("/{book_id}", status_code=204)</w:t>
+        <w:t>@books_router.put("/{book_id}", response_model=BookOut, summary="Обновить книгу")</w:t>
+      </w:r>
+    </w:p>
+    <w:p>
+      <w:pPr>
+        <w:spacing w:before="0" w:after="0" w:line="240" w:lineRule="auto"/>
+        <w:ind w:firstLine="0" w:left="0"/>
+        <w:jc w:val="left"/>
+        <w:pBdr>
+          <w:top w:val="single" w:sz="4" w:space="1" w:color="CCCCCC"/>
+          <w:left w:val="single" w:sz="4" w:space="1" w:color="CCCCCC"/>
+          <w:bottom w:val="single" w:sz="4" w:space="1" w:color="CCCCCC"/>
+          <w:right w:val="single" w:sz="4" w:space="1" w:color="CCCCCC"/>
+        </w:pBdr>
+        <w:shd w:val="clear" w:color="auto" w:fill="F5F5F5"/>
+      </w:pPr>
+      <w:r>
+        <w:rPr>
+          <w:rFonts w:ascii="Courier New" w:hAnsi="Courier New" w:cs="Courier New"/>
+          <w:rFonts w:ascii="Courier New" w:hAnsi="Courier New"/>
+          <w:sz w:val="20"/>
+        </w:rPr>
+        <w:t>def update_book(book_id: int, book: BookUpdate):</w:t>
+      </w:r>
+    </w:p>
+    <w:p>
+      <w:pPr>
+        <w:spacing w:before="0" w:after="0" w:line="240" w:lineRule="auto"/>
+        <w:ind w:firstLine="0" w:left="0"/>
+        <w:jc w:val="left"/>
+        <w:pBdr>
+          <w:top w:val="single" w:sz="4" w:space="1" w:color="CCCCCC"/>
+          <w:left w:val="single" w:sz="4" w:space="1" w:color="CCCCCC"/>
+          <w:bottom w:val="single" w:sz="4" w:space="1" w:color="CCCCCC"/>
+          <w:right w:val="single" w:sz="4" w:space="1" w:color="CCCCCC"/>
+        </w:pBdr>
+        <w:shd w:val="clear" w:color="auto" w:fill="F5F5F5"/>
+      </w:pPr>
+      <w:r>
+        <w:rPr>
+          <w:rFonts w:ascii="Courier New" w:hAnsi="Courier New" w:cs="Courier New"/>
+          <w:rFonts w:ascii="Courier New" w:hAnsi="Courier New"/>
+          <w:sz w:val="20"/>
+        </w:rPr>
+        <w:t xml:space="preserve">    if book_id not in books_db:</w:t>
+      </w:r>
+    </w:p>
+    <w:p>
+      <w:pPr>
+        <w:spacing w:before="0" w:after="0" w:line="240" w:lineRule="auto"/>
+        <w:ind w:firstLine="0" w:left="0"/>
+        <w:jc w:val="left"/>
+        <w:pBdr>
+          <w:top w:val="single" w:sz="4" w:space="1" w:color="CCCCCC"/>
+          <w:left w:val="single" w:sz="4" w:space="1" w:color="CCCCCC"/>
+          <w:bottom w:val="single" w:sz="4" w:space="1" w:color="CCCCCC"/>
+          <w:right w:val="single" w:sz="4" w:space="1" w:color="CCCCCC"/>
+        </w:pBdr>
+        <w:shd w:val="clear" w:color="auto" w:fill="F5F5F5"/>
+      </w:pPr>
+      <w:r>
+        <w:rPr>
+          <w:rFonts w:ascii="Courier New" w:hAnsi="Courier New" w:cs="Courier New"/>
+          <w:rFonts w:ascii="Courier New" w:hAnsi="Courier New"/>
+          <w:sz w:val="20"/>
+        </w:rPr>
+        <w:t xml:space="preserve">        raise HTTPException(status_code=404, detail="Книга не найдена")</w:t>
+      </w:r>
+    </w:p>
+    <w:p>
+      <w:pPr>
+        <w:spacing w:before="0" w:after="0" w:line="240" w:lineRule="auto"/>
+        <w:ind w:firstLine="0" w:left="0"/>
+        <w:jc w:val="left"/>
+        <w:pBdr>
+          <w:top w:val="single" w:sz="4" w:space="1" w:color="CCCCCC"/>
+          <w:left w:val="single" w:sz="4" w:space="1" w:color="CCCCCC"/>
+          <w:bottom w:val="single" w:sz="4" w:space="1" w:color="CCCCCC"/>
+          <w:right w:val="single" w:sz="4" w:space="1" w:color="CCCCCC"/>
+        </w:pBdr>
+        <w:shd w:val="clear" w:color="auto" w:fill="F5F5F5"/>
+      </w:pPr>
+      <w:r>
+        <w:rPr>
+          <w:rFonts w:ascii="Courier New" w:hAnsi="Courier New" w:cs="Courier New"/>
+          <w:rFonts w:ascii="Courier New" w:hAnsi="Courier New"/>
+          <w:sz w:val="20"/>
+        </w:rPr>
+        <w:t xml:space="preserve">    existing = books_db[book_id]</w:t>
+      </w:r>
+    </w:p>
+    <w:p>
+      <w:pPr>
+        <w:spacing w:before="0" w:after="0" w:line="240" w:lineRule="auto"/>
+        <w:ind w:firstLine="0" w:left="0"/>
+        <w:jc w:val="left"/>
+        <w:pBdr>
+          <w:top w:val="single" w:sz="4" w:space="1" w:color="CCCCCC"/>
+          <w:left w:val="single" w:sz="4" w:space="1" w:color="CCCCCC"/>
+          <w:bottom w:val="single" w:sz="4" w:space="1" w:color="CCCCCC"/>
+          <w:right w:val="single" w:sz="4" w:space="1" w:color="CCCCCC"/>
+        </w:pBdr>
+        <w:shd w:val="clear" w:color="auto" w:fill="F5F5F5"/>
+      </w:pPr>
+      <w:r>
+        <w:rPr>
+          <w:rFonts w:ascii="Courier New" w:hAnsi="Courier New" w:cs="Courier New"/>
+          <w:rFonts w:ascii="Courier New" w:hAnsi="Courier New"/>
+          <w:sz w:val="20"/>
+        </w:rPr>
+        <w:t xml:space="preserve">    update_data = book.model_dump(exclude_unset=True)</w:t>
+      </w:r>
+    </w:p>
+    <w:p>
+      <w:pPr>
+        <w:spacing w:before="0" w:after="0" w:line="240" w:lineRule="auto"/>
+        <w:ind w:firstLine="0" w:left="0"/>
+        <w:jc w:val="left"/>
+        <w:pBdr>
+          <w:top w:val="single" w:sz="4" w:space="1" w:color="CCCCCC"/>
+          <w:left w:val="single" w:sz="4" w:space="1" w:color="CCCCCC"/>
+          <w:bottom w:val="single" w:sz="4" w:space="1" w:color="CCCCCC"/>
+          <w:right w:val="single" w:sz="4" w:space="1" w:color="CCCCCC"/>
+        </w:pBdr>
+        <w:shd w:val="clear" w:color="auto" w:fill="F5F5F5"/>
+      </w:pPr>
+      <w:r>
+        <w:rPr>
+          <w:rFonts w:ascii="Courier New" w:hAnsi="Courier New" w:cs="Courier New"/>
+          <w:rFonts w:ascii="Courier New" w:hAnsi="Courier New"/>
+          <w:sz w:val="20"/>
+        </w:rPr>
+        <w:t xml:space="preserve">    existing.update(update_data)</w:t>
+      </w:r>
+    </w:p>
+    <w:p>
+      <w:pPr>
+        <w:spacing w:before="0" w:after="0" w:line="240" w:lineRule="auto"/>
+        <w:ind w:firstLine="0" w:left="0"/>
+        <w:jc w:val="left"/>
+        <w:pBdr>
+          <w:top w:val="single" w:sz="4" w:space="1" w:color="CCCCCC"/>
+          <w:left w:val="single" w:sz="4" w:space="1" w:color="CCCCCC"/>
+          <w:bottom w:val="single" w:sz="4" w:space="1" w:color="CCCCCC"/>
+          <w:right w:val="single" w:sz="4" w:space="1" w:color="CCCCCC"/>
+        </w:pBdr>
+        <w:shd w:val="clear" w:color="auto" w:fill="F5F5F5"/>
+      </w:pPr>
+      <w:r>
+        <w:rPr>
+          <w:rFonts w:ascii="Courier New" w:hAnsi="Courier New" w:cs="Courier New"/>
+          <w:rFonts w:ascii="Courier New" w:hAnsi="Courier New"/>
+          <w:sz w:val="20"/>
+        </w:rPr>
+        <w:t xml:space="preserve">    books_db[book_id] = existing</w:t>
+      </w:r>
+    </w:p>
+    <w:p>
+      <w:pPr>
+        <w:spacing w:before="0" w:after="0" w:line="240" w:lineRule="auto"/>
+        <w:ind w:firstLine="0" w:left="0"/>
+        <w:jc w:val="left"/>
+        <w:pBdr>
+          <w:top w:val="single" w:sz="4" w:space="1" w:color="CCCCCC"/>
+          <w:left w:val="single" w:sz="4" w:space="1" w:color="CCCCCC"/>
+          <w:bottom w:val="single" w:sz="4" w:space="1" w:color="CCCCCC"/>
+          <w:right w:val="single" w:sz="4" w:space="1" w:color="CCCCCC"/>
+        </w:pBdr>
+        <w:shd w:val="clear" w:color="auto" w:fill="F5F5F5"/>
+      </w:pPr>
+      <w:r>
+        <w:rPr>
+          <w:rFonts w:ascii="Courier New" w:hAnsi="Courier New" w:cs="Courier New"/>
+          <w:rFonts w:ascii="Courier New" w:hAnsi="Courier New"/>
+          <w:sz w:val="20"/>
+        </w:rPr>
+        <w:t xml:space="preserve">    return existing</w:t>
+      </w:r>
+    </w:p>
+    <w:p>
+      <w:pPr>
+        <w:spacing w:before="0" w:after="0" w:line="240" w:lineRule="auto"/>
+        <w:ind w:firstLine="0" w:left="0"/>
+        <w:jc w:val="left"/>
+        <w:pBdr>
+          <w:top w:val="single" w:sz="4" w:space="1" w:color="CCCCCC"/>
+          <w:left w:val="single" w:sz="4" w:space="1" w:color="CCCCCC"/>
+          <w:bottom w:val="single" w:sz="4" w:space="1" w:color="CCCCCC"/>
+          <w:right w:val="single" w:sz="4" w:space="1" w:color="CCCCCC"/>
+        </w:pBdr>
+        <w:shd w:val="clear" w:color="auto" w:fill="F5F5F5"/>
+      </w:pPr>
+      <w:r>
+        <w:rPr>
+          <w:rFonts w:ascii="Courier New" w:hAnsi="Courier New" w:cs="Courier New"/>
+          <w:rFonts w:ascii="Courier New" w:hAnsi="Courier New"/>
+          <w:sz w:val="20"/>
+        </w:rPr>
+        <w:t xml:space="preserve"> </w:t>
+      </w:r>
+    </w:p>
+    <w:p>
+      <w:pPr>
+        <w:spacing w:before="0" w:after="0" w:line="240" w:lineRule="auto"/>
+        <w:ind w:firstLine="0" w:left="0"/>
+        <w:jc w:val="left"/>
+        <w:pBdr>
+          <w:top w:val="single" w:sz="4" w:space="1" w:color="CCCCCC"/>
+          <w:left w:val="single" w:sz="4" w:space="1" w:color="CCCCCC"/>
+          <w:bottom w:val="single" w:sz="4" w:space="1" w:color="CCCCCC"/>
+          <w:right w:val="single" w:sz="4" w:space="1" w:color="CCCCCC"/>
+        </w:pBdr>
+        <w:shd w:val="clear" w:color="auto" w:fill="F5F5F5"/>
+      </w:pPr>
+      <w:r>
+        <w:rPr>
+          <w:rFonts w:ascii="Courier New" w:hAnsi="Courier New" w:cs="Courier New"/>
+          <w:rFonts w:ascii="Courier New" w:hAnsi="Courier New"/>
+          <w:sz w:val="20"/>
+        </w:rPr>
+        <w:t>@books_router.delete("/{book_id}", status_code=204, summary="Удалить книгу")</w:t>
       </w:r>
     </w:p>
     <w:p>
@@ -3599,7 +6172,24 @@
           <w:i/>
           <w:sz w:val="24"/>
         </w:rPr>
-        <w:t>Рис. 2. APIRouter для книг: GET (список + фильтры), POST, DELETE</w:t>
+        <w:t>Рис. 3. APIRouter для книг: полный набор CRUD-эндпоинтов</w:t>
+      </w:r>
+    </w:p>
+    <w:p>
+      <w:pPr>
+        <w:spacing w:before="120" w:after="40" w:line="360" w:lineRule="auto"/>
+        <w:ind w:firstLine="709"/>
+        <w:jc w:val="left"/>
+      </w:pPr>
+      <w:r>
+        <w:rPr>
+          <w:rFonts w:ascii="Times New Roman" w:hAnsi="Times New Roman" w:cs="Times New Roman"/>
+          <w:rFonts w:ascii="Times New Roman" w:hAnsi="Times New Roman"/>
+          <w:b/>
+          <w:i/>
+          <w:sz w:val="28"/>
+        </w:rPr>
+        <w:t>Точка входа и конфигурация приложения</w:t>
       </w:r>
     </w:p>
     <w:p>
@@ -3616,7 +6206,7 @@
           <w:i w:val="0"/>
           <w:sz w:val="28"/>
         </w:rPr>
-        <w:t>Создание FastAPI-приложения:</w:t>
+        <w:t>Инициализация экземпляра FastAPI выполнена с подключением роутеров и настройкой метаданных приложения, которые используются для автоматической генерации OpenAPI-спецификации. Документация Swagger UI доступна по адресу /docs, альтернативная документация ReDoc — по адресу /redoc:</w:t>
       </w:r>
     </w:p>
     <w:p>
@@ -3726,7 +6316,7 @@
           <w:rFonts w:ascii="Courier New" w:hAnsi="Courier New"/>
           <w:sz w:val="20"/>
         </w:rPr>
-        <w:t xml:space="preserve">    description="REST API для книжного магазина. ЛР №6.",</w:t>
+        <w:t xml:space="preserve">    description="REST API для книжного магазина. Лабораторная работа №6.",</w:t>
       </w:r>
     </w:p>
     <w:p>
@@ -3770,6 +6360,50 @@
           <w:rFonts w:ascii="Courier New" w:hAnsi="Courier New"/>
           <w:sz w:val="20"/>
         </w:rPr>
+        <w:t xml:space="preserve">    docs_url="/docs",</w:t>
+      </w:r>
+    </w:p>
+    <w:p>
+      <w:pPr>
+        <w:spacing w:before="0" w:after="0" w:line="240" w:lineRule="auto"/>
+        <w:ind w:firstLine="0" w:left="0"/>
+        <w:jc w:val="left"/>
+        <w:pBdr>
+          <w:top w:val="single" w:sz="4" w:space="1" w:color="CCCCCC"/>
+          <w:left w:val="single" w:sz="4" w:space="1" w:color="CCCCCC"/>
+          <w:bottom w:val="single" w:sz="4" w:space="1" w:color="CCCCCC"/>
+          <w:right w:val="single" w:sz="4" w:space="1" w:color="CCCCCC"/>
+        </w:pBdr>
+        <w:shd w:val="clear" w:color="auto" w:fill="F5F5F5"/>
+      </w:pPr>
+      <w:r>
+        <w:rPr>
+          <w:rFonts w:ascii="Courier New" w:hAnsi="Courier New" w:cs="Courier New"/>
+          <w:rFonts w:ascii="Courier New" w:hAnsi="Courier New"/>
+          <w:sz w:val="20"/>
+        </w:rPr>
+        <w:t xml:space="preserve">    redoc_url="/redoc",</w:t>
+      </w:r>
+    </w:p>
+    <w:p>
+      <w:pPr>
+        <w:spacing w:before="0" w:after="0" w:line="240" w:lineRule="auto"/>
+        <w:ind w:firstLine="0" w:left="0"/>
+        <w:jc w:val="left"/>
+        <w:pBdr>
+          <w:top w:val="single" w:sz="4" w:space="1" w:color="CCCCCC"/>
+          <w:left w:val="single" w:sz="4" w:space="1" w:color="CCCCCC"/>
+          <w:bottom w:val="single" w:sz="4" w:space="1" w:color="CCCCCC"/>
+          <w:right w:val="single" w:sz="4" w:space="1" w:color="CCCCCC"/>
+        </w:pBdr>
+        <w:shd w:val="clear" w:color="auto" w:fill="F5F5F5"/>
+      </w:pPr>
+      <w:r>
+        <w:rPr>
+          <w:rFonts w:ascii="Courier New" w:hAnsi="Courier New" w:cs="Courier New"/>
+          <w:rFonts w:ascii="Courier New" w:hAnsi="Courier New"/>
+          <w:sz w:val="20"/>
+        </w:rPr>
         <w:t>)</w:t>
       </w:r>
     </w:p>
@@ -3902,7 +6536,7 @@
           <w:rFonts w:ascii="Courier New" w:hAnsi="Courier New"/>
           <w:sz w:val="20"/>
         </w:rPr>
-        <w:t>@app.get("/")</w:t>
+        <w:t>@app.get("/", tags=["Root"])</w:t>
       </w:r>
     </w:p>
     <w:p>
@@ -3946,7 +6580,7 @@
           <w:rFonts w:ascii="Courier New" w:hAnsi="Courier New"/>
           <w:sz w:val="20"/>
         </w:rPr>
-        <w:t xml:space="preserve">    return {"message": "Bookstore API", "docs": "/docs"}</w:t>
+        <w:t xml:space="preserve">    return {"message": "Bookstore API", "docs": "/docs", "version": "1.0.0"}</w:t>
       </w:r>
     </w:p>
     <w:p>
@@ -4012,7 +6646,58 @@
           <w:rFonts w:ascii="Courier New" w:hAnsi="Courier New"/>
           <w:sz w:val="20"/>
         </w:rPr>
-        <w:t xml:space="preserve">    import uvicorn</w:t>
+        <w:t xml:space="preserve">    uvicorn.run("main:app", host="0.0.0.0", port=8000, reload=False)</w:t>
+      </w:r>
+    </w:p>
+    <w:p>
+      <w:pPr>
+        <w:spacing w:before="40" w:after="120"/>
+        <w:ind w:firstLine="0"/>
+        <w:jc w:val="center"/>
+      </w:pPr>
+      <w:r>
+        <w:rPr>
+          <w:rFonts w:ascii="Times New Roman" w:hAnsi="Times New Roman" w:cs="Times New Roman"/>
+          <w:rFonts w:ascii="Times New Roman" w:hAnsi="Times New Roman"/>
+          <w:b w:val="0"/>
+          <w:i/>
+          <w:sz w:val="24"/>
+        </w:rPr>
+        <w:t>Рис. 4. Создание и запуск FastAPI-приложения</w:t>
+      </w:r>
+    </w:p>
+    <w:p>
+      <w:pPr>
+        <w:spacing w:before="160" w:after="80" w:line="360" w:lineRule="auto"/>
+        <w:ind w:firstLine="0"/>
+        <w:jc w:val="left"/>
+      </w:pPr>
+      <w:r>
+        <w:rPr>
+          <w:rFonts w:ascii="Times New Roman" w:hAnsi="Times New Roman" w:cs="Times New Roman"/>
+          <w:rFonts w:ascii="Times New Roman" w:hAnsi="Times New Roman"/>
+          <w:b/>
+          <w:i w:val="0"/>
+          <w:sz w:val="28"/>
+        </w:rPr>
+        <w:t>Тестирование через Swagger UI</w:t>
+      </w:r>
+    </w:p>
+    <w:p>
+      <w:pPr>
+        <w:spacing w:before="0" w:after="0" w:line="360" w:lineRule="auto"/>
+        <w:ind w:firstLine="709"/>
+        <w:jc w:val="both"/>
+      </w:pPr>
+      <w:r>
+        <w:rPr>
+          <w:rFonts w:ascii="Times New Roman" w:hAnsi="Times New Roman" w:cs="Times New Roman"/>
+          <w:rFonts w:ascii="Times New Roman" w:hAnsi="Times New Roman"/>
+          <w:b w:val="0"/>
+          <w:i w:val="0"/>
+          <w:sz w:val="28"/>
+        </w:rPr>
+        <w:t>Проверка корректности работы API проводилась через встроенный интерфейс Swagger UI, автоматически генерируемый FastAPI на основе аннотаций типов и Pydantic-схем. Для запуска сервера в терминале выполнялась команда:</w:t>
       </w:r>
     </w:p>
     <w:p>
@@ -4034,7 +6719,7 @@
           <w:rFonts w:ascii="Courier New" w:hAnsi="Courier New"/>
           <w:sz w:val="20"/>
         </w:rPr>
-        <w:t xml:space="preserve">    uvicorn.run("main:app", host="0.0.0.0", port=8000)</w:t>
+        <w:t>uvicorn main:app --reload --host 127.0.0.1 --port 8000</w:t>
       </w:r>
     </w:p>
     <w:p>
@@ -4051,7 +6736,595 @@
           <w:i/>
           <w:sz w:val="24"/>
         </w:rPr>
-        <w:t>Рис. 3. Создание и запуск FastAPI-приложения</w:t>
+        <w:t>Рис. 5. Команда запуска сервера и интерфейс Swagger UI (/docs)</w:t>
+      </w:r>
+    </w:p>
+    <w:p>
+      <w:pPr>
+        <w:spacing w:before="0" w:after="0" w:line="360" w:lineRule="auto"/>
+        <w:ind w:firstLine="709"/>
+        <w:jc w:val="both"/>
+      </w:pPr>
+      <w:r>
+        <w:rPr>
+          <w:rFonts w:ascii="Times New Roman" w:hAnsi="Times New Roman" w:cs="Times New Roman"/>
+          <w:rFonts w:ascii="Times New Roman" w:hAnsi="Times New Roman"/>
+          <w:b w:val="0"/>
+          <w:i w:val="0"/>
+          <w:sz w:val="28"/>
+        </w:rPr>
+        <w:t>Первым этапом было протестировано создание книги: в теле POST-запроса на /books/ переданы валидные данные в формате JSON (название, автор, жанр, год, цена, количество на складе). Сервер корректно обработал запрос, вернул статус 201 Created и сформированный объект с автоматически присвоенным идентификатором:</w:t>
+      </w:r>
+    </w:p>
+    <w:p>
+      <w:pPr>
+        <w:spacing w:before="0" w:after="0" w:line="240" w:lineRule="auto"/>
+        <w:ind w:firstLine="0" w:left="0"/>
+        <w:jc w:val="left"/>
+        <w:pBdr>
+          <w:top w:val="single" w:sz="4" w:space="1" w:color="CCCCCC"/>
+          <w:left w:val="single" w:sz="4" w:space="1" w:color="CCCCCC"/>
+          <w:bottom w:val="single" w:sz="4" w:space="1" w:color="CCCCCC"/>
+          <w:right w:val="single" w:sz="4" w:space="1" w:color="CCCCCC"/>
+        </w:pBdr>
+        <w:shd w:val="clear" w:color="auto" w:fill="F5F5F5"/>
+      </w:pPr>
+      <w:r>
+        <w:rPr>
+          <w:rFonts w:ascii="Courier New" w:hAnsi="Courier New" w:cs="Courier New"/>
+          <w:rFonts w:ascii="Courier New" w:hAnsi="Courier New"/>
+          <w:sz w:val="20"/>
+        </w:rPr>
+        <w:t>{</w:t>
+      </w:r>
+    </w:p>
+    <w:p>
+      <w:pPr>
+        <w:spacing w:before="0" w:after="0" w:line="240" w:lineRule="auto"/>
+        <w:ind w:firstLine="0" w:left="0"/>
+        <w:jc w:val="left"/>
+        <w:pBdr>
+          <w:top w:val="single" w:sz="4" w:space="1" w:color="CCCCCC"/>
+          <w:left w:val="single" w:sz="4" w:space="1" w:color="CCCCCC"/>
+          <w:bottom w:val="single" w:sz="4" w:space="1" w:color="CCCCCC"/>
+          <w:right w:val="single" w:sz="4" w:space="1" w:color="CCCCCC"/>
+        </w:pBdr>
+        <w:shd w:val="clear" w:color="auto" w:fill="F5F5F5"/>
+      </w:pPr>
+      <w:r>
+        <w:rPr>
+          <w:rFonts w:ascii="Courier New" w:hAnsi="Courier New" w:cs="Courier New"/>
+          <w:rFonts w:ascii="Courier New" w:hAnsi="Courier New"/>
+          <w:sz w:val="20"/>
+        </w:rPr>
+        <w:t xml:space="preserve">  "id": 1,</w:t>
+      </w:r>
+    </w:p>
+    <w:p>
+      <w:pPr>
+        <w:spacing w:before="0" w:after="0" w:line="240" w:lineRule="auto"/>
+        <w:ind w:firstLine="0" w:left="0"/>
+        <w:jc w:val="left"/>
+        <w:pBdr>
+          <w:top w:val="single" w:sz="4" w:space="1" w:color="CCCCCC"/>
+          <w:left w:val="single" w:sz="4" w:space="1" w:color="CCCCCC"/>
+          <w:bottom w:val="single" w:sz="4" w:space="1" w:color="CCCCCC"/>
+          <w:right w:val="single" w:sz="4" w:space="1" w:color="CCCCCC"/>
+        </w:pBdr>
+        <w:shd w:val="clear" w:color="auto" w:fill="F5F5F5"/>
+      </w:pPr>
+      <w:r>
+        <w:rPr>
+          <w:rFonts w:ascii="Courier New" w:hAnsi="Courier New" w:cs="Courier New"/>
+          <w:rFonts w:ascii="Courier New" w:hAnsi="Courier New"/>
+          <w:sz w:val="20"/>
+        </w:rPr>
+        <w:t xml:space="preserve">  "title": "Мастер и Маргарита",</w:t>
+      </w:r>
+    </w:p>
+    <w:p>
+      <w:pPr>
+        <w:spacing w:before="0" w:after="0" w:line="240" w:lineRule="auto"/>
+        <w:ind w:firstLine="0" w:left="0"/>
+        <w:jc w:val="left"/>
+        <w:pBdr>
+          <w:top w:val="single" w:sz="4" w:space="1" w:color="CCCCCC"/>
+          <w:left w:val="single" w:sz="4" w:space="1" w:color="CCCCCC"/>
+          <w:bottom w:val="single" w:sz="4" w:space="1" w:color="CCCCCC"/>
+          <w:right w:val="single" w:sz="4" w:space="1" w:color="CCCCCC"/>
+        </w:pBdr>
+        <w:shd w:val="clear" w:color="auto" w:fill="F5F5F5"/>
+      </w:pPr>
+      <w:r>
+        <w:rPr>
+          <w:rFonts w:ascii="Courier New" w:hAnsi="Courier New" w:cs="Courier New"/>
+          <w:rFonts w:ascii="Courier New" w:hAnsi="Courier New"/>
+          <w:sz w:val="20"/>
+        </w:rPr>
+        <w:t xml:space="preserve">  "author": "Булгаков М.А.",</w:t>
+      </w:r>
+    </w:p>
+    <w:p>
+      <w:pPr>
+        <w:spacing w:before="0" w:after="0" w:line="240" w:lineRule="auto"/>
+        <w:ind w:firstLine="0" w:left="0"/>
+        <w:jc w:val="left"/>
+        <w:pBdr>
+          <w:top w:val="single" w:sz="4" w:space="1" w:color="CCCCCC"/>
+          <w:left w:val="single" w:sz="4" w:space="1" w:color="CCCCCC"/>
+          <w:bottom w:val="single" w:sz="4" w:space="1" w:color="CCCCCC"/>
+          <w:right w:val="single" w:sz="4" w:space="1" w:color="CCCCCC"/>
+        </w:pBdr>
+        <w:shd w:val="clear" w:color="auto" w:fill="F5F5F5"/>
+      </w:pPr>
+      <w:r>
+        <w:rPr>
+          <w:rFonts w:ascii="Courier New" w:hAnsi="Courier New" w:cs="Courier New"/>
+          <w:rFonts w:ascii="Courier New" w:hAnsi="Courier New"/>
+          <w:sz w:val="20"/>
+        </w:rPr>
+        <w:t xml:space="preserve">  "genre": "Роман",</w:t>
+      </w:r>
+    </w:p>
+    <w:p>
+      <w:pPr>
+        <w:spacing w:before="0" w:after="0" w:line="240" w:lineRule="auto"/>
+        <w:ind w:firstLine="0" w:left="0"/>
+        <w:jc w:val="left"/>
+        <w:pBdr>
+          <w:top w:val="single" w:sz="4" w:space="1" w:color="CCCCCC"/>
+          <w:left w:val="single" w:sz="4" w:space="1" w:color="CCCCCC"/>
+          <w:bottom w:val="single" w:sz="4" w:space="1" w:color="CCCCCC"/>
+          <w:right w:val="single" w:sz="4" w:space="1" w:color="CCCCCC"/>
+        </w:pBdr>
+        <w:shd w:val="clear" w:color="auto" w:fill="F5F5F5"/>
+      </w:pPr>
+      <w:r>
+        <w:rPr>
+          <w:rFonts w:ascii="Courier New" w:hAnsi="Courier New" w:cs="Courier New"/>
+          <w:rFonts w:ascii="Courier New" w:hAnsi="Courier New"/>
+          <w:sz w:val="20"/>
+        </w:rPr>
+        <w:t xml:space="preserve">  "year": 1967,</w:t>
+      </w:r>
+    </w:p>
+    <w:p>
+      <w:pPr>
+        <w:spacing w:before="0" w:after="0" w:line="240" w:lineRule="auto"/>
+        <w:ind w:firstLine="0" w:left="0"/>
+        <w:jc w:val="left"/>
+        <w:pBdr>
+          <w:top w:val="single" w:sz="4" w:space="1" w:color="CCCCCC"/>
+          <w:left w:val="single" w:sz="4" w:space="1" w:color="CCCCCC"/>
+          <w:bottom w:val="single" w:sz="4" w:space="1" w:color="CCCCCC"/>
+          <w:right w:val="single" w:sz="4" w:space="1" w:color="CCCCCC"/>
+        </w:pBdr>
+        <w:shd w:val="clear" w:color="auto" w:fill="F5F5F5"/>
+      </w:pPr>
+      <w:r>
+        <w:rPr>
+          <w:rFonts w:ascii="Courier New" w:hAnsi="Courier New" w:cs="Courier New"/>
+          <w:rFonts w:ascii="Courier New" w:hAnsi="Courier New"/>
+          <w:sz w:val="20"/>
+        </w:rPr>
+        <w:t xml:space="preserve">  "price": 450.0,</w:t>
+      </w:r>
+    </w:p>
+    <w:p>
+      <w:pPr>
+        <w:spacing w:before="0" w:after="0" w:line="240" w:lineRule="auto"/>
+        <w:ind w:firstLine="0" w:left="0"/>
+        <w:jc w:val="left"/>
+        <w:pBdr>
+          <w:top w:val="single" w:sz="4" w:space="1" w:color="CCCCCC"/>
+          <w:left w:val="single" w:sz="4" w:space="1" w:color="CCCCCC"/>
+          <w:bottom w:val="single" w:sz="4" w:space="1" w:color="CCCCCC"/>
+          <w:right w:val="single" w:sz="4" w:space="1" w:color="CCCCCC"/>
+        </w:pBdr>
+        <w:shd w:val="clear" w:color="auto" w:fill="F5F5F5"/>
+      </w:pPr>
+      <w:r>
+        <w:rPr>
+          <w:rFonts w:ascii="Courier New" w:hAnsi="Courier New" w:cs="Courier New"/>
+          <w:rFonts w:ascii="Courier New" w:hAnsi="Courier New"/>
+          <w:sz w:val="20"/>
+        </w:rPr>
+        <w:t xml:space="preserve">  "stock_count": 10</w:t>
+      </w:r>
+    </w:p>
+    <w:p>
+      <w:pPr>
+        <w:spacing w:before="0" w:after="0" w:line="240" w:lineRule="auto"/>
+        <w:ind w:firstLine="0" w:left="0"/>
+        <w:jc w:val="left"/>
+        <w:pBdr>
+          <w:top w:val="single" w:sz="4" w:space="1" w:color="CCCCCC"/>
+          <w:left w:val="single" w:sz="4" w:space="1" w:color="CCCCCC"/>
+          <w:bottom w:val="single" w:sz="4" w:space="1" w:color="CCCCCC"/>
+          <w:right w:val="single" w:sz="4" w:space="1" w:color="CCCCCC"/>
+        </w:pBdr>
+        <w:shd w:val="clear" w:color="auto" w:fill="F5F5F5"/>
+      </w:pPr>
+      <w:r>
+        <w:rPr>
+          <w:rFonts w:ascii="Courier New" w:hAnsi="Courier New" w:cs="Courier New"/>
+          <w:rFonts w:ascii="Courier New" w:hAnsi="Courier New"/>
+          <w:sz w:val="20"/>
+        </w:rPr>
+        <w:t>}</w:t>
+      </w:r>
+    </w:p>
+    <w:p>
+      <w:pPr>
+        <w:spacing w:before="40" w:after="120"/>
+        <w:ind w:firstLine="0"/>
+        <w:jc w:val="center"/>
+      </w:pPr>
+      <w:r>
+        <w:rPr>
+          <w:rFonts w:ascii="Times New Roman" w:hAnsi="Times New Roman" w:cs="Times New Roman"/>
+          <w:rFonts w:ascii="Times New Roman" w:hAnsi="Times New Roman"/>
+          <w:b w:val="0"/>
+          <w:i/>
+          <w:sz w:val="24"/>
+        </w:rPr>
+        <w:t>Рис. 6. Успешная обработка POST /books/ — статус 201 Created</w:t>
+      </w:r>
+    </w:p>
+    <w:p>
+      <w:pPr>
+        <w:spacing w:before="0" w:after="0" w:line="360" w:lineRule="auto"/>
+        <w:ind w:firstLine="709"/>
+        <w:jc w:val="both"/>
+      </w:pPr>
+      <w:r>
+        <w:rPr>
+          <w:rFonts w:ascii="Times New Roman" w:hAnsi="Times New Roman" w:cs="Times New Roman"/>
+          <w:rFonts w:ascii="Times New Roman" w:hAnsi="Times New Roman"/>
+          <w:b w:val="0"/>
+          <w:i w:val="0"/>
+          <w:sz w:val="28"/>
+        </w:rPr>
+        <w:t>Далее проверена работа методов чтения и фильтрации. GET-запрос к /books/ с параметром genre=Роман вернул только книги нужного жанра со статусом 200 OK. GET /books/{id} с корректным идентификатором вернул полную запись. PUT /books/{id} с частичным набором полей корректно применил изменения благодаря использованию model_dump(exclude_unset=True) — неизменённые поля остались нетронутыми.</w:t>
+      </w:r>
+    </w:p>
+    <w:p>
+      <w:pPr>
+        <w:spacing w:before="40" w:after="120"/>
+        <w:ind w:firstLine="0"/>
+        <w:jc w:val="center"/>
+      </w:pPr>
+      <w:r>
+        <w:rPr>
+          <w:rFonts w:ascii="Times New Roman" w:hAnsi="Times New Roman" w:cs="Times New Roman"/>
+          <w:rFonts w:ascii="Times New Roman" w:hAnsi="Times New Roman"/>
+          <w:b w:val="0"/>
+          <w:i/>
+          <w:sz w:val="24"/>
+        </w:rPr>
+        <w:t>Рис. 7. Проверка GET с фильтрацией по жанру и PUT обновления</w:t>
+      </w:r>
+    </w:p>
+    <w:p>
+      <w:pPr>
+        <w:spacing w:before="0" w:after="0" w:line="360" w:lineRule="auto"/>
+        <w:ind w:firstLine="709"/>
+        <w:jc w:val="both"/>
+      </w:pPr>
+      <w:r>
+        <w:rPr>
+          <w:rFonts w:ascii="Times New Roman" w:hAnsi="Times New Roman" w:cs="Times New Roman"/>
+          <w:rFonts w:ascii="Times New Roman" w:hAnsi="Times New Roman"/>
+          <w:b w:val="0"/>
+          <w:i w:val="0"/>
+          <w:sz w:val="28"/>
+        </w:rPr>
+        <w:t>Отдельно была проверена бизнес-логика заказов: создан заказ на 5 экземпляров книги с начальным stock_count=10. После успешного POST /orders/ остаток уменьшился до 5. При попытке заказать 10 экземпляров при остатке 5 сервер вернул статус 400 Bad Request с описанием ошибки. При отмене заказа (DELETE /orders/{id}) остаток был автоматически восстановлен.</w:t>
+      </w:r>
+    </w:p>
+    <w:p>
+      <w:pPr>
+        <w:spacing w:before="40" w:after="120"/>
+        <w:ind w:firstLine="0"/>
+        <w:jc w:val="center"/>
+      </w:pPr>
+      <w:r>
+        <w:rPr>
+          <w:rFonts w:ascii="Times New Roman" w:hAnsi="Times New Roman" w:cs="Times New Roman"/>
+          <w:rFonts w:ascii="Times New Roman" w:hAnsi="Times New Roman"/>
+          <w:b w:val="0"/>
+          <w:i/>
+          <w:sz w:val="24"/>
+        </w:rPr>
+        <w:t>Рис. 8. Тестирование бизнес-логики заказов и проверки остатка</w:t>
+      </w:r>
+    </w:p>
+    <w:p>
+      <w:pPr>
+        <w:spacing w:before="0" w:after="0" w:line="360" w:lineRule="auto"/>
+        <w:ind w:firstLine="709"/>
+        <w:jc w:val="both"/>
+      </w:pPr>
+      <w:r>
+        <w:rPr>
+          <w:rFonts w:ascii="Times New Roman" w:hAnsi="Times New Roman" w:cs="Times New Roman"/>
+          <w:rFonts w:ascii="Times New Roman" w:hAnsi="Times New Roman"/>
+          <w:b w:val="0"/>
+          <w:i w:val="0"/>
+          <w:sz w:val="28"/>
+        </w:rPr>
+        <w:t>Также была проверена встроенная валидация Pydantic: при отправке запроса с нарушением схемы (отрицательная цена, год вне диапазона 1000–2100) фреймворк автоматически отклонил запрос, вернув статус 422 Unprocessable Entity с детальным описанием ошибок в формате JSON:</w:t>
+      </w:r>
+    </w:p>
+    <w:p>
+      <w:pPr>
+        <w:spacing w:before="0" w:after="0" w:line="240" w:lineRule="auto"/>
+        <w:ind w:firstLine="0" w:left="0"/>
+        <w:jc w:val="left"/>
+        <w:pBdr>
+          <w:top w:val="single" w:sz="4" w:space="1" w:color="CCCCCC"/>
+          <w:left w:val="single" w:sz="4" w:space="1" w:color="CCCCCC"/>
+          <w:bottom w:val="single" w:sz="4" w:space="1" w:color="CCCCCC"/>
+          <w:right w:val="single" w:sz="4" w:space="1" w:color="CCCCCC"/>
+        </w:pBdr>
+        <w:shd w:val="clear" w:color="auto" w:fill="F5F5F5"/>
+      </w:pPr>
+      <w:r>
+        <w:rPr>
+          <w:rFonts w:ascii="Courier New" w:hAnsi="Courier New" w:cs="Courier New"/>
+          <w:rFonts w:ascii="Courier New" w:hAnsi="Courier New"/>
+          <w:sz w:val="20"/>
+        </w:rPr>
+        <w:t>{</w:t>
+      </w:r>
+    </w:p>
+    <w:p>
+      <w:pPr>
+        <w:spacing w:before="0" w:after="0" w:line="240" w:lineRule="auto"/>
+        <w:ind w:firstLine="0" w:left="0"/>
+        <w:jc w:val="left"/>
+        <w:pBdr>
+          <w:top w:val="single" w:sz="4" w:space="1" w:color="CCCCCC"/>
+          <w:left w:val="single" w:sz="4" w:space="1" w:color="CCCCCC"/>
+          <w:bottom w:val="single" w:sz="4" w:space="1" w:color="CCCCCC"/>
+          <w:right w:val="single" w:sz="4" w:space="1" w:color="CCCCCC"/>
+        </w:pBdr>
+        <w:shd w:val="clear" w:color="auto" w:fill="F5F5F5"/>
+      </w:pPr>
+      <w:r>
+        <w:rPr>
+          <w:rFonts w:ascii="Courier New" w:hAnsi="Courier New" w:cs="Courier New"/>
+          <w:rFonts w:ascii="Courier New" w:hAnsi="Courier New"/>
+          <w:sz w:val="20"/>
+        </w:rPr>
+        <w:t xml:space="preserve">  "detail": [</w:t>
+      </w:r>
+    </w:p>
+    <w:p>
+      <w:pPr>
+        <w:spacing w:before="0" w:after="0" w:line="240" w:lineRule="auto"/>
+        <w:ind w:firstLine="0" w:left="0"/>
+        <w:jc w:val="left"/>
+        <w:pBdr>
+          <w:top w:val="single" w:sz="4" w:space="1" w:color="CCCCCC"/>
+          <w:left w:val="single" w:sz="4" w:space="1" w:color="CCCCCC"/>
+          <w:bottom w:val="single" w:sz="4" w:space="1" w:color="CCCCCC"/>
+          <w:right w:val="single" w:sz="4" w:space="1" w:color="CCCCCC"/>
+        </w:pBdr>
+        <w:shd w:val="clear" w:color="auto" w:fill="F5F5F5"/>
+      </w:pPr>
+      <w:r>
+        <w:rPr>
+          <w:rFonts w:ascii="Courier New" w:hAnsi="Courier New" w:cs="Courier New"/>
+          <w:rFonts w:ascii="Courier New" w:hAnsi="Courier New"/>
+          <w:sz w:val="20"/>
+        </w:rPr>
+        <w:t xml:space="preserve">    {</w:t>
+      </w:r>
+    </w:p>
+    <w:p>
+      <w:pPr>
+        <w:spacing w:before="0" w:after="0" w:line="240" w:lineRule="auto"/>
+        <w:ind w:firstLine="0" w:left="0"/>
+        <w:jc w:val="left"/>
+        <w:pBdr>
+          <w:top w:val="single" w:sz="4" w:space="1" w:color="CCCCCC"/>
+          <w:left w:val="single" w:sz="4" w:space="1" w:color="CCCCCC"/>
+          <w:bottom w:val="single" w:sz="4" w:space="1" w:color="CCCCCC"/>
+          <w:right w:val="single" w:sz="4" w:space="1" w:color="CCCCCC"/>
+        </w:pBdr>
+        <w:shd w:val="clear" w:color="auto" w:fill="F5F5F5"/>
+      </w:pPr>
+      <w:r>
+        <w:rPr>
+          <w:rFonts w:ascii="Courier New" w:hAnsi="Courier New" w:cs="Courier New"/>
+          <w:rFonts w:ascii="Courier New" w:hAnsi="Courier New"/>
+          <w:sz w:val="20"/>
+        </w:rPr>
+        <w:t xml:space="preserve">      "type": "greater_than",</w:t>
+      </w:r>
+    </w:p>
+    <w:p>
+      <w:pPr>
+        <w:spacing w:before="0" w:after="0" w:line="240" w:lineRule="auto"/>
+        <w:ind w:firstLine="0" w:left="0"/>
+        <w:jc w:val="left"/>
+        <w:pBdr>
+          <w:top w:val="single" w:sz="4" w:space="1" w:color="CCCCCC"/>
+          <w:left w:val="single" w:sz="4" w:space="1" w:color="CCCCCC"/>
+          <w:bottom w:val="single" w:sz="4" w:space="1" w:color="CCCCCC"/>
+          <w:right w:val="single" w:sz="4" w:space="1" w:color="CCCCCC"/>
+        </w:pBdr>
+        <w:shd w:val="clear" w:color="auto" w:fill="F5F5F5"/>
+      </w:pPr>
+      <w:r>
+        <w:rPr>
+          <w:rFonts w:ascii="Courier New" w:hAnsi="Courier New" w:cs="Courier New"/>
+          <w:rFonts w:ascii="Courier New" w:hAnsi="Courier New"/>
+          <w:sz w:val="20"/>
+        </w:rPr>
+        <w:t xml:space="preserve">      "loc": ["body", "price"],</w:t>
+      </w:r>
+    </w:p>
+    <w:p>
+      <w:pPr>
+        <w:spacing w:before="0" w:after="0" w:line="240" w:lineRule="auto"/>
+        <w:ind w:firstLine="0" w:left="0"/>
+        <w:jc w:val="left"/>
+        <w:pBdr>
+          <w:top w:val="single" w:sz="4" w:space="1" w:color="CCCCCC"/>
+          <w:left w:val="single" w:sz="4" w:space="1" w:color="CCCCCC"/>
+          <w:bottom w:val="single" w:sz="4" w:space="1" w:color="CCCCCC"/>
+          <w:right w:val="single" w:sz="4" w:space="1" w:color="CCCCCC"/>
+        </w:pBdr>
+        <w:shd w:val="clear" w:color="auto" w:fill="F5F5F5"/>
+      </w:pPr>
+      <w:r>
+        <w:rPr>
+          <w:rFonts w:ascii="Courier New" w:hAnsi="Courier New" w:cs="Courier New"/>
+          <w:rFonts w:ascii="Courier New" w:hAnsi="Courier New"/>
+          <w:sz w:val="20"/>
+        </w:rPr>
+        <w:t xml:space="preserve">      "msg": "Input should be greater than 0",</w:t>
+      </w:r>
+    </w:p>
+    <w:p>
+      <w:pPr>
+        <w:spacing w:before="0" w:after="0" w:line="240" w:lineRule="auto"/>
+        <w:ind w:firstLine="0" w:left="0"/>
+        <w:jc w:val="left"/>
+        <w:pBdr>
+          <w:top w:val="single" w:sz="4" w:space="1" w:color="CCCCCC"/>
+          <w:left w:val="single" w:sz="4" w:space="1" w:color="CCCCCC"/>
+          <w:bottom w:val="single" w:sz="4" w:space="1" w:color="CCCCCC"/>
+          <w:right w:val="single" w:sz="4" w:space="1" w:color="CCCCCC"/>
+        </w:pBdr>
+        <w:shd w:val="clear" w:color="auto" w:fill="F5F5F5"/>
+      </w:pPr>
+      <w:r>
+        <w:rPr>
+          <w:rFonts w:ascii="Courier New" w:hAnsi="Courier New" w:cs="Courier New"/>
+          <w:rFonts w:ascii="Courier New" w:hAnsi="Courier New"/>
+          <w:sz w:val="20"/>
+        </w:rPr>
+        <w:t xml:space="preserve">      "input": -100</w:t>
+      </w:r>
+    </w:p>
+    <w:p>
+      <w:pPr>
+        <w:spacing w:before="0" w:after="0" w:line="240" w:lineRule="auto"/>
+        <w:ind w:firstLine="0" w:left="0"/>
+        <w:jc w:val="left"/>
+        <w:pBdr>
+          <w:top w:val="single" w:sz="4" w:space="1" w:color="CCCCCC"/>
+          <w:left w:val="single" w:sz="4" w:space="1" w:color="CCCCCC"/>
+          <w:bottom w:val="single" w:sz="4" w:space="1" w:color="CCCCCC"/>
+          <w:right w:val="single" w:sz="4" w:space="1" w:color="CCCCCC"/>
+        </w:pBdr>
+        <w:shd w:val="clear" w:color="auto" w:fill="F5F5F5"/>
+      </w:pPr>
+      <w:r>
+        <w:rPr>
+          <w:rFonts w:ascii="Courier New" w:hAnsi="Courier New" w:cs="Courier New"/>
+          <w:rFonts w:ascii="Courier New" w:hAnsi="Courier New"/>
+          <w:sz w:val="20"/>
+        </w:rPr>
+        <w:t xml:space="preserve">    }</w:t>
+      </w:r>
+    </w:p>
+    <w:p>
+      <w:pPr>
+        <w:spacing w:before="0" w:after="0" w:line="240" w:lineRule="auto"/>
+        <w:ind w:firstLine="0" w:left="0"/>
+        <w:jc w:val="left"/>
+        <w:pBdr>
+          <w:top w:val="single" w:sz="4" w:space="1" w:color="CCCCCC"/>
+          <w:left w:val="single" w:sz="4" w:space="1" w:color="CCCCCC"/>
+          <w:bottom w:val="single" w:sz="4" w:space="1" w:color="CCCCCC"/>
+          <w:right w:val="single" w:sz="4" w:space="1" w:color="CCCCCC"/>
+        </w:pBdr>
+        <w:shd w:val="clear" w:color="auto" w:fill="F5F5F5"/>
+      </w:pPr>
+      <w:r>
+        <w:rPr>
+          <w:rFonts w:ascii="Courier New" w:hAnsi="Courier New" w:cs="Courier New"/>
+          <w:rFonts w:ascii="Courier New" w:hAnsi="Courier New"/>
+          <w:sz w:val="20"/>
+        </w:rPr>
+        <w:t xml:space="preserve">  ]</w:t>
+      </w:r>
+    </w:p>
+    <w:p>
+      <w:pPr>
+        <w:spacing w:before="0" w:after="0" w:line="240" w:lineRule="auto"/>
+        <w:ind w:firstLine="0" w:left="0"/>
+        <w:jc w:val="left"/>
+        <w:pBdr>
+          <w:top w:val="single" w:sz="4" w:space="1" w:color="CCCCCC"/>
+          <w:left w:val="single" w:sz="4" w:space="1" w:color="CCCCCC"/>
+          <w:bottom w:val="single" w:sz="4" w:space="1" w:color="CCCCCC"/>
+          <w:right w:val="single" w:sz="4" w:space="1" w:color="CCCCCC"/>
+        </w:pBdr>
+        <w:shd w:val="clear" w:color="auto" w:fill="F5F5F5"/>
+      </w:pPr>
+      <w:r>
+        <w:rPr>
+          <w:rFonts w:ascii="Courier New" w:hAnsi="Courier New" w:cs="Courier New"/>
+          <w:rFonts w:ascii="Courier New" w:hAnsi="Courier New"/>
+          <w:sz w:val="20"/>
+        </w:rPr>
+        <w:t>}</w:t>
+      </w:r>
+    </w:p>
+    <w:p>
+      <w:pPr>
+        <w:spacing w:before="40" w:after="120"/>
+        <w:ind w:firstLine="0"/>
+        <w:jc w:val="center"/>
+      </w:pPr>
+      <w:r>
+        <w:rPr>
+          <w:rFonts w:ascii="Times New Roman" w:hAnsi="Times New Roman" w:cs="Times New Roman"/>
+          <w:rFonts w:ascii="Times New Roman" w:hAnsi="Times New Roman"/>
+          <w:b w:val="0"/>
+          <w:i/>
+          <w:sz w:val="24"/>
+        </w:rPr>
+        <w:t>Рис. 9. Ответ при невалидных данных — статус 422</w:t>
+      </w:r>
+    </w:p>
+    <w:p>
+      <w:pPr>
+        <w:spacing w:before="0" w:after="0" w:line="360" w:lineRule="auto"/>
+        <w:ind w:firstLine="709"/>
+        <w:jc w:val="both"/>
+      </w:pPr>
+      <w:r>
+        <w:rPr>
+          <w:rFonts w:ascii="Times New Roman" w:hAnsi="Times New Roman" w:cs="Times New Roman"/>
+          <w:rFonts w:ascii="Times New Roman" w:hAnsi="Times New Roman"/>
+          <w:b w:val="0"/>
+          <w:i w:val="0"/>
+          <w:sz w:val="28"/>
+        </w:rPr>
+        <w:t>Обращение к несуществующему идентификатору через GET, PUT или DELETE стабильно возвращает 404 Not Found. Удаление книги через DELETE /books/{id} завершилось возвратом статуса 204 No Content, а повторный GET для удалённой записи подтвердил возврат 404. Все эндпоинты работают согласно заявленной спецификации, HTTP-методы используются семантически верно.</w:t>
+      </w:r>
+    </w:p>
+    <w:p>
+      <w:pPr>
+        <w:spacing w:before="40" w:after="120"/>
+        <w:ind w:firstLine="0"/>
+        <w:jc w:val="center"/>
+      </w:pPr>
+      <w:r>
+        <w:rPr>
+          <w:rFonts w:ascii="Times New Roman" w:hAnsi="Times New Roman" w:cs="Times New Roman"/>
+          <w:rFonts w:ascii="Times New Roman" w:hAnsi="Times New Roman"/>
+          <w:b w:val="0"/>
+          <w:i/>
+          <w:sz w:val="24"/>
+        </w:rPr>
+        <w:t>Рис. 10. Проверка 404 при обращении к несуществующим ресурсам</w:t>
       </w:r>
     </w:p>
     <w:p>
@@ -4068,7 +7341,7 @@
           <w:i w:val="0"/>
           <w:sz w:val="28"/>
         </w:rPr>
-        <w:t>7. Тестирование через Swagger UI</w:t>
+        <w:t>Вывод</w:t>
       </w:r>
     </w:p>
     <w:p>
@@ -4085,14 +7358,14 @@
           <w:i w:val="0"/>
           <w:sz w:val="28"/>
         </w:rPr>
-        <w:t>Для тестирования API используется встроенная документация Swagger UI (доступна по адресу http://localhost:8000/docs). Порядок тестирования:</w:t>
+        <w:t>В ходе выполнения лабораторной работы была успешно спроектирована и реализована серверная часть веб-приложения в виде REST API на фреймворке FastAPI для предметной области «Книжный магазин». Реализован полный набор CRUD-операций для трёх сущностей (Book, Category, Order) с поддержкой query-параметров для многокритериальной фильтрации (по жанру, названию, ценовому диапазону) и Path Parameters для адресации ресурсов.</w:t>
       </w:r>
     </w:p>
     <w:p>
       <w:pPr>
-        <w:spacing w:line="360" w:lineRule="auto"/>
-        <w:ind w:firstLine="0" w:left="709"/>
-        <w:jc w:val="left"/>
+        <w:spacing w:before="0" w:after="0" w:line="360" w:lineRule="auto"/>
+        <w:ind w:firstLine="709"/>
+        <w:jc w:val="both"/>
       </w:pPr>
       <w:r>
         <w:rPr>
@@ -4102,14 +7375,14 @@
           <w:i w:val="0"/>
           <w:sz w:val="28"/>
         </w:rPr>
-        <w:t>— Запуск сервера командой python main.py;</w:t>
+        <w:t>Применение библиотеки Pydantic v2 обеспечило строгую типизацию и автоматическую валидацию входных данных, включая проверку диапазонов (цена, год, количество). Реализована нетривиальная бизнес-логика: при создании заказа проверяется наличие товара на складе и автоматически уменьшается остаток stock_count, при отмене заказа остаток восстанавливается. Автоматическая генерация OpenAPI-документации (Swagger UI) позволила оперативно тестировать эндпоинты и верифицировать структуру запросов и ответов без сторонних инструментов.</w:t>
       </w:r>
     </w:p>
     <w:p>
       <w:pPr>
-        <w:spacing w:line="360" w:lineRule="auto"/>
-        <w:ind w:firstLine="0" w:left="709"/>
-        <w:jc w:val="left"/>
+        <w:spacing w:before="0" w:after="0" w:line="360" w:lineRule="auto"/>
+        <w:ind w:firstLine="709"/>
+        <w:jc w:val="both"/>
       </w:pPr>
       <w:r>
         <w:rPr>
@@ -4119,160 +7392,7 @@
           <w:i w:val="0"/>
           <w:sz w:val="28"/>
         </w:rPr>
-        <w:t>— Открытие браузера и переход по адресу http://localhost:8000/docs;</w:t>
-      </w:r>
-    </w:p>
-    <w:p>
-      <w:pPr>
-        <w:spacing w:line="360" w:lineRule="auto"/>
-        <w:ind w:firstLine="0" w:left="709"/>
-        <w:jc w:val="left"/>
-      </w:pPr>
-      <w:r>
-        <w:rPr>
-          <w:rFonts w:ascii="Times New Roman" w:hAnsi="Times New Roman" w:cs="Times New Roman"/>
-          <w:rFonts w:ascii="Times New Roman" w:hAnsi="Times New Roman"/>
-          <w:b w:val="0"/>
-          <w:i w:val="0"/>
-          <w:sz w:val="28"/>
-        </w:rPr>
-        <w:t>— POST /books/ — создание тестовой книги (заполнение JSON-тела запроса);</w:t>
-      </w:r>
-    </w:p>
-    <w:p>
-      <w:pPr>
-        <w:spacing w:line="360" w:lineRule="auto"/>
-        <w:ind w:firstLine="0" w:left="709"/>
-        <w:jc w:val="left"/>
-      </w:pPr>
-      <w:r>
-        <w:rPr>
-          <w:rFonts w:ascii="Times New Roman" w:hAnsi="Times New Roman" w:cs="Times New Roman"/>
-          <w:rFonts w:ascii="Times New Roman" w:hAnsi="Times New Roman"/>
-          <w:b w:val="0"/>
-          <w:i w:val="0"/>
-          <w:sz w:val="28"/>
-        </w:rPr>
-        <w:t>— GET /books/ — проверка, что книга появилась в списке;</w:t>
-      </w:r>
-    </w:p>
-    <w:p>
-      <w:pPr>
-        <w:spacing w:line="360" w:lineRule="auto"/>
-        <w:ind w:firstLine="0" w:left="709"/>
-        <w:jc w:val="left"/>
-      </w:pPr>
-      <w:r>
-        <w:rPr>
-          <w:rFonts w:ascii="Times New Roman" w:hAnsi="Times New Roman" w:cs="Times New Roman"/>
-          <w:rFonts w:ascii="Times New Roman" w:hAnsi="Times New Roman"/>
-          <w:b w:val="0"/>
-          <w:i w:val="0"/>
-          <w:sz w:val="28"/>
-        </w:rPr>
-        <w:t>— GET /books/?genre=Роман — проверка фильтрации по жанру;</w:t>
-      </w:r>
-    </w:p>
-    <w:p>
-      <w:pPr>
-        <w:spacing w:line="360" w:lineRule="auto"/>
-        <w:ind w:firstLine="0" w:left="709"/>
-        <w:jc w:val="left"/>
-      </w:pPr>
-      <w:r>
-        <w:rPr>
-          <w:rFonts w:ascii="Times New Roman" w:hAnsi="Times New Roman" w:cs="Times New Roman"/>
-          <w:rFonts w:ascii="Times New Roman" w:hAnsi="Times New Roman"/>
-          <w:b w:val="0"/>
-          <w:i w:val="0"/>
-          <w:sz w:val="28"/>
-        </w:rPr>
-        <w:t>— PUT /books/{id} — обновление цены книги;</w:t>
-      </w:r>
-    </w:p>
-    <w:p>
-      <w:pPr>
-        <w:spacing w:line="360" w:lineRule="auto"/>
-        <w:ind w:firstLine="0" w:left="709"/>
-        <w:jc w:val="left"/>
-      </w:pPr>
-      <w:r>
-        <w:rPr>
-          <w:rFonts w:ascii="Times New Roman" w:hAnsi="Times New Roman" w:cs="Times New Roman"/>
-          <w:rFonts w:ascii="Times New Roman" w:hAnsi="Times New Roman"/>
-          <w:b w:val="0"/>
-          <w:i w:val="0"/>
-          <w:sz w:val="28"/>
-        </w:rPr>
-        <w:t>— POST /orders/ — создание заказа (проверка уменьшения stock_count);</w:t>
-      </w:r>
-    </w:p>
-    <w:p>
-      <w:pPr>
-        <w:spacing w:line="360" w:lineRule="auto"/>
-        <w:ind w:firstLine="0" w:left="709"/>
-        <w:jc w:val="left"/>
-      </w:pPr>
-      <w:r>
-        <w:rPr>
-          <w:rFonts w:ascii="Times New Roman" w:hAnsi="Times New Roman" w:cs="Times New Roman"/>
-          <w:rFonts w:ascii="Times New Roman" w:hAnsi="Times New Roman"/>
-          <w:b w:val="0"/>
-          <w:i w:val="0"/>
-          <w:sz w:val="28"/>
-        </w:rPr>
-        <w:t>— DELETE /books/{id} — удаление книги (проверка 404 при повторном запросе).</w:t>
-      </w:r>
-    </w:p>
-    <w:p>
-      <w:pPr>
-        <w:spacing w:before="160" w:after="80" w:line="360" w:lineRule="auto"/>
-        <w:ind w:firstLine="0"/>
-        <w:jc w:val="left"/>
-      </w:pPr>
-      <w:r>
-        <w:rPr>
-          <w:rFonts w:ascii="Times New Roman" w:hAnsi="Times New Roman" w:cs="Times New Roman"/>
-          <w:rFonts w:ascii="Times New Roman" w:hAnsi="Times New Roman"/>
-          <w:b/>
-          <w:i w:val="0"/>
-          <w:sz w:val="28"/>
-        </w:rPr>
-        <w:t>8. Вывод</w:t>
-      </w:r>
-    </w:p>
-    <w:p>
-      <w:pPr>
-        <w:spacing w:before="0" w:after="0" w:line="360" w:lineRule="auto"/>
-        <w:ind w:firstLine="709"/>
-        <w:jc w:val="both"/>
-      </w:pPr>
-      <w:r>
-        <w:rPr>
-          <w:rFonts w:ascii="Times New Roman" w:hAnsi="Times New Roman" w:cs="Times New Roman"/>
-          <w:rFonts w:ascii="Times New Roman" w:hAnsi="Times New Roman"/>
-          <w:b w:val="0"/>
-          <w:i w:val="0"/>
-          <w:sz w:val="28"/>
-        </w:rPr>
-        <w:t>В ходе выполнения лабораторной работы был разработан полноценный RESTful API для книжного магазина с использованием FastAPI. Реализован полный набор CRUD-операций для трёх сущностей (Book, Category, Order), поддержка query-параметров для фильтрации и поиска, валидация входных данных через Pydantic-модели.</w:t>
-      </w:r>
-    </w:p>
-    <w:p>
-      <w:pPr>
-        <w:spacing w:before="0" w:after="0" w:line="360" w:lineRule="auto"/>
-        <w:ind w:firstLine="709"/>
-        <w:jc w:val="both"/>
-      </w:pPr>
-      <w:r>
-        <w:rPr>
-          <w:rFonts w:ascii="Times New Roman" w:hAnsi="Times New Roman" w:cs="Times New Roman"/>
-          <w:rFonts w:ascii="Times New Roman" w:hAnsi="Times New Roman"/>
-          <w:b w:val="0"/>
-          <w:i w:val="0"/>
-          <w:sz w:val="28"/>
-        </w:rPr>
-        <w:t>В процессе работы изучены: протокол HTTP и статус-коды ответов, архитектурный стиль REST и его ограничения, фреймворк FastAPI (APIRouter, Pydantic, Depends), автоматическая документация Swagger UI. Полученные навыки являются основой для разработки серверной части любых веб-приложений и микросервисов.</w:t>
+        <w:t>В процессе работы изучены: протокол HTTP (методы, коды статуса, структура запроса и ответа), архитектурный стиль REST и его ограничения, фреймворк FastAPI (APIRouter, Pydantic, аннотации типов), принципы проектирования REST API с разграничением ресурсов. Полученные навыки являются основой для разработки серверной части любых веб-приложений и микросервисов, а также для освоения тем безопасности API (JWT-аутентификация, OAuth2) в последующих лабораторных работах.</w:t>
       </w:r>
     </w:p>
     <w:sectPr>
